--- a/LEARNING/SQL/SQL Login Access.docx
+++ b/LEARNING/SQL/SQL Login Access.docx
@@ -3574,6 +3574,4915 @@
           <w14:ligatures w14:val="none"/>
         </w:rPr>
         <w:t xml:space="preserve"> setup.</w:t>
+      </w:r>
+    </w:p>
+    <w:p>
+      <w:pPr>
+        <w:pBdr>
+          <w:bottom w:val="single" w:sz="6" w:space="1" w:color="auto"/>
+        </w:pBdr>
+      </w:pPr>
+    </w:p>
+    <w:p/>
+    <w:p>
+      <w:pPr>
+        <w:spacing w:after="0" w:line="240" w:lineRule="auto"/>
+        <w:rPr>
+          <w:rFonts w:ascii="Times New Roman" w:eastAsia="Times New Roman" w:hAnsi="Times New Roman" w:cs="Times New Roman"/>
+          <w:kern w:val="0"/>
+          <w:lang w:eastAsia="en-IN"/>
+          <w14:ligatures w14:val="none"/>
+        </w:rPr>
+      </w:pPr>
+      <w:r>
+        <w:rPr>
+          <w:rFonts w:ascii="Times New Roman" w:eastAsia="Times New Roman" w:hAnsi="Times New Roman" w:cs="Times New Roman"/>
+          <w:kern w:val="0"/>
+          <w:highlight w:val="yellow"/>
+          <w:lang w:eastAsia="en-IN"/>
+          <w14:ligatures w14:val="none"/>
+        </w:rPr>
+        <w:t xml:space="preserve">provide access to selected table in a database for Windows authentication in MS </w:t>
+      </w:r>
+      <w:proofErr w:type="spellStart"/>
+      <w:r>
+        <w:rPr>
+          <w:rFonts w:ascii="Times New Roman" w:eastAsia="Times New Roman" w:hAnsi="Times New Roman" w:cs="Times New Roman"/>
+          <w:kern w:val="0"/>
+          <w:highlight w:val="yellow"/>
+          <w:lang w:eastAsia="en-IN"/>
+          <w14:ligatures w14:val="none"/>
+        </w:rPr>
+        <w:t>Sql</w:t>
+      </w:r>
+      <w:proofErr w:type="spellEnd"/>
+      <w:r>
+        <w:rPr>
+          <w:rFonts w:ascii="Times New Roman" w:eastAsia="Times New Roman" w:hAnsi="Times New Roman" w:cs="Times New Roman"/>
+          <w:kern w:val="0"/>
+          <w:highlight w:val="yellow"/>
+          <w:lang w:eastAsia="en-IN"/>
+          <w14:ligatures w14:val="none"/>
+        </w:rPr>
+        <w:t xml:space="preserve"> Server</w:t>
+      </w:r>
+    </w:p>
+    <w:p>
+      <w:pPr>
+        <w:spacing w:before="100" w:beforeAutospacing="1" w:after="100" w:afterAutospacing="1" w:line="240" w:lineRule="auto"/>
+        <w:rPr>
+          <w:rFonts w:ascii="Times New Roman" w:eastAsia="Times New Roman" w:hAnsi="Times New Roman" w:cs="Times New Roman"/>
+          <w:kern w:val="0"/>
+          <w:lang w:eastAsia="en-IN"/>
+          <w14:ligatures w14:val="none"/>
+        </w:rPr>
+      </w:pPr>
+      <w:r>
+        <w:rPr>
+          <w:rFonts w:ascii="Times New Roman" w:eastAsia="Times New Roman" w:hAnsi="Times New Roman" w:cs="Times New Roman"/>
+          <w:kern w:val="0"/>
+          <w:lang w:eastAsia="en-IN"/>
+          <w14:ligatures w14:val="none"/>
+        </w:rPr>
+        <w:t xml:space="preserve">Yes. In SQL Server, you can give a </w:t>
+      </w:r>
+      <w:r>
+        <w:rPr>
+          <w:rFonts w:ascii="Times New Roman" w:eastAsia="Times New Roman" w:hAnsi="Times New Roman" w:cs="Times New Roman"/>
+          <w:b/>
+          <w:bCs/>
+          <w:kern w:val="0"/>
+          <w:lang w:eastAsia="en-IN"/>
+          <w14:ligatures w14:val="none"/>
+        </w:rPr>
+        <w:t>Windows user or AD group access to only selected tables</w:t>
+      </w:r>
+      <w:r>
+        <w:rPr>
+          <w:rFonts w:ascii="Times New Roman" w:eastAsia="Times New Roman" w:hAnsi="Times New Roman" w:cs="Times New Roman"/>
+          <w:kern w:val="0"/>
+          <w:lang w:eastAsia="en-IN"/>
+          <w14:ligatures w14:val="none"/>
+        </w:rPr>
+        <w:t xml:space="preserve"> in a database.</w:t>
+      </w:r>
+    </w:p>
+    <w:p>
+      <w:pPr>
+        <w:spacing w:before="100" w:beforeAutospacing="1" w:after="100" w:afterAutospacing="1" w:line="240" w:lineRule="auto"/>
+        <w:rPr>
+          <w:rFonts w:ascii="Times New Roman" w:eastAsia="Times New Roman" w:hAnsi="Times New Roman" w:cs="Times New Roman"/>
+          <w:kern w:val="0"/>
+          <w:lang w:eastAsia="en-IN"/>
+          <w14:ligatures w14:val="none"/>
+        </w:rPr>
+      </w:pPr>
+      <w:r>
+        <w:rPr>
+          <w:rFonts w:ascii="Times New Roman" w:eastAsia="Times New Roman" w:hAnsi="Times New Roman" w:cs="Times New Roman"/>
+          <w:kern w:val="0"/>
+          <w:lang w:eastAsia="en-IN"/>
+          <w14:ligatures w14:val="none"/>
+        </w:rPr>
+        <w:t>For example, suppose:</w:t>
+      </w:r>
+    </w:p>
+    <w:p>
+      <w:pPr>
+        <w:numPr>
+          <w:ilvl w:val="0"/>
+          <w:numId w:val="2"/>
+        </w:numPr>
+        <w:spacing w:before="100" w:beforeAutospacing="1" w:after="100" w:afterAutospacing="1" w:line="240" w:lineRule="auto"/>
+        <w:rPr>
+          <w:rFonts w:ascii="Times New Roman" w:eastAsia="Times New Roman" w:hAnsi="Times New Roman" w:cs="Times New Roman"/>
+          <w:kern w:val="0"/>
+          <w:lang w:eastAsia="en-IN"/>
+          <w14:ligatures w14:val="none"/>
+        </w:rPr>
+      </w:pPr>
+      <w:r>
+        <w:rPr>
+          <w:rFonts w:ascii="Times New Roman" w:eastAsia="Times New Roman" w:hAnsi="Times New Roman" w:cs="Times New Roman"/>
+          <w:kern w:val="0"/>
+          <w:lang w:eastAsia="en-IN"/>
+          <w14:ligatures w14:val="none"/>
+        </w:rPr>
+        <w:t xml:space="preserve">Database: </w:t>
+      </w:r>
+      <w:proofErr w:type="spellStart"/>
+      <w:r>
+        <w:rPr>
+          <w:rFonts w:ascii="Courier New" w:eastAsia="Times New Roman" w:hAnsi="Courier New" w:cs="Courier New"/>
+          <w:kern w:val="0"/>
+          <w:sz w:val="20"/>
+          <w:szCs w:val="20"/>
+          <w:lang w:eastAsia="en-IN"/>
+          <w14:ligatures w14:val="none"/>
+        </w:rPr>
+        <w:t>SalesDB</w:t>
+      </w:r>
+      <w:proofErr w:type="spellEnd"/>
+      <w:r>
+        <w:rPr>
+          <w:rFonts w:ascii="Times New Roman" w:eastAsia="Times New Roman" w:hAnsi="Times New Roman" w:cs="Times New Roman"/>
+          <w:kern w:val="0"/>
+          <w:lang w:eastAsia="en-IN"/>
+          <w14:ligatures w14:val="none"/>
+        </w:rPr>
+        <w:t xml:space="preserve"> </w:t>
+      </w:r>
+    </w:p>
+    <w:p>
+      <w:pPr>
+        <w:numPr>
+          <w:ilvl w:val="0"/>
+          <w:numId w:val="2"/>
+        </w:numPr>
+        <w:spacing w:before="100" w:beforeAutospacing="1" w:after="100" w:afterAutospacing="1" w:line="240" w:lineRule="auto"/>
+        <w:rPr>
+          <w:rFonts w:ascii="Times New Roman" w:eastAsia="Times New Roman" w:hAnsi="Times New Roman" w:cs="Times New Roman"/>
+          <w:kern w:val="0"/>
+          <w:lang w:eastAsia="en-IN"/>
+          <w14:ligatures w14:val="none"/>
+        </w:rPr>
+      </w:pPr>
+      <w:r>
+        <w:rPr>
+          <w:rFonts w:ascii="Times New Roman" w:eastAsia="Times New Roman" w:hAnsi="Times New Roman" w:cs="Times New Roman"/>
+          <w:kern w:val="0"/>
+          <w:lang w:eastAsia="en-IN"/>
+          <w14:ligatures w14:val="none"/>
+        </w:rPr>
+        <w:t xml:space="preserve">Windows user/group: </w:t>
+      </w:r>
+      <w:r>
+        <w:rPr>
+          <w:rFonts w:ascii="Courier New" w:eastAsia="Times New Roman" w:hAnsi="Courier New" w:cs="Courier New"/>
+          <w:kern w:val="0"/>
+          <w:sz w:val="20"/>
+          <w:szCs w:val="20"/>
+          <w:lang w:eastAsia="en-IN"/>
+          <w14:ligatures w14:val="none"/>
+        </w:rPr>
+        <w:t>DOMAIN\</w:t>
+      </w:r>
+      <w:proofErr w:type="spellStart"/>
+      <w:r>
+        <w:rPr>
+          <w:rFonts w:ascii="Courier New" w:eastAsia="Times New Roman" w:hAnsi="Courier New" w:cs="Courier New"/>
+          <w:kern w:val="0"/>
+          <w:sz w:val="20"/>
+          <w:szCs w:val="20"/>
+          <w:lang w:eastAsia="en-IN"/>
+          <w14:ligatures w14:val="none"/>
+        </w:rPr>
+        <w:t>John.Smith</w:t>
+      </w:r>
+      <w:proofErr w:type="spellEnd"/>
+      <w:r>
+        <w:rPr>
+          <w:rFonts w:ascii="Times New Roman" w:eastAsia="Times New Roman" w:hAnsi="Times New Roman" w:cs="Times New Roman"/>
+          <w:kern w:val="0"/>
+          <w:lang w:eastAsia="en-IN"/>
+          <w14:ligatures w14:val="none"/>
+        </w:rPr>
+        <w:t xml:space="preserve"> </w:t>
+      </w:r>
+    </w:p>
+    <w:p>
+      <w:pPr>
+        <w:numPr>
+          <w:ilvl w:val="0"/>
+          <w:numId w:val="2"/>
+        </w:numPr>
+        <w:spacing w:before="100" w:beforeAutospacing="1" w:after="100" w:afterAutospacing="1" w:line="240" w:lineRule="auto"/>
+        <w:rPr>
+          <w:rFonts w:ascii="Times New Roman" w:eastAsia="Times New Roman" w:hAnsi="Times New Roman" w:cs="Times New Roman"/>
+          <w:kern w:val="0"/>
+          <w:lang w:eastAsia="en-IN"/>
+          <w14:ligatures w14:val="none"/>
+        </w:rPr>
+      </w:pPr>
+      <w:r>
+        <w:rPr>
+          <w:rFonts w:ascii="Times New Roman" w:eastAsia="Times New Roman" w:hAnsi="Times New Roman" w:cs="Times New Roman"/>
+          <w:kern w:val="0"/>
+          <w:lang w:eastAsia="en-IN"/>
+          <w14:ligatures w14:val="none"/>
+        </w:rPr>
+        <w:t xml:space="preserve">Tables to allow: </w:t>
+      </w:r>
+      <w:proofErr w:type="spellStart"/>
+      <w:r>
+        <w:rPr>
+          <w:rFonts w:ascii="Courier New" w:eastAsia="Times New Roman" w:hAnsi="Courier New" w:cs="Courier New"/>
+          <w:kern w:val="0"/>
+          <w:sz w:val="20"/>
+          <w:szCs w:val="20"/>
+          <w:lang w:eastAsia="en-IN"/>
+          <w14:ligatures w14:val="none"/>
+        </w:rPr>
+        <w:t>dbo.Customer</w:t>
+      </w:r>
+      <w:proofErr w:type="spellEnd"/>
+      <w:r>
+        <w:rPr>
+          <w:rFonts w:ascii="Times New Roman" w:eastAsia="Times New Roman" w:hAnsi="Times New Roman" w:cs="Times New Roman"/>
+          <w:kern w:val="0"/>
+          <w:lang w:eastAsia="en-IN"/>
+          <w14:ligatures w14:val="none"/>
+        </w:rPr>
+        <w:t xml:space="preserve"> and </w:t>
+      </w:r>
+      <w:proofErr w:type="spellStart"/>
+      <w:r>
+        <w:rPr>
+          <w:rFonts w:ascii="Courier New" w:eastAsia="Times New Roman" w:hAnsi="Courier New" w:cs="Courier New"/>
+          <w:kern w:val="0"/>
+          <w:sz w:val="20"/>
+          <w:szCs w:val="20"/>
+          <w:lang w:eastAsia="en-IN"/>
+          <w14:ligatures w14:val="none"/>
+        </w:rPr>
+        <w:t>dbo.SalesOrder</w:t>
+      </w:r>
+      <w:proofErr w:type="spellEnd"/>
+      <w:r>
+        <w:rPr>
+          <w:rFonts w:ascii="Times New Roman" w:eastAsia="Times New Roman" w:hAnsi="Times New Roman" w:cs="Times New Roman"/>
+          <w:kern w:val="0"/>
+          <w:lang w:eastAsia="en-IN"/>
+          <w14:ligatures w14:val="none"/>
+        </w:rPr>
+        <w:t xml:space="preserve"> </w:t>
+      </w:r>
+    </w:p>
+    <w:p>
+      <w:pPr>
+        <w:numPr>
+          <w:ilvl w:val="0"/>
+          <w:numId w:val="2"/>
+        </w:numPr>
+        <w:spacing w:before="100" w:beforeAutospacing="1" w:after="100" w:afterAutospacing="1" w:line="240" w:lineRule="auto"/>
+        <w:rPr>
+          <w:rFonts w:ascii="Times New Roman" w:eastAsia="Times New Roman" w:hAnsi="Times New Roman" w:cs="Times New Roman"/>
+          <w:kern w:val="0"/>
+          <w:lang w:eastAsia="en-IN"/>
+          <w14:ligatures w14:val="none"/>
+        </w:rPr>
+      </w:pPr>
+      <w:r>
+        <w:rPr>
+          <w:rFonts w:ascii="Times New Roman" w:eastAsia="Times New Roman" w:hAnsi="Times New Roman" w:cs="Times New Roman"/>
+          <w:kern w:val="0"/>
+          <w:lang w:eastAsia="en-IN"/>
+          <w14:ligatures w14:val="none"/>
+        </w:rPr>
+        <w:t xml:space="preserve">Access required: </w:t>
+      </w:r>
+      <w:r>
+        <w:rPr>
+          <w:rFonts w:ascii="Courier New" w:eastAsia="Times New Roman" w:hAnsi="Courier New" w:cs="Courier New"/>
+          <w:kern w:val="0"/>
+          <w:sz w:val="20"/>
+          <w:szCs w:val="20"/>
+          <w:lang w:eastAsia="en-IN"/>
+          <w14:ligatures w14:val="none"/>
+        </w:rPr>
+        <w:t>SELECT</w:t>
+      </w:r>
+      <w:r>
+        <w:rPr>
+          <w:rFonts w:ascii="Times New Roman" w:eastAsia="Times New Roman" w:hAnsi="Times New Roman" w:cs="Times New Roman"/>
+          <w:kern w:val="0"/>
+          <w:lang w:eastAsia="en-IN"/>
+          <w14:ligatures w14:val="none"/>
+        </w:rPr>
+        <w:t xml:space="preserve"> only </w:t>
+      </w:r>
+    </w:p>
+    <w:p>
+      <w:pPr>
+        <w:spacing w:before="100" w:beforeAutospacing="1" w:after="100" w:afterAutospacing="1" w:line="240" w:lineRule="auto"/>
+        <w:outlineLvl w:val="2"/>
+        <w:rPr>
+          <w:rFonts w:ascii="Times New Roman" w:eastAsia="Times New Roman" w:hAnsi="Times New Roman" w:cs="Times New Roman"/>
+          <w:b/>
+          <w:bCs/>
+          <w:kern w:val="0"/>
+          <w:sz w:val="27"/>
+          <w:szCs w:val="27"/>
+          <w:lang w:eastAsia="en-IN"/>
+          <w14:ligatures w14:val="none"/>
+        </w:rPr>
+      </w:pPr>
+      <w:r>
+        <w:rPr>
+          <w:rFonts w:ascii="Times New Roman" w:eastAsia="Times New Roman" w:hAnsi="Times New Roman" w:cs="Times New Roman"/>
+          <w:b/>
+          <w:bCs/>
+          <w:kern w:val="0"/>
+          <w:sz w:val="27"/>
+          <w:szCs w:val="27"/>
+          <w:lang w:eastAsia="en-IN"/>
+          <w14:ligatures w14:val="none"/>
+        </w:rPr>
+        <w:t>1. Create a Windows login at the SQL Server level</w:t>
+      </w:r>
+    </w:p>
+    <w:p>
+      <w:pPr>
+        <w:spacing w:before="100" w:beforeAutospacing="1" w:after="100" w:afterAutospacing="1" w:line="240" w:lineRule="auto"/>
+        <w:rPr>
+          <w:rFonts w:ascii="Times New Roman" w:eastAsia="Times New Roman" w:hAnsi="Times New Roman" w:cs="Times New Roman"/>
+          <w:kern w:val="0"/>
+          <w:lang w:eastAsia="en-IN"/>
+          <w14:ligatures w14:val="none"/>
+        </w:rPr>
+      </w:pPr>
+      <w:r>
+        <w:rPr>
+          <w:rFonts w:ascii="Times New Roman" w:eastAsia="Times New Roman" w:hAnsi="Times New Roman" w:cs="Times New Roman"/>
+          <w:kern w:val="0"/>
+          <w:lang w:eastAsia="en-IN"/>
+          <w14:ligatures w14:val="none"/>
+        </w:rPr>
+        <w:t xml:space="preserve">Run this in the </w:t>
+      </w:r>
+      <w:r>
+        <w:rPr>
+          <w:rFonts w:ascii="Times New Roman" w:eastAsia="Times New Roman" w:hAnsi="Times New Roman" w:cs="Times New Roman"/>
+          <w:b/>
+          <w:bCs/>
+          <w:kern w:val="0"/>
+          <w:lang w:eastAsia="en-IN"/>
+          <w14:ligatures w14:val="none"/>
+        </w:rPr>
+        <w:t>master</w:t>
+      </w:r>
+      <w:r>
+        <w:rPr>
+          <w:rFonts w:ascii="Times New Roman" w:eastAsia="Times New Roman" w:hAnsi="Times New Roman" w:cs="Times New Roman"/>
+          <w:kern w:val="0"/>
+          <w:lang w:eastAsia="en-IN"/>
+          <w14:ligatures w14:val="none"/>
+        </w:rPr>
+        <w:t xml:space="preserve"> database:</w:t>
+      </w:r>
+    </w:p>
+    <w:p>
+      <w:pPr>
+        <w:tabs>
+          <w:tab w:val="left" w:pos="916"/>
+          <w:tab w:val="left" w:pos="1832"/>
+          <w:tab w:val="left" w:pos="2748"/>
+          <w:tab w:val="left" w:pos="3664"/>
+          <w:tab w:val="left" w:pos="4580"/>
+          <w:tab w:val="left" w:pos="5496"/>
+          <w:tab w:val="left" w:pos="6412"/>
+          <w:tab w:val="left" w:pos="7328"/>
+          <w:tab w:val="left" w:pos="8244"/>
+          <w:tab w:val="left" w:pos="9160"/>
+          <w:tab w:val="left" w:pos="10076"/>
+          <w:tab w:val="left" w:pos="10992"/>
+          <w:tab w:val="left" w:pos="11908"/>
+          <w:tab w:val="left" w:pos="12824"/>
+          <w:tab w:val="left" w:pos="13740"/>
+          <w:tab w:val="left" w:pos="14656"/>
+        </w:tabs>
+        <w:spacing w:after="0" w:line="240" w:lineRule="auto"/>
+        <w:rPr>
+          <w:rFonts w:ascii="Courier New" w:eastAsia="Times New Roman" w:hAnsi="Courier New" w:cs="Courier New"/>
+          <w:kern w:val="0"/>
+          <w:sz w:val="20"/>
+          <w:szCs w:val="20"/>
+          <w:lang w:eastAsia="en-IN"/>
+          <w14:ligatures w14:val="none"/>
+        </w:rPr>
+      </w:pPr>
+      <w:r>
+        <w:rPr>
+          <w:rFonts w:ascii="Courier New" w:eastAsia="Times New Roman" w:hAnsi="Courier New" w:cs="Courier New"/>
+          <w:kern w:val="0"/>
+          <w:sz w:val="20"/>
+          <w:szCs w:val="20"/>
+          <w:lang w:eastAsia="en-IN"/>
+          <w14:ligatures w14:val="none"/>
+        </w:rPr>
+        <w:t>USE [master</w:t>
+      </w:r>
+      <w:proofErr w:type="gramStart"/>
+      <w:r>
+        <w:rPr>
+          <w:rFonts w:ascii="Courier New" w:eastAsia="Times New Roman" w:hAnsi="Courier New" w:cs="Courier New"/>
+          <w:kern w:val="0"/>
+          <w:sz w:val="20"/>
+          <w:szCs w:val="20"/>
+          <w:lang w:eastAsia="en-IN"/>
+          <w14:ligatures w14:val="none"/>
+        </w:rPr>
+        <w:t>];</w:t>
+      </w:r>
+      <w:proofErr w:type="gramEnd"/>
+    </w:p>
+    <w:p>
+      <w:pPr>
+        <w:tabs>
+          <w:tab w:val="left" w:pos="916"/>
+          <w:tab w:val="left" w:pos="1832"/>
+          <w:tab w:val="left" w:pos="2748"/>
+          <w:tab w:val="left" w:pos="3664"/>
+          <w:tab w:val="left" w:pos="4580"/>
+          <w:tab w:val="left" w:pos="5496"/>
+          <w:tab w:val="left" w:pos="6412"/>
+          <w:tab w:val="left" w:pos="7328"/>
+          <w:tab w:val="left" w:pos="8244"/>
+          <w:tab w:val="left" w:pos="9160"/>
+          <w:tab w:val="left" w:pos="10076"/>
+          <w:tab w:val="left" w:pos="10992"/>
+          <w:tab w:val="left" w:pos="11908"/>
+          <w:tab w:val="left" w:pos="12824"/>
+          <w:tab w:val="left" w:pos="13740"/>
+          <w:tab w:val="left" w:pos="14656"/>
+        </w:tabs>
+        <w:spacing w:after="0" w:line="240" w:lineRule="auto"/>
+        <w:rPr>
+          <w:rFonts w:ascii="Courier New" w:eastAsia="Times New Roman" w:hAnsi="Courier New" w:cs="Courier New"/>
+          <w:kern w:val="0"/>
+          <w:sz w:val="20"/>
+          <w:szCs w:val="20"/>
+          <w:lang w:eastAsia="en-IN"/>
+          <w14:ligatures w14:val="none"/>
+        </w:rPr>
+      </w:pPr>
+      <w:r>
+        <w:rPr>
+          <w:rFonts w:ascii="Courier New" w:eastAsia="Times New Roman" w:hAnsi="Courier New" w:cs="Courier New"/>
+          <w:kern w:val="0"/>
+          <w:sz w:val="20"/>
+          <w:szCs w:val="20"/>
+          <w:lang w:eastAsia="en-IN"/>
+          <w14:ligatures w14:val="none"/>
+        </w:rPr>
+        <w:t>GO</w:t>
+      </w:r>
+    </w:p>
+    <w:p>
+      <w:pPr>
+        <w:tabs>
+          <w:tab w:val="left" w:pos="916"/>
+          <w:tab w:val="left" w:pos="1832"/>
+          <w:tab w:val="left" w:pos="2748"/>
+          <w:tab w:val="left" w:pos="3664"/>
+          <w:tab w:val="left" w:pos="4580"/>
+          <w:tab w:val="left" w:pos="5496"/>
+          <w:tab w:val="left" w:pos="6412"/>
+          <w:tab w:val="left" w:pos="7328"/>
+          <w:tab w:val="left" w:pos="8244"/>
+          <w:tab w:val="left" w:pos="9160"/>
+          <w:tab w:val="left" w:pos="10076"/>
+          <w:tab w:val="left" w:pos="10992"/>
+          <w:tab w:val="left" w:pos="11908"/>
+          <w:tab w:val="left" w:pos="12824"/>
+          <w:tab w:val="left" w:pos="13740"/>
+          <w:tab w:val="left" w:pos="14656"/>
+        </w:tabs>
+        <w:spacing w:after="0" w:line="240" w:lineRule="auto"/>
+        <w:rPr>
+          <w:rFonts w:ascii="Courier New" w:eastAsia="Times New Roman" w:hAnsi="Courier New" w:cs="Courier New"/>
+          <w:kern w:val="0"/>
+          <w:sz w:val="20"/>
+          <w:szCs w:val="20"/>
+          <w:lang w:eastAsia="en-IN"/>
+          <w14:ligatures w14:val="none"/>
+        </w:rPr>
+      </w:pPr>
+    </w:p>
+    <w:p>
+      <w:pPr>
+        <w:tabs>
+          <w:tab w:val="left" w:pos="916"/>
+          <w:tab w:val="left" w:pos="1832"/>
+          <w:tab w:val="left" w:pos="2748"/>
+          <w:tab w:val="left" w:pos="3664"/>
+          <w:tab w:val="left" w:pos="4580"/>
+          <w:tab w:val="left" w:pos="5496"/>
+          <w:tab w:val="left" w:pos="6412"/>
+          <w:tab w:val="left" w:pos="7328"/>
+          <w:tab w:val="left" w:pos="8244"/>
+          <w:tab w:val="left" w:pos="9160"/>
+          <w:tab w:val="left" w:pos="10076"/>
+          <w:tab w:val="left" w:pos="10992"/>
+          <w:tab w:val="left" w:pos="11908"/>
+          <w:tab w:val="left" w:pos="12824"/>
+          <w:tab w:val="left" w:pos="13740"/>
+          <w:tab w:val="left" w:pos="14656"/>
+        </w:tabs>
+        <w:spacing w:after="0" w:line="240" w:lineRule="auto"/>
+        <w:rPr>
+          <w:rFonts w:ascii="Courier New" w:eastAsia="Times New Roman" w:hAnsi="Courier New" w:cs="Courier New"/>
+          <w:kern w:val="0"/>
+          <w:sz w:val="20"/>
+          <w:szCs w:val="20"/>
+          <w:lang w:eastAsia="en-IN"/>
+          <w14:ligatures w14:val="none"/>
+        </w:rPr>
+      </w:pPr>
+      <w:r>
+        <w:rPr>
+          <w:rFonts w:ascii="Courier New" w:eastAsia="Times New Roman" w:hAnsi="Courier New" w:cs="Courier New"/>
+          <w:kern w:val="0"/>
+          <w:sz w:val="20"/>
+          <w:szCs w:val="20"/>
+          <w:lang w:eastAsia="en-IN"/>
+          <w14:ligatures w14:val="none"/>
+        </w:rPr>
+        <w:t>CREATE LOGIN [DOMAIN\</w:t>
+      </w:r>
+      <w:proofErr w:type="spellStart"/>
+      <w:r>
+        <w:rPr>
+          <w:rFonts w:ascii="Courier New" w:eastAsia="Times New Roman" w:hAnsi="Courier New" w:cs="Courier New"/>
+          <w:kern w:val="0"/>
+          <w:sz w:val="20"/>
+          <w:szCs w:val="20"/>
+          <w:lang w:eastAsia="en-IN"/>
+          <w14:ligatures w14:val="none"/>
+        </w:rPr>
+        <w:t>John.Smith</w:t>
+      </w:r>
+      <w:proofErr w:type="spellEnd"/>
+      <w:r>
+        <w:rPr>
+          <w:rFonts w:ascii="Courier New" w:eastAsia="Times New Roman" w:hAnsi="Courier New" w:cs="Courier New"/>
+          <w:kern w:val="0"/>
+          <w:sz w:val="20"/>
+          <w:szCs w:val="20"/>
+          <w:lang w:eastAsia="en-IN"/>
+          <w14:ligatures w14:val="none"/>
+        </w:rPr>
+        <w:t>]</w:t>
+      </w:r>
+    </w:p>
+    <w:p>
+      <w:pPr>
+        <w:tabs>
+          <w:tab w:val="left" w:pos="916"/>
+          <w:tab w:val="left" w:pos="1832"/>
+          <w:tab w:val="left" w:pos="2748"/>
+          <w:tab w:val="left" w:pos="3664"/>
+          <w:tab w:val="left" w:pos="4580"/>
+          <w:tab w:val="left" w:pos="5496"/>
+          <w:tab w:val="left" w:pos="6412"/>
+          <w:tab w:val="left" w:pos="7328"/>
+          <w:tab w:val="left" w:pos="8244"/>
+          <w:tab w:val="left" w:pos="9160"/>
+          <w:tab w:val="left" w:pos="10076"/>
+          <w:tab w:val="left" w:pos="10992"/>
+          <w:tab w:val="left" w:pos="11908"/>
+          <w:tab w:val="left" w:pos="12824"/>
+          <w:tab w:val="left" w:pos="13740"/>
+          <w:tab w:val="left" w:pos="14656"/>
+        </w:tabs>
+        <w:spacing w:after="0" w:line="240" w:lineRule="auto"/>
+        <w:rPr>
+          <w:rFonts w:ascii="Courier New" w:eastAsia="Times New Roman" w:hAnsi="Courier New" w:cs="Courier New"/>
+          <w:kern w:val="0"/>
+          <w:sz w:val="20"/>
+          <w:szCs w:val="20"/>
+          <w:lang w:eastAsia="en-IN"/>
+          <w14:ligatures w14:val="none"/>
+        </w:rPr>
+      </w:pPr>
+      <w:r>
+        <w:rPr>
+          <w:rFonts w:ascii="Courier New" w:eastAsia="Times New Roman" w:hAnsi="Courier New" w:cs="Courier New"/>
+          <w:kern w:val="0"/>
+          <w:sz w:val="20"/>
+          <w:szCs w:val="20"/>
+          <w:lang w:eastAsia="en-IN"/>
+          <w14:ligatures w14:val="none"/>
+        </w:rPr>
+        <w:t xml:space="preserve">FROM </w:t>
+      </w:r>
+      <w:proofErr w:type="gramStart"/>
+      <w:r>
+        <w:rPr>
+          <w:rFonts w:ascii="Courier New" w:eastAsia="Times New Roman" w:hAnsi="Courier New" w:cs="Courier New"/>
+          <w:kern w:val="0"/>
+          <w:sz w:val="20"/>
+          <w:szCs w:val="20"/>
+          <w:lang w:eastAsia="en-IN"/>
+          <w14:ligatures w14:val="none"/>
+        </w:rPr>
+        <w:t>WINDOWS;</w:t>
+      </w:r>
+      <w:proofErr w:type="gramEnd"/>
+    </w:p>
+    <w:p>
+      <w:pPr>
+        <w:tabs>
+          <w:tab w:val="left" w:pos="916"/>
+          <w:tab w:val="left" w:pos="1832"/>
+          <w:tab w:val="left" w:pos="2748"/>
+          <w:tab w:val="left" w:pos="3664"/>
+          <w:tab w:val="left" w:pos="4580"/>
+          <w:tab w:val="left" w:pos="5496"/>
+          <w:tab w:val="left" w:pos="6412"/>
+          <w:tab w:val="left" w:pos="7328"/>
+          <w:tab w:val="left" w:pos="8244"/>
+          <w:tab w:val="left" w:pos="9160"/>
+          <w:tab w:val="left" w:pos="10076"/>
+          <w:tab w:val="left" w:pos="10992"/>
+          <w:tab w:val="left" w:pos="11908"/>
+          <w:tab w:val="left" w:pos="12824"/>
+          <w:tab w:val="left" w:pos="13740"/>
+          <w:tab w:val="left" w:pos="14656"/>
+        </w:tabs>
+        <w:spacing w:after="0" w:line="240" w:lineRule="auto"/>
+        <w:rPr>
+          <w:rFonts w:ascii="Courier New" w:eastAsia="Times New Roman" w:hAnsi="Courier New" w:cs="Courier New"/>
+          <w:kern w:val="0"/>
+          <w:sz w:val="20"/>
+          <w:szCs w:val="20"/>
+          <w:lang w:eastAsia="en-IN"/>
+          <w14:ligatures w14:val="none"/>
+        </w:rPr>
+      </w:pPr>
+      <w:r>
+        <w:rPr>
+          <w:rFonts w:ascii="Courier New" w:eastAsia="Times New Roman" w:hAnsi="Courier New" w:cs="Courier New"/>
+          <w:kern w:val="0"/>
+          <w:sz w:val="20"/>
+          <w:szCs w:val="20"/>
+          <w:lang w:eastAsia="en-IN"/>
+          <w14:ligatures w14:val="none"/>
+        </w:rPr>
+        <w:lastRenderedPageBreak/>
+        <w:t>GO</w:t>
+      </w:r>
+    </w:p>
+    <w:p>
+      <w:pPr>
+        <w:spacing w:before="100" w:beforeAutospacing="1" w:after="100" w:afterAutospacing="1" w:line="240" w:lineRule="auto"/>
+        <w:rPr>
+          <w:rFonts w:ascii="Times New Roman" w:eastAsia="Times New Roman" w:hAnsi="Times New Roman" w:cs="Times New Roman"/>
+          <w:kern w:val="0"/>
+          <w:lang w:eastAsia="en-IN"/>
+          <w14:ligatures w14:val="none"/>
+        </w:rPr>
+      </w:pPr>
+      <w:r>
+        <w:rPr>
+          <w:rFonts w:ascii="Times New Roman" w:eastAsia="Times New Roman" w:hAnsi="Times New Roman" w:cs="Times New Roman"/>
+          <w:kern w:val="0"/>
+          <w:lang w:eastAsia="en-IN"/>
+          <w14:ligatures w14:val="none"/>
+        </w:rPr>
+        <w:t>If the login already exists, skip this step.</w:t>
+      </w:r>
+    </w:p>
+    <w:p>
+      <w:pPr>
+        <w:spacing w:before="100" w:beforeAutospacing="1" w:after="100" w:afterAutospacing="1" w:line="240" w:lineRule="auto"/>
+        <w:outlineLvl w:val="2"/>
+        <w:rPr>
+          <w:rFonts w:ascii="Times New Roman" w:eastAsia="Times New Roman" w:hAnsi="Times New Roman" w:cs="Times New Roman"/>
+          <w:b/>
+          <w:bCs/>
+          <w:kern w:val="0"/>
+          <w:sz w:val="27"/>
+          <w:szCs w:val="27"/>
+          <w:lang w:eastAsia="en-IN"/>
+          <w14:ligatures w14:val="none"/>
+        </w:rPr>
+      </w:pPr>
+      <w:r>
+        <w:rPr>
+          <w:rFonts w:ascii="Times New Roman" w:eastAsia="Times New Roman" w:hAnsi="Times New Roman" w:cs="Times New Roman"/>
+          <w:b/>
+          <w:bCs/>
+          <w:kern w:val="0"/>
+          <w:sz w:val="27"/>
+          <w:szCs w:val="27"/>
+          <w:lang w:eastAsia="en-IN"/>
+          <w14:ligatures w14:val="none"/>
+        </w:rPr>
+        <w:t>2. Create a database user</w:t>
+      </w:r>
+    </w:p>
+    <w:p>
+      <w:pPr>
+        <w:spacing w:before="100" w:beforeAutospacing="1" w:after="100" w:afterAutospacing="1" w:line="240" w:lineRule="auto"/>
+        <w:rPr>
+          <w:rFonts w:ascii="Times New Roman" w:eastAsia="Times New Roman" w:hAnsi="Times New Roman" w:cs="Times New Roman"/>
+          <w:kern w:val="0"/>
+          <w:lang w:eastAsia="en-IN"/>
+          <w14:ligatures w14:val="none"/>
+        </w:rPr>
+      </w:pPr>
+      <w:r>
+        <w:rPr>
+          <w:rFonts w:ascii="Times New Roman" w:eastAsia="Times New Roman" w:hAnsi="Times New Roman" w:cs="Times New Roman"/>
+          <w:kern w:val="0"/>
+          <w:lang w:eastAsia="en-IN"/>
+          <w14:ligatures w14:val="none"/>
+        </w:rPr>
+        <w:t xml:space="preserve">Run this in </w:t>
+      </w:r>
+      <w:proofErr w:type="spellStart"/>
+      <w:r>
+        <w:rPr>
+          <w:rFonts w:ascii="Courier New" w:eastAsia="Times New Roman" w:hAnsi="Courier New" w:cs="Courier New"/>
+          <w:kern w:val="0"/>
+          <w:sz w:val="20"/>
+          <w:szCs w:val="20"/>
+          <w:lang w:eastAsia="en-IN"/>
+          <w14:ligatures w14:val="none"/>
+        </w:rPr>
+        <w:t>SalesDB</w:t>
+      </w:r>
+      <w:proofErr w:type="spellEnd"/>
+      <w:r>
+        <w:rPr>
+          <w:rFonts w:ascii="Times New Roman" w:eastAsia="Times New Roman" w:hAnsi="Times New Roman" w:cs="Times New Roman"/>
+          <w:kern w:val="0"/>
+          <w:lang w:eastAsia="en-IN"/>
+          <w14:ligatures w14:val="none"/>
+        </w:rPr>
+        <w:t>:</w:t>
+      </w:r>
+    </w:p>
+    <w:p>
+      <w:pPr>
+        <w:tabs>
+          <w:tab w:val="left" w:pos="916"/>
+          <w:tab w:val="left" w:pos="1832"/>
+          <w:tab w:val="left" w:pos="2748"/>
+          <w:tab w:val="left" w:pos="3664"/>
+          <w:tab w:val="left" w:pos="4580"/>
+          <w:tab w:val="left" w:pos="5496"/>
+          <w:tab w:val="left" w:pos="6412"/>
+          <w:tab w:val="left" w:pos="7328"/>
+          <w:tab w:val="left" w:pos="8244"/>
+          <w:tab w:val="left" w:pos="9160"/>
+          <w:tab w:val="left" w:pos="10076"/>
+          <w:tab w:val="left" w:pos="10992"/>
+          <w:tab w:val="left" w:pos="11908"/>
+          <w:tab w:val="left" w:pos="12824"/>
+          <w:tab w:val="left" w:pos="13740"/>
+          <w:tab w:val="left" w:pos="14656"/>
+        </w:tabs>
+        <w:spacing w:after="0" w:line="240" w:lineRule="auto"/>
+        <w:rPr>
+          <w:rFonts w:ascii="Courier New" w:eastAsia="Times New Roman" w:hAnsi="Courier New" w:cs="Courier New"/>
+          <w:kern w:val="0"/>
+          <w:sz w:val="20"/>
+          <w:szCs w:val="20"/>
+          <w:lang w:eastAsia="en-IN"/>
+          <w14:ligatures w14:val="none"/>
+        </w:rPr>
+      </w:pPr>
+      <w:r>
+        <w:rPr>
+          <w:rFonts w:ascii="Courier New" w:eastAsia="Times New Roman" w:hAnsi="Courier New" w:cs="Courier New"/>
+          <w:kern w:val="0"/>
+          <w:sz w:val="20"/>
+          <w:szCs w:val="20"/>
+          <w:lang w:eastAsia="en-IN"/>
+          <w14:ligatures w14:val="none"/>
+        </w:rPr>
+        <w:t>USE [</w:t>
+      </w:r>
+      <w:proofErr w:type="spellStart"/>
+      <w:r>
+        <w:rPr>
+          <w:rFonts w:ascii="Courier New" w:eastAsia="Times New Roman" w:hAnsi="Courier New" w:cs="Courier New"/>
+          <w:kern w:val="0"/>
+          <w:sz w:val="20"/>
+          <w:szCs w:val="20"/>
+          <w:lang w:eastAsia="en-IN"/>
+          <w14:ligatures w14:val="none"/>
+        </w:rPr>
+        <w:t>SalesDB</w:t>
+      </w:r>
+      <w:proofErr w:type="spellEnd"/>
+      <w:proofErr w:type="gramStart"/>
+      <w:r>
+        <w:rPr>
+          <w:rFonts w:ascii="Courier New" w:eastAsia="Times New Roman" w:hAnsi="Courier New" w:cs="Courier New"/>
+          <w:kern w:val="0"/>
+          <w:sz w:val="20"/>
+          <w:szCs w:val="20"/>
+          <w:lang w:eastAsia="en-IN"/>
+          <w14:ligatures w14:val="none"/>
+        </w:rPr>
+        <w:t>];</w:t>
+      </w:r>
+      <w:proofErr w:type="gramEnd"/>
+    </w:p>
+    <w:p>
+      <w:pPr>
+        <w:tabs>
+          <w:tab w:val="left" w:pos="916"/>
+          <w:tab w:val="left" w:pos="1832"/>
+          <w:tab w:val="left" w:pos="2748"/>
+          <w:tab w:val="left" w:pos="3664"/>
+          <w:tab w:val="left" w:pos="4580"/>
+          <w:tab w:val="left" w:pos="5496"/>
+          <w:tab w:val="left" w:pos="6412"/>
+          <w:tab w:val="left" w:pos="7328"/>
+          <w:tab w:val="left" w:pos="8244"/>
+          <w:tab w:val="left" w:pos="9160"/>
+          <w:tab w:val="left" w:pos="10076"/>
+          <w:tab w:val="left" w:pos="10992"/>
+          <w:tab w:val="left" w:pos="11908"/>
+          <w:tab w:val="left" w:pos="12824"/>
+          <w:tab w:val="left" w:pos="13740"/>
+          <w:tab w:val="left" w:pos="14656"/>
+        </w:tabs>
+        <w:spacing w:after="0" w:line="240" w:lineRule="auto"/>
+        <w:rPr>
+          <w:rFonts w:ascii="Courier New" w:eastAsia="Times New Roman" w:hAnsi="Courier New" w:cs="Courier New"/>
+          <w:kern w:val="0"/>
+          <w:sz w:val="20"/>
+          <w:szCs w:val="20"/>
+          <w:lang w:eastAsia="en-IN"/>
+          <w14:ligatures w14:val="none"/>
+        </w:rPr>
+      </w:pPr>
+      <w:r>
+        <w:rPr>
+          <w:rFonts w:ascii="Courier New" w:eastAsia="Times New Roman" w:hAnsi="Courier New" w:cs="Courier New"/>
+          <w:kern w:val="0"/>
+          <w:sz w:val="20"/>
+          <w:szCs w:val="20"/>
+          <w:lang w:eastAsia="en-IN"/>
+          <w14:ligatures w14:val="none"/>
+        </w:rPr>
+        <w:t>GO</w:t>
+      </w:r>
+    </w:p>
+    <w:p>
+      <w:pPr>
+        <w:tabs>
+          <w:tab w:val="left" w:pos="916"/>
+          <w:tab w:val="left" w:pos="1832"/>
+          <w:tab w:val="left" w:pos="2748"/>
+          <w:tab w:val="left" w:pos="3664"/>
+          <w:tab w:val="left" w:pos="4580"/>
+          <w:tab w:val="left" w:pos="5496"/>
+          <w:tab w:val="left" w:pos="6412"/>
+          <w:tab w:val="left" w:pos="7328"/>
+          <w:tab w:val="left" w:pos="8244"/>
+          <w:tab w:val="left" w:pos="9160"/>
+          <w:tab w:val="left" w:pos="10076"/>
+          <w:tab w:val="left" w:pos="10992"/>
+          <w:tab w:val="left" w:pos="11908"/>
+          <w:tab w:val="left" w:pos="12824"/>
+          <w:tab w:val="left" w:pos="13740"/>
+          <w:tab w:val="left" w:pos="14656"/>
+        </w:tabs>
+        <w:spacing w:after="0" w:line="240" w:lineRule="auto"/>
+        <w:rPr>
+          <w:rFonts w:ascii="Courier New" w:eastAsia="Times New Roman" w:hAnsi="Courier New" w:cs="Courier New"/>
+          <w:kern w:val="0"/>
+          <w:sz w:val="20"/>
+          <w:szCs w:val="20"/>
+          <w:lang w:eastAsia="en-IN"/>
+          <w14:ligatures w14:val="none"/>
+        </w:rPr>
+      </w:pPr>
+    </w:p>
+    <w:p>
+      <w:pPr>
+        <w:tabs>
+          <w:tab w:val="left" w:pos="916"/>
+          <w:tab w:val="left" w:pos="1832"/>
+          <w:tab w:val="left" w:pos="2748"/>
+          <w:tab w:val="left" w:pos="3664"/>
+          <w:tab w:val="left" w:pos="4580"/>
+          <w:tab w:val="left" w:pos="5496"/>
+          <w:tab w:val="left" w:pos="6412"/>
+          <w:tab w:val="left" w:pos="7328"/>
+          <w:tab w:val="left" w:pos="8244"/>
+          <w:tab w:val="left" w:pos="9160"/>
+          <w:tab w:val="left" w:pos="10076"/>
+          <w:tab w:val="left" w:pos="10992"/>
+          <w:tab w:val="left" w:pos="11908"/>
+          <w:tab w:val="left" w:pos="12824"/>
+          <w:tab w:val="left" w:pos="13740"/>
+          <w:tab w:val="left" w:pos="14656"/>
+        </w:tabs>
+        <w:spacing w:after="0" w:line="240" w:lineRule="auto"/>
+        <w:rPr>
+          <w:rFonts w:ascii="Courier New" w:eastAsia="Times New Roman" w:hAnsi="Courier New" w:cs="Courier New"/>
+          <w:kern w:val="0"/>
+          <w:sz w:val="20"/>
+          <w:szCs w:val="20"/>
+          <w:lang w:eastAsia="en-IN"/>
+          <w14:ligatures w14:val="none"/>
+        </w:rPr>
+      </w:pPr>
+      <w:r>
+        <w:rPr>
+          <w:rFonts w:ascii="Courier New" w:eastAsia="Times New Roman" w:hAnsi="Courier New" w:cs="Courier New"/>
+          <w:kern w:val="0"/>
+          <w:sz w:val="20"/>
+          <w:szCs w:val="20"/>
+          <w:lang w:eastAsia="en-IN"/>
+          <w14:ligatures w14:val="none"/>
+        </w:rPr>
+        <w:t>CREATE USER [DOMAIN\</w:t>
+      </w:r>
+      <w:proofErr w:type="spellStart"/>
+      <w:r>
+        <w:rPr>
+          <w:rFonts w:ascii="Courier New" w:eastAsia="Times New Roman" w:hAnsi="Courier New" w:cs="Courier New"/>
+          <w:kern w:val="0"/>
+          <w:sz w:val="20"/>
+          <w:szCs w:val="20"/>
+          <w:lang w:eastAsia="en-IN"/>
+          <w14:ligatures w14:val="none"/>
+        </w:rPr>
+        <w:t>John.Smith</w:t>
+      </w:r>
+      <w:proofErr w:type="spellEnd"/>
+      <w:r>
+        <w:rPr>
+          <w:rFonts w:ascii="Courier New" w:eastAsia="Times New Roman" w:hAnsi="Courier New" w:cs="Courier New"/>
+          <w:kern w:val="0"/>
+          <w:sz w:val="20"/>
+          <w:szCs w:val="20"/>
+          <w:lang w:eastAsia="en-IN"/>
+          <w14:ligatures w14:val="none"/>
+        </w:rPr>
+        <w:t>]</w:t>
+      </w:r>
+    </w:p>
+    <w:p>
+      <w:pPr>
+        <w:tabs>
+          <w:tab w:val="left" w:pos="916"/>
+          <w:tab w:val="left" w:pos="1832"/>
+          <w:tab w:val="left" w:pos="2748"/>
+          <w:tab w:val="left" w:pos="3664"/>
+          <w:tab w:val="left" w:pos="4580"/>
+          <w:tab w:val="left" w:pos="5496"/>
+          <w:tab w:val="left" w:pos="6412"/>
+          <w:tab w:val="left" w:pos="7328"/>
+          <w:tab w:val="left" w:pos="8244"/>
+          <w:tab w:val="left" w:pos="9160"/>
+          <w:tab w:val="left" w:pos="10076"/>
+          <w:tab w:val="left" w:pos="10992"/>
+          <w:tab w:val="left" w:pos="11908"/>
+          <w:tab w:val="left" w:pos="12824"/>
+          <w:tab w:val="left" w:pos="13740"/>
+          <w:tab w:val="left" w:pos="14656"/>
+        </w:tabs>
+        <w:spacing w:after="0" w:line="240" w:lineRule="auto"/>
+        <w:rPr>
+          <w:rFonts w:ascii="Courier New" w:eastAsia="Times New Roman" w:hAnsi="Courier New" w:cs="Courier New"/>
+          <w:kern w:val="0"/>
+          <w:sz w:val="20"/>
+          <w:szCs w:val="20"/>
+          <w:lang w:eastAsia="en-IN"/>
+          <w14:ligatures w14:val="none"/>
+        </w:rPr>
+      </w:pPr>
+      <w:r>
+        <w:rPr>
+          <w:rFonts w:ascii="Courier New" w:eastAsia="Times New Roman" w:hAnsi="Courier New" w:cs="Courier New"/>
+          <w:kern w:val="0"/>
+          <w:sz w:val="20"/>
+          <w:szCs w:val="20"/>
+          <w:lang w:eastAsia="en-IN"/>
+          <w14:ligatures w14:val="none"/>
+        </w:rPr>
+        <w:t>FOR LOGIN [DOMAIN\</w:t>
+      </w:r>
+      <w:proofErr w:type="spellStart"/>
+      <w:r>
+        <w:rPr>
+          <w:rFonts w:ascii="Courier New" w:eastAsia="Times New Roman" w:hAnsi="Courier New" w:cs="Courier New"/>
+          <w:kern w:val="0"/>
+          <w:sz w:val="20"/>
+          <w:szCs w:val="20"/>
+          <w:lang w:eastAsia="en-IN"/>
+          <w14:ligatures w14:val="none"/>
+        </w:rPr>
+        <w:t>John.Smith</w:t>
+      </w:r>
+      <w:proofErr w:type="spellEnd"/>
+      <w:proofErr w:type="gramStart"/>
+      <w:r>
+        <w:rPr>
+          <w:rFonts w:ascii="Courier New" w:eastAsia="Times New Roman" w:hAnsi="Courier New" w:cs="Courier New"/>
+          <w:kern w:val="0"/>
+          <w:sz w:val="20"/>
+          <w:szCs w:val="20"/>
+          <w:lang w:eastAsia="en-IN"/>
+          <w14:ligatures w14:val="none"/>
+        </w:rPr>
+        <w:t>];</w:t>
+      </w:r>
+      <w:proofErr w:type="gramEnd"/>
+    </w:p>
+    <w:p>
+      <w:pPr>
+        <w:tabs>
+          <w:tab w:val="left" w:pos="916"/>
+          <w:tab w:val="left" w:pos="1832"/>
+          <w:tab w:val="left" w:pos="2748"/>
+          <w:tab w:val="left" w:pos="3664"/>
+          <w:tab w:val="left" w:pos="4580"/>
+          <w:tab w:val="left" w:pos="5496"/>
+          <w:tab w:val="left" w:pos="6412"/>
+          <w:tab w:val="left" w:pos="7328"/>
+          <w:tab w:val="left" w:pos="8244"/>
+          <w:tab w:val="left" w:pos="9160"/>
+          <w:tab w:val="left" w:pos="10076"/>
+          <w:tab w:val="left" w:pos="10992"/>
+          <w:tab w:val="left" w:pos="11908"/>
+          <w:tab w:val="left" w:pos="12824"/>
+          <w:tab w:val="left" w:pos="13740"/>
+          <w:tab w:val="left" w:pos="14656"/>
+        </w:tabs>
+        <w:spacing w:after="0" w:line="240" w:lineRule="auto"/>
+        <w:rPr>
+          <w:rFonts w:ascii="Courier New" w:eastAsia="Times New Roman" w:hAnsi="Courier New" w:cs="Courier New"/>
+          <w:kern w:val="0"/>
+          <w:sz w:val="20"/>
+          <w:szCs w:val="20"/>
+          <w:lang w:eastAsia="en-IN"/>
+          <w14:ligatures w14:val="none"/>
+        </w:rPr>
+      </w:pPr>
+      <w:r>
+        <w:rPr>
+          <w:rFonts w:ascii="Courier New" w:eastAsia="Times New Roman" w:hAnsi="Courier New" w:cs="Courier New"/>
+          <w:kern w:val="0"/>
+          <w:sz w:val="20"/>
+          <w:szCs w:val="20"/>
+          <w:lang w:eastAsia="en-IN"/>
+          <w14:ligatures w14:val="none"/>
+        </w:rPr>
+        <w:t>GO</w:t>
+      </w:r>
+    </w:p>
+    <w:p>
+      <w:pPr>
+        <w:spacing w:before="100" w:beforeAutospacing="1" w:after="100" w:afterAutospacing="1" w:line="240" w:lineRule="auto"/>
+        <w:outlineLvl w:val="2"/>
+        <w:rPr>
+          <w:rFonts w:ascii="Times New Roman" w:eastAsia="Times New Roman" w:hAnsi="Times New Roman" w:cs="Times New Roman"/>
+          <w:b/>
+          <w:bCs/>
+          <w:kern w:val="0"/>
+          <w:sz w:val="27"/>
+          <w:szCs w:val="27"/>
+          <w:lang w:eastAsia="en-IN"/>
+          <w14:ligatures w14:val="none"/>
+        </w:rPr>
+      </w:pPr>
+      <w:r>
+        <w:rPr>
+          <w:rFonts w:ascii="Times New Roman" w:eastAsia="Times New Roman" w:hAnsi="Times New Roman" w:cs="Times New Roman"/>
+          <w:b/>
+          <w:bCs/>
+          <w:kern w:val="0"/>
+          <w:sz w:val="27"/>
+          <w:szCs w:val="27"/>
+          <w:lang w:eastAsia="en-IN"/>
+          <w14:ligatures w14:val="none"/>
+        </w:rPr>
+        <w:t>3. Grant access to only the required tables</w:t>
+      </w:r>
+    </w:p>
+    <w:p>
+      <w:pPr>
+        <w:tabs>
+          <w:tab w:val="left" w:pos="916"/>
+          <w:tab w:val="left" w:pos="1832"/>
+          <w:tab w:val="left" w:pos="2748"/>
+          <w:tab w:val="left" w:pos="3664"/>
+          <w:tab w:val="left" w:pos="4580"/>
+          <w:tab w:val="left" w:pos="5496"/>
+          <w:tab w:val="left" w:pos="6412"/>
+          <w:tab w:val="left" w:pos="7328"/>
+          <w:tab w:val="left" w:pos="8244"/>
+          <w:tab w:val="left" w:pos="9160"/>
+          <w:tab w:val="left" w:pos="10076"/>
+          <w:tab w:val="left" w:pos="10992"/>
+          <w:tab w:val="left" w:pos="11908"/>
+          <w:tab w:val="left" w:pos="12824"/>
+          <w:tab w:val="left" w:pos="13740"/>
+          <w:tab w:val="left" w:pos="14656"/>
+        </w:tabs>
+        <w:spacing w:after="0" w:line="240" w:lineRule="auto"/>
+        <w:rPr>
+          <w:rFonts w:ascii="Courier New" w:eastAsia="Times New Roman" w:hAnsi="Courier New" w:cs="Courier New"/>
+          <w:kern w:val="0"/>
+          <w:sz w:val="20"/>
+          <w:szCs w:val="20"/>
+          <w:lang w:eastAsia="en-IN"/>
+          <w14:ligatures w14:val="none"/>
+        </w:rPr>
+      </w:pPr>
+      <w:r>
+        <w:rPr>
+          <w:rFonts w:ascii="Courier New" w:eastAsia="Times New Roman" w:hAnsi="Courier New" w:cs="Courier New"/>
+          <w:kern w:val="0"/>
+          <w:sz w:val="20"/>
+          <w:szCs w:val="20"/>
+          <w:lang w:eastAsia="en-IN"/>
+          <w14:ligatures w14:val="none"/>
+        </w:rPr>
+        <w:t xml:space="preserve">GRANT SELECT ON </w:t>
+      </w:r>
+      <w:proofErr w:type="gramStart"/>
+      <w:r>
+        <w:rPr>
+          <w:rFonts w:ascii="Courier New" w:eastAsia="Times New Roman" w:hAnsi="Courier New" w:cs="Courier New"/>
+          <w:kern w:val="0"/>
+          <w:sz w:val="20"/>
+          <w:szCs w:val="20"/>
+          <w:lang w:eastAsia="en-IN"/>
+          <w14:ligatures w14:val="none"/>
+        </w:rPr>
+        <w:t>OBJECT::</w:t>
+      </w:r>
+      <w:proofErr w:type="spellStart"/>
+      <w:proofErr w:type="gramEnd"/>
+      <w:r>
+        <w:rPr>
+          <w:rFonts w:ascii="Courier New" w:eastAsia="Times New Roman" w:hAnsi="Courier New" w:cs="Courier New"/>
+          <w:kern w:val="0"/>
+          <w:sz w:val="20"/>
+          <w:szCs w:val="20"/>
+          <w:lang w:eastAsia="en-IN"/>
+          <w14:ligatures w14:val="none"/>
+        </w:rPr>
+        <w:t>dbo.Customer</w:t>
+      </w:r>
+      <w:proofErr w:type="spellEnd"/>
+    </w:p>
+    <w:p>
+      <w:pPr>
+        <w:tabs>
+          <w:tab w:val="left" w:pos="916"/>
+          <w:tab w:val="left" w:pos="1832"/>
+          <w:tab w:val="left" w:pos="2748"/>
+          <w:tab w:val="left" w:pos="3664"/>
+          <w:tab w:val="left" w:pos="4580"/>
+          <w:tab w:val="left" w:pos="5496"/>
+          <w:tab w:val="left" w:pos="6412"/>
+          <w:tab w:val="left" w:pos="7328"/>
+          <w:tab w:val="left" w:pos="8244"/>
+          <w:tab w:val="left" w:pos="9160"/>
+          <w:tab w:val="left" w:pos="10076"/>
+          <w:tab w:val="left" w:pos="10992"/>
+          <w:tab w:val="left" w:pos="11908"/>
+          <w:tab w:val="left" w:pos="12824"/>
+          <w:tab w:val="left" w:pos="13740"/>
+          <w:tab w:val="left" w:pos="14656"/>
+        </w:tabs>
+        <w:spacing w:after="0" w:line="240" w:lineRule="auto"/>
+        <w:rPr>
+          <w:rFonts w:ascii="Courier New" w:eastAsia="Times New Roman" w:hAnsi="Courier New" w:cs="Courier New"/>
+          <w:kern w:val="0"/>
+          <w:sz w:val="20"/>
+          <w:szCs w:val="20"/>
+          <w:lang w:eastAsia="en-IN"/>
+          <w14:ligatures w14:val="none"/>
+        </w:rPr>
+      </w:pPr>
+      <w:r>
+        <w:rPr>
+          <w:rFonts w:ascii="Courier New" w:eastAsia="Times New Roman" w:hAnsi="Courier New" w:cs="Courier New"/>
+          <w:kern w:val="0"/>
+          <w:sz w:val="20"/>
+          <w:szCs w:val="20"/>
+          <w:lang w:eastAsia="en-IN"/>
+          <w14:ligatures w14:val="none"/>
+        </w:rPr>
+        <w:t>TO [DOMAIN\</w:t>
+      </w:r>
+      <w:proofErr w:type="spellStart"/>
+      <w:r>
+        <w:rPr>
+          <w:rFonts w:ascii="Courier New" w:eastAsia="Times New Roman" w:hAnsi="Courier New" w:cs="Courier New"/>
+          <w:kern w:val="0"/>
+          <w:sz w:val="20"/>
+          <w:szCs w:val="20"/>
+          <w:lang w:eastAsia="en-IN"/>
+          <w14:ligatures w14:val="none"/>
+        </w:rPr>
+        <w:t>John.Smith</w:t>
+      </w:r>
+      <w:proofErr w:type="spellEnd"/>
+      <w:proofErr w:type="gramStart"/>
+      <w:r>
+        <w:rPr>
+          <w:rFonts w:ascii="Courier New" w:eastAsia="Times New Roman" w:hAnsi="Courier New" w:cs="Courier New"/>
+          <w:kern w:val="0"/>
+          <w:sz w:val="20"/>
+          <w:szCs w:val="20"/>
+          <w:lang w:eastAsia="en-IN"/>
+          <w14:ligatures w14:val="none"/>
+        </w:rPr>
+        <w:t>];</w:t>
+      </w:r>
+      <w:proofErr w:type="gramEnd"/>
+    </w:p>
+    <w:p>
+      <w:pPr>
+        <w:tabs>
+          <w:tab w:val="left" w:pos="916"/>
+          <w:tab w:val="left" w:pos="1832"/>
+          <w:tab w:val="left" w:pos="2748"/>
+          <w:tab w:val="left" w:pos="3664"/>
+          <w:tab w:val="left" w:pos="4580"/>
+          <w:tab w:val="left" w:pos="5496"/>
+          <w:tab w:val="left" w:pos="6412"/>
+          <w:tab w:val="left" w:pos="7328"/>
+          <w:tab w:val="left" w:pos="8244"/>
+          <w:tab w:val="left" w:pos="9160"/>
+          <w:tab w:val="left" w:pos="10076"/>
+          <w:tab w:val="left" w:pos="10992"/>
+          <w:tab w:val="left" w:pos="11908"/>
+          <w:tab w:val="left" w:pos="12824"/>
+          <w:tab w:val="left" w:pos="13740"/>
+          <w:tab w:val="left" w:pos="14656"/>
+        </w:tabs>
+        <w:spacing w:after="0" w:line="240" w:lineRule="auto"/>
+        <w:rPr>
+          <w:rFonts w:ascii="Courier New" w:eastAsia="Times New Roman" w:hAnsi="Courier New" w:cs="Courier New"/>
+          <w:kern w:val="0"/>
+          <w:sz w:val="20"/>
+          <w:szCs w:val="20"/>
+          <w:lang w:eastAsia="en-IN"/>
+          <w14:ligatures w14:val="none"/>
+        </w:rPr>
+      </w:pPr>
+    </w:p>
+    <w:p>
+      <w:pPr>
+        <w:tabs>
+          <w:tab w:val="left" w:pos="916"/>
+          <w:tab w:val="left" w:pos="1832"/>
+          <w:tab w:val="left" w:pos="2748"/>
+          <w:tab w:val="left" w:pos="3664"/>
+          <w:tab w:val="left" w:pos="4580"/>
+          <w:tab w:val="left" w:pos="5496"/>
+          <w:tab w:val="left" w:pos="6412"/>
+          <w:tab w:val="left" w:pos="7328"/>
+          <w:tab w:val="left" w:pos="8244"/>
+          <w:tab w:val="left" w:pos="9160"/>
+          <w:tab w:val="left" w:pos="10076"/>
+          <w:tab w:val="left" w:pos="10992"/>
+          <w:tab w:val="left" w:pos="11908"/>
+          <w:tab w:val="left" w:pos="12824"/>
+          <w:tab w:val="left" w:pos="13740"/>
+          <w:tab w:val="left" w:pos="14656"/>
+        </w:tabs>
+        <w:spacing w:after="0" w:line="240" w:lineRule="auto"/>
+        <w:rPr>
+          <w:rFonts w:ascii="Courier New" w:eastAsia="Times New Roman" w:hAnsi="Courier New" w:cs="Courier New"/>
+          <w:kern w:val="0"/>
+          <w:sz w:val="20"/>
+          <w:szCs w:val="20"/>
+          <w:lang w:eastAsia="en-IN"/>
+          <w14:ligatures w14:val="none"/>
+        </w:rPr>
+      </w:pPr>
+      <w:r>
+        <w:rPr>
+          <w:rFonts w:ascii="Courier New" w:eastAsia="Times New Roman" w:hAnsi="Courier New" w:cs="Courier New"/>
+          <w:kern w:val="0"/>
+          <w:sz w:val="20"/>
+          <w:szCs w:val="20"/>
+          <w:lang w:eastAsia="en-IN"/>
+          <w14:ligatures w14:val="none"/>
+        </w:rPr>
+        <w:t xml:space="preserve">GRANT SELECT ON </w:t>
+      </w:r>
+      <w:proofErr w:type="gramStart"/>
+      <w:r>
+        <w:rPr>
+          <w:rFonts w:ascii="Courier New" w:eastAsia="Times New Roman" w:hAnsi="Courier New" w:cs="Courier New"/>
+          <w:kern w:val="0"/>
+          <w:sz w:val="20"/>
+          <w:szCs w:val="20"/>
+          <w:lang w:eastAsia="en-IN"/>
+          <w14:ligatures w14:val="none"/>
+        </w:rPr>
+        <w:t>OBJECT::</w:t>
+      </w:r>
+      <w:proofErr w:type="spellStart"/>
+      <w:proofErr w:type="gramEnd"/>
+      <w:r>
+        <w:rPr>
+          <w:rFonts w:ascii="Courier New" w:eastAsia="Times New Roman" w:hAnsi="Courier New" w:cs="Courier New"/>
+          <w:kern w:val="0"/>
+          <w:sz w:val="20"/>
+          <w:szCs w:val="20"/>
+          <w:lang w:eastAsia="en-IN"/>
+          <w14:ligatures w14:val="none"/>
+        </w:rPr>
+        <w:t>dbo.SalesOrder</w:t>
+      </w:r>
+      <w:proofErr w:type="spellEnd"/>
+    </w:p>
+    <w:p>
+      <w:pPr>
+        <w:tabs>
+          <w:tab w:val="left" w:pos="916"/>
+          <w:tab w:val="left" w:pos="1832"/>
+          <w:tab w:val="left" w:pos="2748"/>
+          <w:tab w:val="left" w:pos="3664"/>
+          <w:tab w:val="left" w:pos="4580"/>
+          <w:tab w:val="left" w:pos="5496"/>
+          <w:tab w:val="left" w:pos="6412"/>
+          <w:tab w:val="left" w:pos="7328"/>
+          <w:tab w:val="left" w:pos="8244"/>
+          <w:tab w:val="left" w:pos="9160"/>
+          <w:tab w:val="left" w:pos="10076"/>
+          <w:tab w:val="left" w:pos="10992"/>
+          <w:tab w:val="left" w:pos="11908"/>
+          <w:tab w:val="left" w:pos="12824"/>
+          <w:tab w:val="left" w:pos="13740"/>
+          <w:tab w:val="left" w:pos="14656"/>
+        </w:tabs>
+        <w:spacing w:after="0" w:line="240" w:lineRule="auto"/>
+        <w:rPr>
+          <w:rFonts w:ascii="Courier New" w:eastAsia="Times New Roman" w:hAnsi="Courier New" w:cs="Courier New"/>
+          <w:kern w:val="0"/>
+          <w:sz w:val="20"/>
+          <w:szCs w:val="20"/>
+          <w:lang w:eastAsia="en-IN"/>
+          <w14:ligatures w14:val="none"/>
+        </w:rPr>
+      </w:pPr>
+      <w:r>
+        <w:rPr>
+          <w:rFonts w:ascii="Courier New" w:eastAsia="Times New Roman" w:hAnsi="Courier New" w:cs="Courier New"/>
+          <w:kern w:val="0"/>
+          <w:sz w:val="20"/>
+          <w:szCs w:val="20"/>
+          <w:lang w:eastAsia="en-IN"/>
+          <w14:ligatures w14:val="none"/>
+        </w:rPr>
+        <w:t>TO [DOMAIN\</w:t>
+      </w:r>
+      <w:proofErr w:type="spellStart"/>
+      <w:r>
+        <w:rPr>
+          <w:rFonts w:ascii="Courier New" w:eastAsia="Times New Roman" w:hAnsi="Courier New" w:cs="Courier New"/>
+          <w:kern w:val="0"/>
+          <w:sz w:val="20"/>
+          <w:szCs w:val="20"/>
+          <w:lang w:eastAsia="en-IN"/>
+          <w14:ligatures w14:val="none"/>
+        </w:rPr>
+        <w:t>John.Smith</w:t>
+      </w:r>
+      <w:proofErr w:type="spellEnd"/>
+      <w:proofErr w:type="gramStart"/>
+      <w:r>
+        <w:rPr>
+          <w:rFonts w:ascii="Courier New" w:eastAsia="Times New Roman" w:hAnsi="Courier New" w:cs="Courier New"/>
+          <w:kern w:val="0"/>
+          <w:sz w:val="20"/>
+          <w:szCs w:val="20"/>
+          <w:lang w:eastAsia="en-IN"/>
+          <w14:ligatures w14:val="none"/>
+        </w:rPr>
+        <w:t>];</w:t>
+      </w:r>
+      <w:proofErr w:type="gramEnd"/>
+    </w:p>
+    <w:p>
+      <w:pPr>
+        <w:tabs>
+          <w:tab w:val="left" w:pos="916"/>
+          <w:tab w:val="left" w:pos="1832"/>
+          <w:tab w:val="left" w:pos="2748"/>
+          <w:tab w:val="left" w:pos="3664"/>
+          <w:tab w:val="left" w:pos="4580"/>
+          <w:tab w:val="left" w:pos="5496"/>
+          <w:tab w:val="left" w:pos="6412"/>
+          <w:tab w:val="left" w:pos="7328"/>
+          <w:tab w:val="left" w:pos="8244"/>
+          <w:tab w:val="left" w:pos="9160"/>
+          <w:tab w:val="left" w:pos="10076"/>
+          <w:tab w:val="left" w:pos="10992"/>
+          <w:tab w:val="left" w:pos="11908"/>
+          <w:tab w:val="left" w:pos="12824"/>
+          <w:tab w:val="left" w:pos="13740"/>
+          <w:tab w:val="left" w:pos="14656"/>
+        </w:tabs>
+        <w:spacing w:after="0" w:line="240" w:lineRule="auto"/>
+        <w:rPr>
+          <w:rFonts w:ascii="Courier New" w:eastAsia="Times New Roman" w:hAnsi="Courier New" w:cs="Courier New"/>
+          <w:kern w:val="0"/>
+          <w:sz w:val="20"/>
+          <w:szCs w:val="20"/>
+          <w:lang w:eastAsia="en-IN"/>
+          <w14:ligatures w14:val="none"/>
+        </w:rPr>
+      </w:pPr>
+      <w:r>
+        <w:rPr>
+          <w:rFonts w:ascii="Courier New" w:eastAsia="Times New Roman" w:hAnsi="Courier New" w:cs="Courier New"/>
+          <w:kern w:val="0"/>
+          <w:sz w:val="20"/>
+          <w:szCs w:val="20"/>
+          <w:lang w:eastAsia="en-IN"/>
+          <w14:ligatures w14:val="none"/>
+        </w:rPr>
+        <w:t>GO</w:t>
+      </w:r>
+    </w:p>
+    <w:p>
+      <w:pPr>
+        <w:spacing w:before="100" w:beforeAutospacing="1" w:after="100" w:afterAutospacing="1" w:line="240" w:lineRule="auto"/>
+        <w:rPr>
+          <w:rFonts w:ascii="Times New Roman" w:eastAsia="Times New Roman" w:hAnsi="Times New Roman" w:cs="Times New Roman"/>
+          <w:kern w:val="0"/>
+          <w:lang w:eastAsia="en-IN"/>
+          <w14:ligatures w14:val="none"/>
+        </w:rPr>
+      </w:pPr>
+      <w:r>
+        <w:rPr>
+          <w:rFonts w:ascii="Times New Roman" w:eastAsia="Times New Roman" w:hAnsi="Times New Roman" w:cs="Times New Roman"/>
+          <w:kern w:val="0"/>
+          <w:lang w:eastAsia="en-IN"/>
+          <w14:ligatures w14:val="none"/>
+        </w:rPr>
+        <w:t>Now the user can do:</w:t>
+      </w:r>
+    </w:p>
+    <w:p>
+      <w:pPr>
+        <w:tabs>
+          <w:tab w:val="left" w:pos="916"/>
+          <w:tab w:val="left" w:pos="1832"/>
+          <w:tab w:val="left" w:pos="2748"/>
+          <w:tab w:val="left" w:pos="3664"/>
+          <w:tab w:val="left" w:pos="4580"/>
+          <w:tab w:val="left" w:pos="5496"/>
+          <w:tab w:val="left" w:pos="6412"/>
+          <w:tab w:val="left" w:pos="7328"/>
+          <w:tab w:val="left" w:pos="8244"/>
+          <w:tab w:val="left" w:pos="9160"/>
+          <w:tab w:val="left" w:pos="10076"/>
+          <w:tab w:val="left" w:pos="10992"/>
+          <w:tab w:val="left" w:pos="11908"/>
+          <w:tab w:val="left" w:pos="12824"/>
+          <w:tab w:val="left" w:pos="13740"/>
+          <w:tab w:val="left" w:pos="14656"/>
+        </w:tabs>
+        <w:spacing w:after="0" w:line="240" w:lineRule="auto"/>
+        <w:rPr>
+          <w:rFonts w:ascii="Courier New" w:eastAsia="Times New Roman" w:hAnsi="Courier New" w:cs="Courier New"/>
+          <w:kern w:val="0"/>
+          <w:sz w:val="20"/>
+          <w:szCs w:val="20"/>
+          <w:lang w:eastAsia="en-IN"/>
+          <w14:ligatures w14:val="none"/>
+        </w:rPr>
+      </w:pPr>
+      <w:r>
+        <w:rPr>
+          <w:rFonts w:ascii="Courier New" w:eastAsia="Times New Roman" w:hAnsi="Courier New" w:cs="Courier New"/>
+          <w:kern w:val="0"/>
+          <w:sz w:val="20"/>
+          <w:szCs w:val="20"/>
+          <w:lang w:eastAsia="en-IN"/>
+          <w14:ligatures w14:val="none"/>
+        </w:rPr>
+        <w:t>SELECT *</w:t>
+      </w:r>
+    </w:p>
+    <w:p>
+      <w:pPr>
+        <w:tabs>
+          <w:tab w:val="left" w:pos="916"/>
+          <w:tab w:val="left" w:pos="1832"/>
+          <w:tab w:val="left" w:pos="2748"/>
+          <w:tab w:val="left" w:pos="3664"/>
+          <w:tab w:val="left" w:pos="4580"/>
+          <w:tab w:val="left" w:pos="5496"/>
+          <w:tab w:val="left" w:pos="6412"/>
+          <w:tab w:val="left" w:pos="7328"/>
+          <w:tab w:val="left" w:pos="8244"/>
+          <w:tab w:val="left" w:pos="9160"/>
+          <w:tab w:val="left" w:pos="10076"/>
+          <w:tab w:val="left" w:pos="10992"/>
+          <w:tab w:val="left" w:pos="11908"/>
+          <w:tab w:val="left" w:pos="12824"/>
+          <w:tab w:val="left" w:pos="13740"/>
+          <w:tab w:val="left" w:pos="14656"/>
+        </w:tabs>
+        <w:spacing w:after="0" w:line="240" w:lineRule="auto"/>
+        <w:rPr>
+          <w:rFonts w:ascii="Courier New" w:eastAsia="Times New Roman" w:hAnsi="Courier New" w:cs="Courier New"/>
+          <w:kern w:val="0"/>
+          <w:sz w:val="20"/>
+          <w:szCs w:val="20"/>
+          <w:lang w:eastAsia="en-IN"/>
+          <w14:ligatures w14:val="none"/>
+        </w:rPr>
+      </w:pPr>
+      <w:r>
+        <w:rPr>
+          <w:rFonts w:ascii="Courier New" w:eastAsia="Times New Roman" w:hAnsi="Courier New" w:cs="Courier New"/>
+          <w:kern w:val="0"/>
+          <w:sz w:val="20"/>
+          <w:szCs w:val="20"/>
+          <w:lang w:eastAsia="en-IN"/>
+          <w14:ligatures w14:val="none"/>
+        </w:rPr>
+        <w:t xml:space="preserve">FROM </w:t>
+      </w:r>
+      <w:proofErr w:type="spellStart"/>
+      <w:r>
+        <w:rPr>
+          <w:rFonts w:ascii="Courier New" w:eastAsia="Times New Roman" w:hAnsi="Courier New" w:cs="Courier New"/>
+          <w:kern w:val="0"/>
+          <w:sz w:val="20"/>
+          <w:szCs w:val="20"/>
+          <w:lang w:eastAsia="en-IN"/>
+          <w14:ligatures w14:val="none"/>
+        </w:rPr>
+        <w:t>dbo.</w:t>
+      </w:r>
+      <w:proofErr w:type="gramStart"/>
+      <w:r>
+        <w:rPr>
+          <w:rFonts w:ascii="Courier New" w:eastAsia="Times New Roman" w:hAnsi="Courier New" w:cs="Courier New"/>
+          <w:kern w:val="0"/>
+          <w:sz w:val="20"/>
+          <w:szCs w:val="20"/>
+          <w:lang w:eastAsia="en-IN"/>
+          <w14:ligatures w14:val="none"/>
+        </w:rPr>
+        <w:t>Customer</w:t>
+      </w:r>
+      <w:proofErr w:type="spellEnd"/>
+      <w:r>
+        <w:rPr>
+          <w:rFonts w:ascii="Courier New" w:eastAsia="Times New Roman" w:hAnsi="Courier New" w:cs="Courier New"/>
+          <w:kern w:val="0"/>
+          <w:sz w:val="20"/>
+          <w:szCs w:val="20"/>
+          <w:lang w:eastAsia="en-IN"/>
+          <w14:ligatures w14:val="none"/>
+        </w:rPr>
+        <w:t>;</w:t>
+      </w:r>
+      <w:proofErr w:type="gramEnd"/>
+    </w:p>
+    <w:p>
+      <w:pPr>
+        <w:tabs>
+          <w:tab w:val="left" w:pos="916"/>
+          <w:tab w:val="left" w:pos="1832"/>
+          <w:tab w:val="left" w:pos="2748"/>
+          <w:tab w:val="left" w:pos="3664"/>
+          <w:tab w:val="left" w:pos="4580"/>
+          <w:tab w:val="left" w:pos="5496"/>
+          <w:tab w:val="left" w:pos="6412"/>
+          <w:tab w:val="left" w:pos="7328"/>
+          <w:tab w:val="left" w:pos="8244"/>
+          <w:tab w:val="left" w:pos="9160"/>
+          <w:tab w:val="left" w:pos="10076"/>
+          <w:tab w:val="left" w:pos="10992"/>
+          <w:tab w:val="left" w:pos="11908"/>
+          <w:tab w:val="left" w:pos="12824"/>
+          <w:tab w:val="left" w:pos="13740"/>
+          <w:tab w:val="left" w:pos="14656"/>
+        </w:tabs>
+        <w:spacing w:after="0" w:line="240" w:lineRule="auto"/>
+        <w:rPr>
+          <w:rFonts w:ascii="Courier New" w:eastAsia="Times New Roman" w:hAnsi="Courier New" w:cs="Courier New"/>
+          <w:kern w:val="0"/>
+          <w:sz w:val="20"/>
+          <w:szCs w:val="20"/>
+          <w:lang w:eastAsia="en-IN"/>
+          <w14:ligatures w14:val="none"/>
+        </w:rPr>
+      </w:pPr>
+    </w:p>
+    <w:p>
+      <w:pPr>
+        <w:tabs>
+          <w:tab w:val="left" w:pos="916"/>
+          <w:tab w:val="left" w:pos="1832"/>
+          <w:tab w:val="left" w:pos="2748"/>
+          <w:tab w:val="left" w:pos="3664"/>
+          <w:tab w:val="left" w:pos="4580"/>
+          <w:tab w:val="left" w:pos="5496"/>
+          <w:tab w:val="left" w:pos="6412"/>
+          <w:tab w:val="left" w:pos="7328"/>
+          <w:tab w:val="left" w:pos="8244"/>
+          <w:tab w:val="left" w:pos="9160"/>
+          <w:tab w:val="left" w:pos="10076"/>
+          <w:tab w:val="left" w:pos="10992"/>
+          <w:tab w:val="left" w:pos="11908"/>
+          <w:tab w:val="left" w:pos="12824"/>
+          <w:tab w:val="left" w:pos="13740"/>
+          <w:tab w:val="left" w:pos="14656"/>
+        </w:tabs>
+        <w:spacing w:after="0" w:line="240" w:lineRule="auto"/>
+        <w:rPr>
+          <w:rFonts w:ascii="Courier New" w:eastAsia="Times New Roman" w:hAnsi="Courier New" w:cs="Courier New"/>
+          <w:kern w:val="0"/>
+          <w:sz w:val="20"/>
+          <w:szCs w:val="20"/>
+          <w:lang w:eastAsia="en-IN"/>
+          <w14:ligatures w14:val="none"/>
+        </w:rPr>
+      </w:pPr>
+      <w:r>
+        <w:rPr>
+          <w:rFonts w:ascii="Courier New" w:eastAsia="Times New Roman" w:hAnsi="Courier New" w:cs="Courier New"/>
+          <w:kern w:val="0"/>
+          <w:sz w:val="20"/>
+          <w:szCs w:val="20"/>
+          <w:lang w:eastAsia="en-IN"/>
+          <w14:ligatures w14:val="none"/>
+        </w:rPr>
+        <w:t>SELECT *</w:t>
+      </w:r>
+    </w:p>
+    <w:p>
+      <w:pPr>
+        <w:tabs>
+          <w:tab w:val="left" w:pos="916"/>
+          <w:tab w:val="left" w:pos="1832"/>
+          <w:tab w:val="left" w:pos="2748"/>
+          <w:tab w:val="left" w:pos="3664"/>
+          <w:tab w:val="left" w:pos="4580"/>
+          <w:tab w:val="left" w:pos="5496"/>
+          <w:tab w:val="left" w:pos="6412"/>
+          <w:tab w:val="left" w:pos="7328"/>
+          <w:tab w:val="left" w:pos="8244"/>
+          <w:tab w:val="left" w:pos="9160"/>
+          <w:tab w:val="left" w:pos="10076"/>
+          <w:tab w:val="left" w:pos="10992"/>
+          <w:tab w:val="left" w:pos="11908"/>
+          <w:tab w:val="left" w:pos="12824"/>
+          <w:tab w:val="left" w:pos="13740"/>
+          <w:tab w:val="left" w:pos="14656"/>
+        </w:tabs>
+        <w:spacing w:after="0" w:line="240" w:lineRule="auto"/>
+        <w:rPr>
+          <w:rFonts w:ascii="Courier New" w:eastAsia="Times New Roman" w:hAnsi="Courier New" w:cs="Courier New"/>
+          <w:kern w:val="0"/>
+          <w:sz w:val="20"/>
+          <w:szCs w:val="20"/>
+          <w:lang w:eastAsia="en-IN"/>
+          <w14:ligatures w14:val="none"/>
+        </w:rPr>
+      </w:pPr>
+      <w:r>
+        <w:rPr>
+          <w:rFonts w:ascii="Courier New" w:eastAsia="Times New Roman" w:hAnsi="Courier New" w:cs="Courier New"/>
+          <w:kern w:val="0"/>
+          <w:sz w:val="20"/>
+          <w:szCs w:val="20"/>
+          <w:lang w:eastAsia="en-IN"/>
+          <w14:ligatures w14:val="none"/>
+        </w:rPr>
+        <w:t xml:space="preserve">FROM </w:t>
+      </w:r>
+      <w:proofErr w:type="spellStart"/>
+      <w:r>
+        <w:rPr>
+          <w:rFonts w:ascii="Courier New" w:eastAsia="Times New Roman" w:hAnsi="Courier New" w:cs="Courier New"/>
+          <w:kern w:val="0"/>
+          <w:sz w:val="20"/>
+          <w:szCs w:val="20"/>
+          <w:lang w:eastAsia="en-IN"/>
+          <w14:ligatures w14:val="none"/>
+        </w:rPr>
+        <w:t>dbo.</w:t>
+      </w:r>
+      <w:proofErr w:type="gramStart"/>
+      <w:r>
+        <w:rPr>
+          <w:rFonts w:ascii="Courier New" w:eastAsia="Times New Roman" w:hAnsi="Courier New" w:cs="Courier New"/>
+          <w:kern w:val="0"/>
+          <w:sz w:val="20"/>
+          <w:szCs w:val="20"/>
+          <w:lang w:eastAsia="en-IN"/>
+          <w14:ligatures w14:val="none"/>
+        </w:rPr>
+        <w:t>SalesOrder</w:t>
+      </w:r>
+      <w:proofErr w:type="spellEnd"/>
+      <w:r>
+        <w:rPr>
+          <w:rFonts w:ascii="Courier New" w:eastAsia="Times New Roman" w:hAnsi="Courier New" w:cs="Courier New"/>
+          <w:kern w:val="0"/>
+          <w:sz w:val="20"/>
+          <w:szCs w:val="20"/>
+          <w:lang w:eastAsia="en-IN"/>
+          <w14:ligatures w14:val="none"/>
+        </w:rPr>
+        <w:t>;</w:t>
+      </w:r>
+      <w:proofErr w:type="gramEnd"/>
+    </w:p>
+    <w:p>
+      <w:pPr>
+        <w:spacing w:before="100" w:beforeAutospacing="1" w:after="100" w:afterAutospacing="1" w:line="240" w:lineRule="auto"/>
+        <w:rPr>
+          <w:rFonts w:ascii="Times New Roman" w:eastAsia="Times New Roman" w:hAnsi="Times New Roman" w:cs="Times New Roman"/>
+          <w:kern w:val="0"/>
+          <w:lang w:eastAsia="en-IN"/>
+          <w14:ligatures w14:val="none"/>
+        </w:rPr>
+      </w:pPr>
+      <w:r>
+        <w:rPr>
+          <w:rFonts w:ascii="Times New Roman" w:eastAsia="Times New Roman" w:hAnsi="Times New Roman" w:cs="Times New Roman"/>
+          <w:kern w:val="0"/>
+          <w:lang w:eastAsia="en-IN"/>
+          <w14:ligatures w14:val="none"/>
+        </w:rPr>
+        <w:t>but cannot automatically query other tables:</w:t>
+      </w:r>
+    </w:p>
+    <w:p>
+      <w:pPr>
+        <w:tabs>
+          <w:tab w:val="left" w:pos="916"/>
+          <w:tab w:val="left" w:pos="1832"/>
+          <w:tab w:val="left" w:pos="2748"/>
+          <w:tab w:val="left" w:pos="3664"/>
+          <w:tab w:val="left" w:pos="4580"/>
+          <w:tab w:val="left" w:pos="5496"/>
+          <w:tab w:val="left" w:pos="6412"/>
+          <w:tab w:val="left" w:pos="7328"/>
+          <w:tab w:val="left" w:pos="8244"/>
+          <w:tab w:val="left" w:pos="9160"/>
+          <w:tab w:val="left" w:pos="10076"/>
+          <w:tab w:val="left" w:pos="10992"/>
+          <w:tab w:val="left" w:pos="11908"/>
+          <w:tab w:val="left" w:pos="12824"/>
+          <w:tab w:val="left" w:pos="13740"/>
+          <w:tab w:val="left" w:pos="14656"/>
+        </w:tabs>
+        <w:spacing w:after="0" w:line="240" w:lineRule="auto"/>
+        <w:rPr>
+          <w:rFonts w:ascii="Courier New" w:eastAsia="Times New Roman" w:hAnsi="Courier New" w:cs="Courier New"/>
+          <w:kern w:val="0"/>
+          <w:sz w:val="20"/>
+          <w:szCs w:val="20"/>
+          <w:lang w:eastAsia="en-IN"/>
+          <w14:ligatures w14:val="none"/>
+        </w:rPr>
+      </w:pPr>
+      <w:r>
+        <w:rPr>
+          <w:rFonts w:ascii="Courier New" w:eastAsia="Times New Roman" w:hAnsi="Courier New" w:cs="Courier New"/>
+          <w:kern w:val="0"/>
+          <w:sz w:val="20"/>
+          <w:szCs w:val="20"/>
+          <w:lang w:eastAsia="en-IN"/>
+          <w14:ligatures w14:val="none"/>
+        </w:rPr>
+        <w:t>SELECT *</w:t>
+      </w:r>
+    </w:p>
+    <w:p>
+      <w:pPr>
+        <w:tabs>
+          <w:tab w:val="left" w:pos="916"/>
+          <w:tab w:val="left" w:pos="1832"/>
+          <w:tab w:val="left" w:pos="2748"/>
+          <w:tab w:val="left" w:pos="3664"/>
+          <w:tab w:val="left" w:pos="4580"/>
+          <w:tab w:val="left" w:pos="5496"/>
+          <w:tab w:val="left" w:pos="6412"/>
+          <w:tab w:val="left" w:pos="7328"/>
+          <w:tab w:val="left" w:pos="8244"/>
+          <w:tab w:val="left" w:pos="9160"/>
+          <w:tab w:val="left" w:pos="10076"/>
+          <w:tab w:val="left" w:pos="10992"/>
+          <w:tab w:val="left" w:pos="11908"/>
+          <w:tab w:val="left" w:pos="12824"/>
+          <w:tab w:val="left" w:pos="13740"/>
+          <w:tab w:val="left" w:pos="14656"/>
+        </w:tabs>
+        <w:spacing w:after="0" w:line="240" w:lineRule="auto"/>
+        <w:rPr>
+          <w:rFonts w:ascii="Courier New" w:eastAsia="Times New Roman" w:hAnsi="Courier New" w:cs="Courier New"/>
+          <w:kern w:val="0"/>
+          <w:sz w:val="20"/>
+          <w:szCs w:val="20"/>
+          <w:lang w:eastAsia="en-IN"/>
+          <w14:ligatures w14:val="none"/>
+        </w:rPr>
+      </w:pPr>
+      <w:r>
+        <w:rPr>
+          <w:rFonts w:ascii="Courier New" w:eastAsia="Times New Roman" w:hAnsi="Courier New" w:cs="Courier New"/>
+          <w:kern w:val="0"/>
+          <w:sz w:val="20"/>
+          <w:szCs w:val="20"/>
+          <w:lang w:eastAsia="en-IN"/>
+          <w14:ligatures w14:val="none"/>
+        </w:rPr>
+        <w:t xml:space="preserve">FROM </w:t>
+      </w:r>
+      <w:proofErr w:type="spellStart"/>
+      <w:r>
+        <w:rPr>
+          <w:rFonts w:ascii="Courier New" w:eastAsia="Times New Roman" w:hAnsi="Courier New" w:cs="Courier New"/>
+          <w:kern w:val="0"/>
+          <w:sz w:val="20"/>
+          <w:szCs w:val="20"/>
+          <w:lang w:eastAsia="en-IN"/>
+          <w14:ligatures w14:val="none"/>
+        </w:rPr>
+        <w:t>dbo.</w:t>
+      </w:r>
+      <w:proofErr w:type="gramStart"/>
+      <w:r>
+        <w:rPr>
+          <w:rFonts w:ascii="Courier New" w:eastAsia="Times New Roman" w:hAnsi="Courier New" w:cs="Courier New"/>
+          <w:kern w:val="0"/>
+          <w:sz w:val="20"/>
+          <w:szCs w:val="20"/>
+          <w:lang w:eastAsia="en-IN"/>
+          <w14:ligatures w14:val="none"/>
+        </w:rPr>
+        <w:t>Employee</w:t>
+      </w:r>
+      <w:proofErr w:type="spellEnd"/>
+      <w:r>
+        <w:rPr>
+          <w:rFonts w:ascii="Courier New" w:eastAsia="Times New Roman" w:hAnsi="Courier New" w:cs="Courier New"/>
+          <w:kern w:val="0"/>
+          <w:sz w:val="20"/>
+          <w:szCs w:val="20"/>
+          <w:lang w:eastAsia="en-IN"/>
+          <w14:ligatures w14:val="none"/>
+        </w:rPr>
+        <w:t>;</w:t>
+      </w:r>
+      <w:proofErr w:type="gramEnd"/>
+    </w:p>
+    <w:p>
+      <w:pPr>
+        <w:spacing w:before="100" w:beforeAutospacing="1" w:after="100" w:afterAutospacing="1" w:line="240" w:lineRule="auto"/>
+        <w:rPr>
+          <w:rFonts w:ascii="Times New Roman" w:eastAsia="Times New Roman" w:hAnsi="Times New Roman" w:cs="Times New Roman"/>
+          <w:kern w:val="0"/>
+          <w:lang w:eastAsia="en-IN"/>
+          <w14:ligatures w14:val="none"/>
+        </w:rPr>
+      </w:pPr>
+      <w:r>
+        <w:rPr>
+          <w:rFonts w:ascii="Times New Roman" w:eastAsia="Times New Roman" w:hAnsi="Times New Roman" w:cs="Times New Roman"/>
+          <w:kern w:val="0"/>
+          <w:lang w:eastAsia="en-IN"/>
+          <w14:ligatures w14:val="none"/>
+        </w:rPr>
+        <w:t>They should receive a permission-denied error.</w:t>
+      </w:r>
+    </w:p>
+    <w:p>
+      <w:pPr>
+        <w:spacing w:after="0" w:line="240" w:lineRule="auto"/>
+        <w:rPr>
+          <w:rFonts w:ascii="Times New Roman" w:eastAsia="Times New Roman" w:hAnsi="Times New Roman" w:cs="Times New Roman"/>
+          <w:kern w:val="0"/>
+          <w:lang w:eastAsia="en-IN"/>
+          <w14:ligatures w14:val="none"/>
+        </w:rPr>
+      </w:pPr>
+      <w:r>
+        <w:rPr>
+          <w:rFonts w:ascii="Times New Roman" w:eastAsia="Times New Roman" w:hAnsi="Times New Roman" w:cs="Times New Roman"/>
+          <w:kern w:val="0"/>
+          <w:lang w:eastAsia="en-IN"/>
+          <w14:ligatures w14:val="none"/>
+        </w:rPr>
+        <w:pict w14:anchorId="2F2FB70A">
+          <v:rect id="_x0000_i1061" style="width:0;height:1.5pt" o:hralign="center" o:hrstd="t" o:hr="t" fillcolor="#a0a0a0" stroked="f"/>
+        </w:pict>
+      </w:r>
+    </w:p>
+    <w:p>
+      <w:pPr>
+        <w:spacing w:before="100" w:beforeAutospacing="1" w:after="100" w:afterAutospacing="1" w:line="240" w:lineRule="auto"/>
+        <w:outlineLvl w:val="1"/>
+        <w:rPr>
+          <w:rFonts w:ascii="Times New Roman" w:eastAsia="Times New Roman" w:hAnsi="Times New Roman" w:cs="Times New Roman"/>
+          <w:b/>
+          <w:bCs/>
+          <w:kern w:val="0"/>
+          <w:sz w:val="36"/>
+          <w:szCs w:val="36"/>
+          <w:lang w:eastAsia="en-IN"/>
+          <w14:ligatures w14:val="none"/>
+        </w:rPr>
+      </w:pPr>
+      <w:r>
+        <w:rPr>
+          <w:rFonts w:ascii="Times New Roman" w:eastAsia="Times New Roman" w:hAnsi="Times New Roman" w:cs="Times New Roman"/>
+          <w:b/>
+          <w:bCs/>
+          <w:kern w:val="0"/>
+          <w:sz w:val="36"/>
+          <w:szCs w:val="36"/>
+          <w:lang w:eastAsia="en-IN"/>
+          <w14:ligatures w14:val="none"/>
+        </w:rPr>
+        <w:t>Better approach: use a Windows AD group</w:t>
+      </w:r>
+    </w:p>
+    <w:p>
+      <w:pPr>
+        <w:spacing w:before="100" w:beforeAutospacing="1" w:after="100" w:afterAutospacing="1" w:line="240" w:lineRule="auto"/>
+        <w:rPr>
+          <w:rFonts w:ascii="Times New Roman" w:eastAsia="Times New Roman" w:hAnsi="Times New Roman" w:cs="Times New Roman"/>
+          <w:kern w:val="0"/>
+          <w:lang w:eastAsia="en-IN"/>
+          <w14:ligatures w14:val="none"/>
+        </w:rPr>
+      </w:pPr>
+      <w:r>
+        <w:rPr>
+          <w:rFonts w:ascii="Times New Roman" w:eastAsia="Times New Roman" w:hAnsi="Times New Roman" w:cs="Times New Roman"/>
+          <w:kern w:val="0"/>
+          <w:lang w:eastAsia="en-IN"/>
+          <w14:ligatures w14:val="none"/>
+        </w:rPr>
+        <w:t xml:space="preserve">For an enterprise environment, I strongly recommend granting permissions to an </w:t>
+      </w:r>
+      <w:r>
+        <w:rPr>
+          <w:rFonts w:ascii="Times New Roman" w:eastAsia="Times New Roman" w:hAnsi="Times New Roman" w:cs="Times New Roman"/>
+          <w:b/>
+          <w:bCs/>
+          <w:kern w:val="0"/>
+          <w:lang w:eastAsia="en-IN"/>
+          <w14:ligatures w14:val="none"/>
+        </w:rPr>
+        <w:t>AD security group</w:t>
+      </w:r>
+      <w:r>
+        <w:rPr>
+          <w:rFonts w:ascii="Times New Roman" w:eastAsia="Times New Roman" w:hAnsi="Times New Roman" w:cs="Times New Roman"/>
+          <w:kern w:val="0"/>
+          <w:lang w:eastAsia="en-IN"/>
+          <w14:ligatures w14:val="none"/>
+        </w:rPr>
+        <w:t xml:space="preserve"> rather than individual users.</w:t>
+      </w:r>
+    </w:p>
+    <w:p>
+      <w:pPr>
+        <w:spacing w:before="100" w:beforeAutospacing="1" w:after="100" w:afterAutospacing="1" w:line="240" w:lineRule="auto"/>
+        <w:rPr>
+          <w:rFonts w:ascii="Times New Roman" w:eastAsia="Times New Roman" w:hAnsi="Times New Roman" w:cs="Times New Roman"/>
+          <w:kern w:val="0"/>
+          <w:lang w:eastAsia="en-IN"/>
+          <w14:ligatures w14:val="none"/>
+        </w:rPr>
+      </w:pPr>
+      <w:r>
+        <w:rPr>
+          <w:rFonts w:ascii="Times New Roman" w:eastAsia="Times New Roman" w:hAnsi="Times New Roman" w:cs="Times New Roman"/>
+          <w:kern w:val="0"/>
+          <w:lang w:eastAsia="en-IN"/>
+          <w14:ligatures w14:val="none"/>
+        </w:rPr>
+        <w:t>For example:</w:t>
+      </w:r>
+    </w:p>
+    <w:p>
+      <w:pPr>
+        <w:tabs>
+          <w:tab w:val="left" w:pos="916"/>
+          <w:tab w:val="left" w:pos="1832"/>
+          <w:tab w:val="left" w:pos="2748"/>
+          <w:tab w:val="left" w:pos="3664"/>
+          <w:tab w:val="left" w:pos="4580"/>
+          <w:tab w:val="left" w:pos="5496"/>
+          <w:tab w:val="left" w:pos="6412"/>
+          <w:tab w:val="left" w:pos="7328"/>
+          <w:tab w:val="left" w:pos="8244"/>
+          <w:tab w:val="left" w:pos="9160"/>
+          <w:tab w:val="left" w:pos="10076"/>
+          <w:tab w:val="left" w:pos="10992"/>
+          <w:tab w:val="left" w:pos="11908"/>
+          <w:tab w:val="left" w:pos="12824"/>
+          <w:tab w:val="left" w:pos="13740"/>
+          <w:tab w:val="left" w:pos="14656"/>
+        </w:tabs>
+        <w:spacing w:after="0" w:line="240" w:lineRule="auto"/>
+        <w:rPr>
+          <w:rFonts w:ascii="Courier New" w:eastAsia="Times New Roman" w:hAnsi="Courier New" w:cs="Courier New"/>
+          <w:kern w:val="0"/>
+          <w:sz w:val="20"/>
+          <w:szCs w:val="20"/>
+          <w:lang w:eastAsia="en-IN"/>
+          <w14:ligatures w14:val="none"/>
+        </w:rPr>
+      </w:pPr>
+      <w:r>
+        <w:rPr>
+          <w:rFonts w:ascii="Courier New" w:eastAsia="Times New Roman" w:hAnsi="Courier New" w:cs="Courier New"/>
+          <w:kern w:val="0"/>
+          <w:sz w:val="20"/>
+          <w:szCs w:val="20"/>
+          <w:lang w:eastAsia="en-IN"/>
+          <w14:ligatures w14:val="none"/>
+        </w:rPr>
+        <w:t>DOMAIN\SQL-Sales-Readers</w:t>
+      </w:r>
+    </w:p>
+    <w:p>
+      <w:pPr>
+        <w:spacing w:before="100" w:beforeAutospacing="1" w:after="100" w:afterAutospacing="1" w:line="240" w:lineRule="auto"/>
+        <w:rPr>
+          <w:rFonts w:ascii="Times New Roman" w:eastAsia="Times New Roman" w:hAnsi="Times New Roman" w:cs="Times New Roman"/>
+          <w:kern w:val="0"/>
+          <w:lang w:eastAsia="en-IN"/>
+          <w14:ligatures w14:val="none"/>
+        </w:rPr>
+      </w:pPr>
+      <w:r>
+        <w:rPr>
+          <w:rFonts w:ascii="Times New Roman" w:eastAsia="Times New Roman" w:hAnsi="Times New Roman" w:cs="Times New Roman"/>
+          <w:kern w:val="0"/>
+          <w:lang w:eastAsia="en-IN"/>
+          <w14:ligatures w14:val="none"/>
+        </w:rPr>
+        <w:t>Create the login:</w:t>
+      </w:r>
+    </w:p>
+    <w:p>
+      <w:pPr>
+        <w:tabs>
+          <w:tab w:val="left" w:pos="916"/>
+          <w:tab w:val="left" w:pos="1832"/>
+          <w:tab w:val="left" w:pos="2748"/>
+          <w:tab w:val="left" w:pos="3664"/>
+          <w:tab w:val="left" w:pos="4580"/>
+          <w:tab w:val="left" w:pos="5496"/>
+          <w:tab w:val="left" w:pos="6412"/>
+          <w:tab w:val="left" w:pos="7328"/>
+          <w:tab w:val="left" w:pos="8244"/>
+          <w:tab w:val="left" w:pos="9160"/>
+          <w:tab w:val="left" w:pos="10076"/>
+          <w:tab w:val="left" w:pos="10992"/>
+          <w:tab w:val="left" w:pos="11908"/>
+          <w:tab w:val="left" w:pos="12824"/>
+          <w:tab w:val="left" w:pos="13740"/>
+          <w:tab w:val="left" w:pos="14656"/>
+        </w:tabs>
+        <w:spacing w:after="0" w:line="240" w:lineRule="auto"/>
+        <w:rPr>
+          <w:rFonts w:ascii="Courier New" w:eastAsia="Times New Roman" w:hAnsi="Courier New" w:cs="Courier New"/>
+          <w:kern w:val="0"/>
+          <w:sz w:val="20"/>
+          <w:szCs w:val="20"/>
+          <w:lang w:eastAsia="en-IN"/>
+          <w14:ligatures w14:val="none"/>
+        </w:rPr>
+      </w:pPr>
+      <w:r>
+        <w:rPr>
+          <w:rFonts w:ascii="Courier New" w:eastAsia="Times New Roman" w:hAnsi="Courier New" w:cs="Courier New"/>
+          <w:kern w:val="0"/>
+          <w:sz w:val="20"/>
+          <w:szCs w:val="20"/>
+          <w:lang w:eastAsia="en-IN"/>
+          <w14:ligatures w14:val="none"/>
+        </w:rPr>
+        <w:t>USE [master</w:t>
+      </w:r>
+      <w:proofErr w:type="gramStart"/>
+      <w:r>
+        <w:rPr>
+          <w:rFonts w:ascii="Courier New" w:eastAsia="Times New Roman" w:hAnsi="Courier New" w:cs="Courier New"/>
+          <w:kern w:val="0"/>
+          <w:sz w:val="20"/>
+          <w:szCs w:val="20"/>
+          <w:lang w:eastAsia="en-IN"/>
+          <w14:ligatures w14:val="none"/>
+        </w:rPr>
+        <w:t>];</w:t>
+      </w:r>
+      <w:proofErr w:type="gramEnd"/>
+    </w:p>
+    <w:p>
+      <w:pPr>
+        <w:tabs>
+          <w:tab w:val="left" w:pos="916"/>
+          <w:tab w:val="left" w:pos="1832"/>
+          <w:tab w:val="left" w:pos="2748"/>
+          <w:tab w:val="left" w:pos="3664"/>
+          <w:tab w:val="left" w:pos="4580"/>
+          <w:tab w:val="left" w:pos="5496"/>
+          <w:tab w:val="left" w:pos="6412"/>
+          <w:tab w:val="left" w:pos="7328"/>
+          <w:tab w:val="left" w:pos="8244"/>
+          <w:tab w:val="left" w:pos="9160"/>
+          <w:tab w:val="left" w:pos="10076"/>
+          <w:tab w:val="left" w:pos="10992"/>
+          <w:tab w:val="left" w:pos="11908"/>
+          <w:tab w:val="left" w:pos="12824"/>
+          <w:tab w:val="left" w:pos="13740"/>
+          <w:tab w:val="left" w:pos="14656"/>
+        </w:tabs>
+        <w:spacing w:after="0" w:line="240" w:lineRule="auto"/>
+        <w:rPr>
+          <w:rFonts w:ascii="Courier New" w:eastAsia="Times New Roman" w:hAnsi="Courier New" w:cs="Courier New"/>
+          <w:kern w:val="0"/>
+          <w:sz w:val="20"/>
+          <w:szCs w:val="20"/>
+          <w:lang w:eastAsia="en-IN"/>
+          <w14:ligatures w14:val="none"/>
+        </w:rPr>
+      </w:pPr>
+      <w:r>
+        <w:rPr>
+          <w:rFonts w:ascii="Courier New" w:eastAsia="Times New Roman" w:hAnsi="Courier New" w:cs="Courier New"/>
+          <w:kern w:val="0"/>
+          <w:sz w:val="20"/>
+          <w:szCs w:val="20"/>
+          <w:lang w:eastAsia="en-IN"/>
+          <w14:ligatures w14:val="none"/>
+        </w:rPr>
+        <w:lastRenderedPageBreak/>
+        <w:t>GO</w:t>
+      </w:r>
+    </w:p>
+    <w:p>
+      <w:pPr>
+        <w:tabs>
+          <w:tab w:val="left" w:pos="916"/>
+          <w:tab w:val="left" w:pos="1832"/>
+          <w:tab w:val="left" w:pos="2748"/>
+          <w:tab w:val="left" w:pos="3664"/>
+          <w:tab w:val="left" w:pos="4580"/>
+          <w:tab w:val="left" w:pos="5496"/>
+          <w:tab w:val="left" w:pos="6412"/>
+          <w:tab w:val="left" w:pos="7328"/>
+          <w:tab w:val="left" w:pos="8244"/>
+          <w:tab w:val="left" w:pos="9160"/>
+          <w:tab w:val="left" w:pos="10076"/>
+          <w:tab w:val="left" w:pos="10992"/>
+          <w:tab w:val="left" w:pos="11908"/>
+          <w:tab w:val="left" w:pos="12824"/>
+          <w:tab w:val="left" w:pos="13740"/>
+          <w:tab w:val="left" w:pos="14656"/>
+        </w:tabs>
+        <w:spacing w:after="0" w:line="240" w:lineRule="auto"/>
+        <w:rPr>
+          <w:rFonts w:ascii="Courier New" w:eastAsia="Times New Roman" w:hAnsi="Courier New" w:cs="Courier New"/>
+          <w:kern w:val="0"/>
+          <w:sz w:val="20"/>
+          <w:szCs w:val="20"/>
+          <w:lang w:eastAsia="en-IN"/>
+          <w14:ligatures w14:val="none"/>
+        </w:rPr>
+      </w:pPr>
+    </w:p>
+    <w:p>
+      <w:pPr>
+        <w:tabs>
+          <w:tab w:val="left" w:pos="916"/>
+          <w:tab w:val="left" w:pos="1832"/>
+          <w:tab w:val="left" w:pos="2748"/>
+          <w:tab w:val="left" w:pos="3664"/>
+          <w:tab w:val="left" w:pos="4580"/>
+          <w:tab w:val="left" w:pos="5496"/>
+          <w:tab w:val="left" w:pos="6412"/>
+          <w:tab w:val="left" w:pos="7328"/>
+          <w:tab w:val="left" w:pos="8244"/>
+          <w:tab w:val="left" w:pos="9160"/>
+          <w:tab w:val="left" w:pos="10076"/>
+          <w:tab w:val="left" w:pos="10992"/>
+          <w:tab w:val="left" w:pos="11908"/>
+          <w:tab w:val="left" w:pos="12824"/>
+          <w:tab w:val="left" w:pos="13740"/>
+          <w:tab w:val="left" w:pos="14656"/>
+        </w:tabs>
+        <w:spacing w:after="0" w:line="240" w:lineRule="auto"/>
+        <w:rPr>
+          <w:rFonts w:ascii="Courier New" w:eastAsia="Times New Roman" w:hAnsi="Courier New" w:cs="Courier New"/>
+          <w:kern w:val="0"/>
+          <w:sz w:val="20"/>
+          <w:szCs w:val="20"/>
+          <w:lang w:eastAsia="en-IN"/>
+          <w14:ligatures w14:val="none"/>
+        </w:rPr>
+      </w:pPr>
+      <w:r>
+        <w:rPr>
+          <w:rFonts w:ascii="Courier New" w:eastAsia="Times New Roman" w:hAnsi="Courier New" w:cs="Courier New"/>
+          <w:kern w:val="0"/>
+          <w:sz w:val="20"/>
+          <w:szCs w:val="20"/>
+          <w:lang w:eastAsia="en-IN"/>
+          <w14:ligatures w14:val="none"/>
+        </w:rPr>
+        <w:t>CREATE LOGIN [DOMAIN\SQL-Sales-Readers]</w:t>
+      </w:r>
+    </w:p>
+    <w:p>
+      <w:pPr>
+        <w:tabs>
+          <w:tab w:val="left" w:pos="916"/>
+          <w:tab w:val="left" w:pos="1832"/>
+          <w:tab w:val="left" w:pos="2748"/>
+          <w:tab w:val="left" w:pos="3664"/>
+          <w:tab w:val="left" w:pos="4580"/>
+          <w:tab w:val="left" w:pos="5496"/>
+          <w:tab w:val="left" w:pos="6412"/>
+          <w:tab w:val="left" w:pos="7328"/>
+          <w:tab w:val="left" w:pos="8244"/>
+          <w:tab w:val="left" w:pos="9160"/>
+          <w:tab w:val="left" w:pos="10076"/>
+          <w:tab w:val="left" w:pos="10992"/>
+          <w:tab w:val="left" w:pos="11908"/>
+          <w:tab w:val="left" w:pos="12824"/>
+          <w:tab w:val="left" w:pos="13740"/>
+          <w:tab w:val="left" w:pos="14656"/>
+        </w:tabs>
+        <w:spacing w:after="0" w:line="240" w:lineRule="auto"/>
+        <w:rPr>
+          <w:rFonts w:ascii="Courier New" w:eastAsia="Times New Roman" w:hAnsi="Courier New" w:cs="Courier New"/>
+          <w:kern w:val="0"/>
+          <w:sz w:val="20"/>
+          <w:szCs w:val="20"/>
+          <w:lang w:eastAsia="en-IN"/>
+          <w14:ligatures w14:val="none"/>
+        </w:rPr>
+      </w:pPr>
+      <w:r>
+        <w:rPr>
+          <w:rFonts w:ascii="Courier New" w:eastAsia="Times New Roman" w:hAnsi="Courier New" w:cs="Courier New"/>
+          <w:kern w:val="0"/>
+          <w:sz w:val="20"/>
+          <w:szCs w:val="20"/>
+          <w:lang w:eastAsia="en-IN"/>
+          <w14:ligatures w14:val="none"/>
+        </w:rPr>
+        <w:t xml:space="preserve">FROM </w:t>
+      </w:r>
+      <w:proofErr w:type="gramStart"/>
+      <w:r>
+        <w:rPr>
+          <w:rFonts w:ascii="Courier New" w:eastAsia="Times New Roman" w:hAnsi="Courier New" w:cs="Courier New"/>
+          <w:kern w:val="0"/>
+          <w:sz w:val="20"/>
+          <w:szCs w:val="20"/>
+          <w:lang w:eastAsia="en-IN"/>
+          <w14:ligatures w14:val="none"/>
+        </w:rPr>
+        <w:t>WINDOWS;</w:t>
+      </w:r>
+      <w:proofErr w:type="gramEnd"/>
+    </w:p>
+    <w:p>
+      <w:pPr>
+        <w:tabs>
+          <w:tab w:val="left" w:pos="916"/>
+          <w:tab w:val="left" w:pos="1832"/>
+          <w:tab w:val="left" w:pos="2748"/>
+          <w:tab w:val="left" w:pos="3664"/>
+          <w:tab w:val="left" w:pos="4580"/>
+          <w:tab w:val="left" w:pos="5496"/>
+          <w:tab w:val="left" w:pos="6412"/>
+          <w:tab w:val="left" w:pos="7328"/>
+          <w:tab w:val="left" w:pos="8244"/>
+          <w:tab w:val="left" w:pos="9160"/>
+          <w:tab w:val="left" w:pos="10076"/>
+          <w:tab w:val="left" w:pos="10992"/>
+          <w:tab w:val="left" w:pos="11908"/>
+          <w:tab w:val="left" w:pos="12824"/>
+          <w:tab w:val="left" w:pos="13740"/>
+          <w:tab w:val="left" w:pos="14656"/>
+        </w:tabs>
+        <w:spacing w:after="0" w:line="240" w:lineRule="auto"/>
+        <w:rPr>
+          <w:rFonts w:ascii="Courier New" w:eastAsia="Times New Roman" w:hAnsi="Courier New" w:cs="Courier New"/>
+          <w:kern w:val="0"/>
+          <w:sz w:val="20"/>
+          <w:szCs w:val="20"/>
+          <w:lang w:eastAsia="en-IN"/>
+          <w14:ligatures w14:val="none"/>
+        </w:rPr>
+      </w:pPr>
+      <w:r>
+        <w:rPr>
+          <w:rFonts w:ascii="Courier New" w:eastAsia="Times New Roman" w:hAnsi="Courier New" w:cs="Courier New"/>
+          <w:kern w:val="0"/>
+          <w:sz w:val="20"/>
+          <w:szCs w:val="20"/>
+          <w:lang w:eastAsia="en-IN"/>
+          <w14:ligatures w14:val="none"/>
+        </w:rPr>
+        <w:t>GO</w:t>
+      </w:r>
+    </w:p>
+    <w:p>
+      <w:pPr>
+        <w:spacing w:before="100" w:beforeAutospacing="1" w:after="100" w:afterAutospacing="1" w:line="240" w:lineRule="auto"/>
+        <w:rPr>
+          <w:rFonts w:ascii="Times New Roman" w:eastAsia="Times New Roman" w:hAnsi="Times New Roman" w:cs="Times New Roman"/>
+          <w:kern w:val="0"/>
+          <w:lang w:eastAsia="en-IN"/>
+          <w14:ligatures w14:val="none"/>
+        </w:rPr>
+      </w:pPr>
+      <w:r>
+        <w:rPr>
+          <w:rFonts w:ascii="Times New Roman" w:eastAsia="Times New Roman" w:hAnsi="Times New Roman" w:cs="Times New Roman"/>
+          <w:kern w:val="0"/>
+          <w:lang w:eastAsia="en-IN"/>
+          <w14:ligatures w14:val="none"/>
+        </w:rPr>
+        <w:t>Create the database user:</w:t>
+      </w:r>
+    </w:p>
+    <w:p>
+      <w:pPr>
+        <w:tabs>
+          <w:tab w:val="left" w:pos="916"/>
+          <w:tab w:val="left" w:pos="1832"/>
+          <w:tab w:val="left" w:pos="2748"/>
+          <w:tab w:val="left" w:pos="3664"/>
+          <w:tab w:val="left" w:pos="4580"/>
+          <w:tab w:val="left" w:pos="5496"/>
+          <w:tab w:val="left" w:pos="6412"/>
+          <w:tab w:val="left" w:pos="7328"/>
+          <w:tab w:val="left" w:pos="8244"/>
+          <w:tab w:val="left" w:pos="9160"/>
+          <w:tab w:val="left" w:pos="10076"/>
+          <w:tab w:val="left" w:pos="10992"/>
+          <w:tab w:val="left" w:pos="11908"/>
+          <w:tab w:val="left" w:pos="12824"/>
+          <w:tab w:val="left" w:pos="13740"/>
+          <w:tab w:val="left" w:pos="14656"/>
+        </w:tabs>
+        <w:spacing w:after="0" w:line="240" w:lineRule="auto"/>
+        <w:rPr>
+          <w:rFonts w:ascii="Courier New" w:eastAsia="Times New Roman" w:hAnsi="Courier New" w:cs="Courier New"/>
+          <w:kern w:val="0"/>
+          <w:sz w:val="20"/>
+          <w:szCs w:val="20"/>
+          <w:lang w:eastAsia="en-IN"/>
+          <w14:ligatures w14:val="none"/>
+        </w:rPr>
+      </w:pPr>
+      <w:r>
+        <w:rPr>
+          <w:rFonts w:ascii="Courier New" w:eastAsia="Times New Roman" w:hAnsi="Courier New" w:cs="Courier New"/>
+          <w:kern w:val="0"/>
+          <w:sz w:val="20"/>
+          <w:szCs w:val="20"/>
+          <w:lang w:eastAsia="en-IN"/>
+          <w14:ligatures w14:val="none"/>
+        </w:rPr>
+        <w:t>USE [</w:t>
+      </w:r>
+      <w:proofErr w:type="spellStart"/>
+      <w:r>
+        <w:rPr>
+          <w:rFonts w:ascii="Courier New" w:eastAsia="Times New Roman" w:hAnsi="Courier New" w:cs="Courier New"/>
+          <w:kern w:val="0"/>
+          <w:sz w:val="20"/>
+          <w:szCs w:val="20"/>
+          <w:lang w:eastAsia="en-IN"/>
+          <w14:ligatures w14:val="none"/>
+        </w:rPr>
+        <w:t>SalesDB</w:t>
+      </w:r>
+      <w:proofErr w:type="spellEnd"/>
+      <w:proofErr w:type="gramStart"/>
+      <w:r>
+        <w:rPr>
+          <w:rFonts w:ascii="Courier New" w:eastAsia="Times New Roman" w:hAnsi="Courier New" w:cs="Courier New"/>
+          <w:kern w:val="0"/>
+          <w:sz w:val="20"/>
+          <w:szCs w:val="20"/>
+          <w:lang w:eastAsia="en-IN"/>
+          <w14:ligatures w14:val="none"/>
+        </w:rPr>
+        <w:t>];</w:t>
+      </w:r>
+      <w:proofErr w:type="gramEnd"/>
+    </w:p>
+    <w:p>
+      <w:pPr>
+        <w:tabs>
+          <w:tab w:val="left" w:pos="916"/>
+          <w:tab w:val="left" w:pos="1832"/>
+          <w:tab w:val="left" w:pos="2748"/>
+          <w:tab w:val="left" w:pos="3664"/>
+          <w:tab w:val="left" w:pos="4580"/>
+          <w:tab w:val="left" w:pos="5496"/>
+          <w:tab w:val="left" w:pos="6412"/>
+          <w:tab w:val="left" w:pos="7328"/>
+          <w:tab w:val="left" w:pos="8244"/>
+          <w:tab w:val="left" w:pos="9160"/>
+          <w:tab w:val="left" w:pos="10076"/>
+          <w:tab w:val="left" w:pos="10992"/>
+          <w:tab w:val="left" w:pos="11908"/>
+          <w:tab w:val="left" w:pos="12824"/>
+          <w:tab w:val="left" w:pos="13740"/>
+          <w:tab w:val="left" w:pos="14656"/>
+        </w:tabs>
+        <w:spacing w:after="0" w:line="240" w:lineRule="auto"/>
+        <w:rPr>
+          <w:rFonts w:ascii="Courier New" w:eastAsia="Times New Roman" w:hAnsi="Courier New" w:cs="Courier New"/>
+          <w:kern w:val="0"/>
+          <w:sz w:val="20"/>
+          <w:szCs w:val="20"/>
+          <w:lang w:eastAsia="en-IN"/>
+          <w14:ligatures w14:val="none"/>
+        </w:rPr>
+      </w:pPr>
+      <w:r>
+        <w:rPr>
+          <w:rFonts w:ascii="Courier New" w:eastAsia="Times New Roman" w:hAnsi="Courier New" w:cs="Courier New"/>
+          <w:kern w:val="0"/>
+          <w:sz w:val="20"/>
+          <w:szCs w:val="20"/>
+          <w:lang w:eastAsia="en-IN"/>
+          <w14:ligatures w14:val="none"/>
+        </w:rPr>
+        <w:t>GO</w:t>
+      </w:r>
+    </w:p>
+    <w:p>
+      <w:pPr>
+        <w:tabs>
+          <w:tab w:val="left" w:pos="916"/>
+          <w:tab w:val="left" w:pos="1832"/>
+          <w:tab w:val="left" w:pos="2748"/>
+          <w:tab w:val="left" w:pos="3664"/>
+          <w:tab w:val="left" w:pos="4580"/>
+          <w:tab w:val="left" w:pos="5496"/>
+          <w:tab w:val="left" w:pos="6412"/>
+          <w:tab w:val="left" w:pos="7328"/>
+          <w:tab w:val="left" w:pos="8244"/>
+          <w:tab w:val="left" w:pos="9160"/>
+          <w:tab w:val="left" w:pos="10076"/>
+          <w:tab w:val="left" w:pos="10992"/>
+          <w:tab w:val="left" w:pos="11908"/>
+          <w:tab w:val="left" w:pos="12824"/>
+          <w:tab w:val="left" w:pos="13740"/>
+          <w:tab w:val="left" w:pos="14656"/>
+        </w:tabs>
+        <w:spacing w:after="0" w:line="240" w:lineRule="auto"/>
+        <w:rPr>
+          <w:rFonts w:ascii="Courier New" w:eastAsia="Times New Roman" w:hAnsi="Courier New" w:cs="Courier New"/>
+          <w:kern w:val="0"/>
+          <w:sz w:val="20"/>
+          <w:szCs w:val="20"/>
+          <w:lang w:eastAsia="en-IN"/>
+          <w14:ligatures w14:val="none"/>
+        </w:rPr>
+      </w:pPr>
+    </w:p>
+    <w:p>
+      <w:pPr>
+        <w:tabs>
+          <w:tab w:val="left" w:pos="916"/>
+          <w:tab w:val="left" w:pos="1832"/>
+          <w:tab w:val="left" w:pos="2748"/>
+          <w:tab w:val="left" w:pos="3664"/>
+          <w:tab w:val="left" w:pos="4580"/>
+          <w:tab w:val="left" w:pos="5496"/>
+          <w:tab w:val="left" w:pos="6412"/>
+          <w:tab w:val="left" w:pos="7328"/>
+          <w:tab w:val="left" w:pos="8244"/>
+          <w:tab w:val="left" w:pos="9160"/>
+          <w:tab w:val="left" w:pos="10076"/>
+          <w:tab w:val="left" w:pos="10992"/>
+          <w:tab w:val="left" w:pos="11908"/>
+          <w:tab w:val="left" w:pos="12824"/>
+          <w:tab w:val="left" w:pos="13740"/>
+          <w:tab w:val="left" w:pos="14656"/>
+        </w:tabs>
+        <w:spacing w:after="0" w:line="240" w:lineRule="auto"/>
+        <w:rPr>
+          <w:rFonts w:ascii="Courier New" w:eastAsia="Times New Roman" w:hAnsi="Courier New" w:cs="Courier New"/>
+          <w:kern w:val="0"/>
+          <w:sz w:val="20"/>
+          <w:szCs w:val="20"/>
+          <w:lang w:eastAsia="en-IN"/>
+          <w14:ligatures w14:val="none"/>
+        </w:rPr>
+      </w:pPr>
+      <w:r>
+        <w:rPr>
+          <w:rFonts w:ascii="Courier New" w:eastAsia="Times New Roman" w:hAnsi="Courier New" w:cs="Courier New"/>
+          <w:kern w:val="0"/>
+          <w:sz w:val="20"/>
+          <w:szCs w:val="20"/>
+          <w:lang w:eastAsia="en-IN"/>
+          <w14:ligatures w14:val="none"/>
+        </w:rPr>
+        <w:t>CREATE USER [DOMAIN\SQL-Sales-Readers]</w:t>
+      </w:r>
+    </w:p>
+    <w:p>
+      <w:pPr>
+        <w:tabs>
+          <w:tab w:val="left" w:pos="916"/>
+          <w:tab w:val="left" w:pos="1832"/>
+          <w:tab w:val="left" w:pos="2748"/>
+          <w:tab w:val="left" w:pos="3664"/>
+          <w:tab w:val="left" w:pos="4580"/>
+          <w:tab w:val="left" w:pos="5496"/>
+          <w:tab w:val="left" w:pos="6412"/>
+          <w:tab w:val="left" w:pos="7328"/>
+          <w:tab w:val="left" w:pos="8244"/>
+          <w:tab w:val="left" w:pos="9160"/>
+          <w:tab w:val="left" w:pos="10076"/>
+          <w:tab w:val="left" w:pos="10992"/>
+          <w:tab w:val="left" w:pos="11908"/>
+          <w:tab w:val="left" w:pos="12824"/>
+          <w:tab w:val="left" w:pos="13740"/>
+          <w:tab w:val="left" w:pos="14656"/>
+        </w:tabs>
+        <w:spacing w:after="0" w:line="240" w:lineRule="auto"/>
+        <w:rPr>
+          <w:rFonts w:ascii="Courier New" w:eastAsia="Times New Roman" w:hAnsi="Courier New" w:cs="Courier New"/>
+          <w:kern w:val="0"/>
+          <w:sz w:val="20"/>
+          <w:szCs w:val="20"/>
+          <w:lang w:eastAsia="en-IN"/>
+          <w14:ligatures w14:val="none"/>
+        </w:rPr>
+      </w:pPr>
+      <w:r>
+        <w:rPr>
+          <w:rFonts w:ascii="Courier New" w:eastAsia="Times New Roman" w:hAnsi="Courier New" w:cs="Courier New"/>
+          <w:kern w:val="0"/>
+          <w:sz w:val="20"/>
+          <w:szCs w:val="20"/>
+          <w:lang w:eastAsia="en-IN"/>
+          <w14:ligatures w14:val="none"/>
+        </w:rPr>
+        <w:t>FOR LOGIN [DOMAIN\SQL-Sales-Readers</w:t>
+      </w:r>
+      <w:proofErr w:type="gramStart"/>
+      <w:r>
+        <w:rPr>
+          <w:rFonts w:ascii="Courier New" w:eastAsia="Times New Roman" w:hAnsi="Courier New" w:cs="Courier New"/>
+          <w:kern w:val="0"/>
+          <w:sz w:val="20"/>
+          <w:szCs w:val="20"/>
+          <w:lang w:eastAsia="en-IN"/>
+          <w14:ligatures w14:val="none"/>
+        </w:rPr>
+        <w:t>];</w:t>
+      </w:r>
+      <w:proofErr w:type="gramEnd"/>
+    </w:p>
+    <w:p>
+      <w:pPr>
+        <w:tabs>
+          <w:tab w:val="left" w:pos="916"/>
+          <w:tab w:val="left" w:pos="1832"/>
+          <w:tab w:val="left" w:pos="2748"/>
+          <w:tab w:val="left" w:pos="3664"/>
+          <w:tab w:val="left" w:pos="4580"/>
+          <w:tab w:val="left" w:pos="5496"/>
+          <w:tab w:val="left" w:pos="6412"/>
+          <w:tab w:val="left" w:pos="7328"/>
+          <w:tab w:val="left" w:pos="8244"/>
+          <w:tab w:val="left" w:pos="9160"/>
+          <w:tab w:val="left" w:pos="10076"/>
+          <w:tab w:val="left" w:pos="10992"/>
+          <w:tab w:val="left" w:pos="11908"/>
+          <w:tab w:val="left" w:pos="12824"/>
+          <w:tab w:val="left" w:pos="13740"/>
+          <w:tab w:val="left" w:pos="14656"/>
+        </w:tabs>
+        <w:spacing w:after="0" w:line="240" w:lineRule="auto"/>
+        <w:rPr>
+          <w:rFonts w:ascii="Courier New" w:eastAsia="Times New Roman" w:hAnsi="Courier New" w:cs="Courier New"/>
+          <w:kern w:val="0"/>
+          <w:sz w:val="20"/>
+          <w:szCs w:val="20"/>
+          <w:lang w:eastAsia="en-IN"/>
+          <w14:ligatures w14:val="none"/>
+        </w:rPr>
+      </w:pPr>
+      <w:r>
+        <w:rPr>
+          <w:rFonts w:ascii="Courier New" w:eastAsia="Times New Roman" w:hAnsi="Courier New" w:cs="Courier New"/>
+          <w:kern w:val="0"/>
+          <w:sz w:val="20"/>
+          <w:szCs w:val="20"/>
+          <w:lang w:eastAsia="en-IN"/>
+          <w14:ligatures w14:val="none"/>
+        </w:rPr>
+        <w:t>GO</w:t>
+      </w:r>
+    </w:p>
+    <w:p>
+      <w:pPr>
+        <w:spacing w:before="100" w:beforeAutospacing="1" w:after="100" w:afterAutospacing="1" w:line="240" w:lineRule="auto"/>
+        <w:rPr>
+          <w:rFonts w:ascii="Times New Roman" w:eastAsia="Times New Roman" w:hAnsi="Times New Roman" w:cs="Times New Roman"/>
+          <w:kern w:val="0"/>
+          <w:lang w:eastAsia="en-IN"/>
+          <w14:ligatures w14:val="none"/>
+        </w:rPr>
+      </w:pPr>
+      <w:r>
+        <w:rPr>
+          <w:rFonts w:ascii="Times New Roman" w:eastAsia="Times New Roman" w:hAnsi="Times New Roman" w:cs="Times New Roman"/>
+          <w:kern w:val="0"/>
+          <w:lang w:eastAsia="en-IN"/>
+          <w14:ligatures w14:val="none"/>
+        </w:rPr>
+        <w:t>Grant access:</w:t>
+      </w:r>
+    </w:p>
+    <w:p>
+      <w:pPr>
+        <w:tabs>
+          <w:tab w:val="left" w:pos="916"/>
+          <w:tab w:val="left" w:pos="1832"/>
+          <w:tab w:val="left" w:pos="2748"/>
+          <w:tab w:val="left" w:pos="3664"/>
+          <w:tab w:val="left" w:pos="4580"/>
+          <w:tab w:val="left" w:pos="5496"/>
+          <w:tab w:val="left" w:pos="6412"/>
+          <w:tab w:val="left" w:pos="7328"/>
+          <w:tab w:val="left" w:pos="8244"/>
+          <w:tab w:val="left" w:pos="9160"/>
+          <w:tab w:val="left" w:pos="10076"/>
+          <w:tab w:val="left" w:pos="10992"/>
+          <w:tab w:val="left" w:pos="11908"/>
+          <w:tab w:val="left" w:pos="12824"/>
+          <w:tab w:val="left" w:pos="13740"/>
+          <w:tab w:val="left" w:pos="14656"/>
+        </w:tabs>
+        <w:spacing w:after="0" w:line="240" w:lineRule="auto"/>
+        <w:rPr>
+          <w:rFonts w:ascii="Courier New" w:eastAsia="Times New Roman" w:hAnsi="Courier New" w:cs="Courier New"/>
+          <w:kern w:val="0"/>
+          <w:sz w:val="20"/>
+          <w:szCs w:val="20"/>
+          <w:lang w:eastAsia="en-IN"/>
+          <w14:ligatures w14:val="none"/>
+        </w:rPr>
+      </w:pPr>
+      <w:r>
+        <w:rPr>
+          <w:rFonts w:ascii="Courier New" w:eastAsia="Times New Roman" w:hAnsi="Courier New" w:cs="Courier New"/>
+          <w:kern w:val="0"/>
+          <w:sz w:val="20"/>
+          <w:szCs w:val="20"/>
+          <w:lang w:eastAsia="en-IN"/>
+          <w14:ligatures w14:val="none"/>
+        </w:rPr>
+        <w:t xml:space="preserve">GRANT SELECT ON </w:t>
+      </w:r>
+      <w:proofErr w:type="gramStart"/>
+      <w:r>
+        <w:rPr>
+          <w:rFonts w:ascii="Courier New" w:eastAsia="Times New Roman" w:hAnsi="Courier New" w:cs="Courier New"/>
+          <w:kern w:val="0"/>
+          <w:sz w:val="20"/>
+          <w:szCs w:val="20"/>
+          <w:lang w:eastAsia="en-IN"/>
+          <w14:ligatures w14:val="none"/>
+        </w:rPr>
+        <w:t>OBJECT::</w:t>
+      </w:r>
+      <w:proofErr w:type="spellStart"/>
+      <w:proofErr w:type="gramEnd"/>
+      <w:r>
+        <w:rPr>
+          <w:rFonts w:ascii="Courier New" w:eastAsia="Times New Roman" w:hAnsi="Courier New" w:cs="Courier New"/>
+          <w:kern w:val="0"/>
+          <w:sz w:val="20"/>
+          <w:szCs w:val="20"/>
+          <w:lang w:eastAsia="en-IN"/>
+          <w14:ligatures w14:val="none"/>
+        </w:rPr>
+        <w:t>dbo.Customer</w:t>
+      </w:r>
+      <w:proofErr w:type="spellEnd"/>
+    </w:p>
+    <w:p>
+      <w:pPr>
+        <w:tabs>
+          <w:tab w:val="left" w:pos="916"/>
+          <w:tab w:val="left" w:pos="1832"/>
+          <w:tab w:val="left" w:pos="2748"/>
+          <w:tab w:val="left" w:pos="3664"/>
+          <w:tab w:val="left" w:pos="4580"/>
+          <w:tab w:val="left" w:pos="5496"/>
+          <w:tab w:val="left" w:pos="6412"/>
+          <w:tab w:val="left" w:pos="7328"/>
+          <w:tab w:val="left" w:pos="8244"/>
+          <w:tab w:val="left" w:pos="9160"/>
+          <w:tab w:val="left" w:pos="10076"/>
+          <w:tab w:val="left" w:pos="10992"/>
+          <w:tab w:val="left" w:pos="11908"/>
+          <w:tab w:val="left" w:pos="12824"/>
+          <w:tab w:val="left" w:pos="13740"/>
+          <w:tab w:val="left" w:pos="14656"/>
+        </w:tabs>
+        <w:spacing w:after="0" w:line="240" w:lineRule="auto"/>
+        <w:rPr>
+          <w:rFonts w:ascii="Courier New" w:eastAsia="Times New Roman" w:hAnsi="Courier New" w:cs="Courier New"/>
+          <w:kern w:val="0"/>
+          <w:sz w:val="20"/>
+          <w:szCs w:val="20"/>
+          <w:lang w:eastAsia="en-IN"/>
+          <w14:ligatures w14:val="none"/>
+        </w:rPr>
+      </w:pPr>
+      <w:r>
+        <w:rPr>
+          <w:rFonts w:ascii="Courier New" w:eastAsia="Times New Roman" w:hAnsi="Courier New" w:cs="Courier New"/>
+          <w:kern w:val="0"/>
+          <w:sz w:val="20"/>
+          <w:szCs w:val="20"/>
+          <w:lang w:eastAsia="en-IN"/>
+          <w14:ligatures w14:val="none"/>
+        </w:rPr>
+        <w:t>TO [DOMAIN\SQL-Sales-Readers</w:t>
+      </w:r>
+      <w:proofErr w:type="gramStart"/>
+      <w:r>
+        <w:rPr>
+          <w:rFonts w:ascii="Courier New" w:eastAsia="Times New Roman" w:hAnsi="Courier New" w:cs="Courier New"/>
+          <w:kern w:val="0"/>
+          <w:sz w:val="20"/>
+          <w:szCs w:val="20"/>
+          <w:lang w:eastAsia="en-IN"/>
+          <w14:ligatures w14:val="none"/>
+        </w:rPr>
+        <w:t>];</w:t>
+      </w:r>
+      <w:proofErr w:type="gramEnd"/>
+    </w:p>
+    <w:p>
+      <w:pPr>
+        <w:tabs>
+          <w:tab w:val="left" w:pos="916"/>
+          <w:tab w:val="left" w:pos="1832"/>
+          <w:tab w:val="left" w:pos="2748"/>
+          <w:tab w:val="left" w:pos="3664"/>
+          <w:tab w:val="left" w:pos="4580"/>
+          <w:tab w:val="left" w:pos="5496"/>
+          <w:tab w:val="left" w:pos="6412"/>
+          <w:tab w:val="left" w:pos="7328"/>
+          <w:tab w:val="left" w:pos="8244"/>
+          <w:tab w:val="left" w:pos="9160"/>
+          <w:tab w:val="left" w:pos="10076"/>
+          <w:tab w:val="left" w:pos="10992"/>
+          <w:tab w:val="left" w:pos="11908"/>
+          <w:tab w:val="left" w:pos="12824"/>
+          <w:tab w:val="left" w:pos="13740"/>
+          <w:tab w:val="left" w:pos="14656"/>
+        </w:tabs>
+        <w:spacing w:after="0" w:line="240" w:lineRule="auto"/>
+        <w:rPr>
+          <w:rFonts w:ascii="Courier New" w:eastAsia="Times New Roman" w:hAnsi="Courier New" w:cs="Courier New"/>
+          <w:kern w:val="0"/>
+          <w:sz w:val="20"/>
+          <w:szCs w:val="20"/>
+          <w:lang w:eastAsia="en-IN"/>
+          <w14:ligatures w14:val="none"/>
+        </w:rPr>
+      </w:pPr>
+    </w:p>
+    <w:p>
+      <w:pPr>
+        <w:tabs>
+          <w:tab w:val="left" w:pos="916"/>
+          <w:tab w:val="left" w:pos="1832"/>
+          <w:tab w:val="left" w:pos="2748"/>
+          <w:tab w:val="left" w:pos="3664"/>
+          <w:tab w:val="left" w:pos="4580"/>
+          <w:tab w:val="left" w:pos="5496"/>
+          <w:tab w:val="left" w:pos="6412"/>
+          <w:tab w:val="left" w:pos="7328"/>
+          <w:tab w:val="left" w:pos="8244"/>
+          <w:tab w:val="left" w:pos="9160"/>
+          <w:tab w:val="left" w:pos="10076"/>
+          <w:tab w:val="left" w:pos="10992"/>
+          <w:tab w:val="left" w:pos="11908"/>
+          <w:tab w:val="left" w:pos="12824"/>
+          <w:tab w:val="left" w:pos="13740"/>
+          <w:tab w:val="left" w:pos="14656"/>
+        </w:tabs>
+        <w:spacing w:after="0" w:line="240" w:lineRule="auto"/>
+        <w:rPr>
+          <w:rFonts w:ascii="Courier New" w:eastAsia="Times New Roman" w:hAnsi="Courier New" w:cs="Courier New"/>
+          <w:kern w:val="0"/>
+          <w:sz w:val="20"/>
+          <w:szCs w:val="20"/>
+          <w:lang w:eastAsia="en-IN"/>
+          <w14:ligatures w14:val="none"/>
+        </w:rPr>
+      </w:pPr>
+      <w:r>
+        <w:rPr>
+          <w:rFonts w:ascii="Courier New" w:eastAsia="Times New Roman" w:hAnsi="Courier New" w:cs="Courier New"/>
+          <w:kern w:val="0"/>
+          <w:sz w:val="20"/>
+          <w:szCs w:val="20"/>
+          <w:lang w:eastAsia="en-IN"/>
+          <w14:ligatures w14:val="none"/>
+        </w:rPr>
+        <w:t xml:space="preserve">GRANT SELECT ON </w:t>
+      </w:r>
+      <w:proofErr w:type="gramStart"/>
+      <w:r>
+        <w:rPr>
+          <w:rFonts w:ascii="Courier New" w:eastAsia="Times New Roman" w:hAnsi="Courier New" w:cs="Courier New"/>
+          <w:kern w:val="0"/>
+          <w:sz w:val="20"/>
+          <w:szCs w:val="20"/>
+          <w:lang w:eastAsia="en-IN"/>
+          <w14:ligatures w14:val="none"/>
+        </w:rPr>
+        <w:t>OBJECT::</w:t>
+      </w:r>
+      <w:proofErr w:type="spellStart"/>
+      <w:proofErr w:type="gramEnd"/>
+      <w:r>
+        <w:rPr>
+          <w:rFonts w:ascii="Courier New" w:eastAsia="Times New Roman" w:hAnsi="Courier New" w:cs="Courier New"/>
+          <w:kern w:val="0"/>
+          <w:sz w:val="20"/>
+          <w:szCs w:val="20"/>
+          <w:lang w:eastAsia="en-IN"/>
+          <w14:ligatures w14:val="none"/>
+        </w:rPr>
+        <w:t>dbo.SalesOrder</w:t>
+      </w:r>
+      <w:proofErr w:type="spellEnd"/>
+    </w:p>
+    <w:p>
+      <w:pPr>
+        <w:tabs>
+          <w:tab w:val="left" w:pos="916"/>
+          <w:tab w:val="left" w:pos="1832"/>
+          <w:tab w:val="left" w:pos="2748"/>
+          <w:tab w:val="left" w:pos="3664"/>
+          <w:tab w:val="left" w:pos="4580"/>
+          <w:tab w:val="left" w:pos="5496"/>
+          <w:tab w:val="left" w:pos="6412"/>
+          <w:tab w:val="left" w:pos="7328"/>
+          <w:tab w:val="left" w:pos="8244"/>
+          <w:tab w:val="left" w:pos="9160"/>
+          <w:tab w:val="left" w:pos="10076"/>
+          <w:tab w:val="left" w:pos="10992"/>
+          <w:tab w:val="left" w:pos="11908"/>
+          <w:tab w:val="left" w:pos="12824"/>
+          <w:tab w:val="left" w:pos="13740"/>
+          <w:tab w:val="left" w:pos="14656"/>
+        </w:tabs>
+        <w:spacing w:after="0" w:line="240" w:lineRule="auto"/>
+        <w:rPr>
+          <w:rFonts w:ascii="Courier New" w:eastAsia="Times New Roman" w:hAnsi="Courier New" w:cs="Courier New"/>
+          <w:kern w:val="0"/>
+          <w:sz w:val="20"/>
+          <w:szCs w:val="20"/>
+          <w:lang w:eastAsia="en-IN"/>
+          <w14:ligatures w14:val="none"/>
+        </w:rPr>
+      </w:pPr>
+      <w:r>
+        <w:rPr>
+          <w:rFonts w:ascii="Courier New" w:eastAsia="Times New Roman" w:hAnsi="Courier New" w:cs="Courier New"/>
+          <w:kern w:val="0"/>
+          <w:sz w:val="20"/>
+          <w:szCs w:val="20"/>
+          <w:lang w:eastAsia="en-IN"/>
+          <w14:ligatures w14:val="none"/>
+        </w:rPr>
+        <w:t>TO [DOMAIN\SQL-Sales-Readers</w:t>
+      </w:r>
+      <w:proofErr w:type="gramStart"/>
+      <w:r>
+        <w:rPr>
+          <w:rFonts w:ascii="Courier New" w:eastAsia="Times New Roman" w:hAnsi="Courier New" w:cs="Courier New"/>
+          <w:kern w:val="0"/>
+          <w:sz w:val="20"/>
+          <w:szCs w:val="20"/>
+          <w:lang w:eastAsia="en-IN"/>
+          <w14:ligatures w14:val="none"/>
+        </w:rPr>
+        <w:t>];</w:t>
+      </w:r>
+      <w:proofErr w:type="gramEnd"/>
+    </w:p>
+    <w:p>
+      <w:pPr>
+        <w:tabs>
+          <w:tab w:val="left" w:pos="916"/>
+          <w:tab w:val="left" w:pos="1832"/>
+          <w:tab w:val="left" w:pos="2748"/>
+          <w:tab w:val="left" w:pos="3664"/>
+          <w:tab w:val="left" w:pos="4580"/>
+          <w:tab w:val="left" w:pos="5496"/>
+          <w:tab w:val="left" w:pos="6412"/>
+          <w:tab w:val="left" w:pos="7328"/>
+          <w:tab w:val="left" w:pos="8244"/>
+          <w:tab w:val="left" w:pos="9160"/>
+          <w:tab w:val="left" w:pos="10076"/>
+          <w:tab w:val="left" w:pos="10992"/>
+          <w:tab w:val="left" w:pos="11908"/>
+          <w:tab w:val="left" w:pos="12824"/>
+          <w:tab w:val="left" w:pos="13740"/>
+          <w:tab w:val="left" w:pos="14656"/>
+        </w:tabs>
+        <w:spacing w:after="0" w:line="240" w:lineRule="auto"/>
+        <w:rPr>
+          <w:rFonts w:ascii="Courier New" w:eastAsia="Times New Roman" w:hAnsi="Courier New" w:cs="Courier New"/>
+          <w:kern w:val="0"/>
+          <w:sz w:val="20"/>
+          <w:szCs w:val="20"/>
+          <w:lang w:eastAsia="en-IN"/>
+          <w14:ligatures w14:val="none"/>
+        </w:rPr>
+      </w:pPr>
+      <w:r>
+        <w:rPr>
+          <w:rFonts w:ascii="Courier New" w:eastAsia="Times New Roman" w:hAnsi="Courier New" w:cs="Courier New"/>
+          <w:kern w:val="0"/>
+          <w:sz w:val="20"/>
+          <w:szCs w:val="20"/>
+          <w:lang w:eastAsia="en-IN"/>
+          <w14:ligatures w14:val="none"/>
+        </w:rPr>
+        <w:t>GO</w:t>
+      </w:r>
+    </w:p>
+    <w:p>
+      <w:pPr>
+        <w:spacing w:before="100" w:beforeAutospacing="1" w:after="100" w:afterAutospacing="1" w:line="240" w:lineRule="auto"/>
+        <w:rPr>
+          <w:rFonts w:ascii="Times New Roman" w:eastAsia="Times New Roman" w:hAnsi="Times New Roman" w:cs="Times New Roman"/>
+          <w:kern w:val="0"/>
+          <w:lang w:eastAsia="en-IN"/>
+          <w14:ligatures w14:val="none"/>
+        </w:rPr>
+      </w:pPr>
+      <w:r>
+        <w:rPr>
+          <w:rFonts w:ascii="Times New Roman" w:eastAsia="Times New Roman" w:hAnsi="Times New Roman" w:cs="Times New Roman"/>
+          <w:kern w:val="0"/>
+          <w:lang w:eastAsia="en-IN"/>
+          <w14:ligatures w14:val="none"/>
+        </w:rPr>
+        <w:t>Then manage membership through Active Directory:</w:t>
+      </w:r>
+    </w:p>
+    <w:p>
+      <w:pPr>
+        <w:tabs>
+          <w:tab w:val="left" w:pos="916"/>
+          <w:tab w:val="left" w:pos="1832"/>
+          <w:tab w:val="left" w:pos="2748"/>
+          <w:tab w:val="left" w:pos="3664"/>
+          <w:tab w:val="left" w:pos="4580"/>
+          <w:tab w:val="left" w:pos="5496"/>
+          <w:tab w:val="left" w:pos="6412"/>
+          <w:tab w:val="left" w:pos="7328"/>
+          <w:tab w:val="left" w:pos="8244"/>
+          <w:tab w:val="left" w:pos="9160"/>
+          <w:tab w:val="left" w:pos="10076"/>
+          <w:tab w:val="left" w:pos="10992"/>
+          <w:tab w:val="left" w:pos="11908"/>
+          <w:tab w:val="left" w:pos="12824"/>
+          <w:tab w:val="left" w:pos="13740"/>
+          <w:tab w:val="left" w:pos="14656"/>
+        </w:tabs>
+        <w:spacing w:after="0" w:line="240" w:lineRule="auto"/>
+        <w:rPr>
+          <w:rFonts w:ascii="Courier New" w:eastAsia="Times New Roman" w:hAnsi="Courier New" w:cs="Courier New"/>
+          <w:kern w:val="0"/>
+          <w:sz w:val="20"/>
+          <w:szCs w:val="20"/>
+          <w:lang w:eastAsia="en-IN"/>
+          <w14:ligatures w14:val="none"/>
+        </w:rPr>
+      </w:pPr>
+      <w:r>
+        <w:rPr>
+          <w:rFonts w:ascii="Courier New" w:eastAsia="Times New Roman" w:hAnsi="Courier New" w:cs="Courier New"/>
+          <w:kern w:val="0"/>
+          <w:sz w:val="20"/>
+          <w:szCs w:val="20"/>
+          <w:lang w:eastAsia="en-IN"/>
+          <w14:ligatures w14:val="none"/>
+        </w:rPr>
+        <w:t>DOMAIN\SQL-Sales-Readers</w:t>
+      </w:r>
+    </w:p>
+    <w:p>
+      <w:pPr>
+        <w:tabs>
+          <w:tab w:val="left" w:pos="916"/>
+          <w:tab w:val="left" w:pos="1832"/>
+          <w:tab w:val="left" w:pos="2748"/>
+          <w:tab w:val="left" w:pos="3664"/>
+          <w:tab w:val="left" w:pos="4580"/>
+          <w:tab w:val="left" w:pos="5496"/>
+          <w:tab w:val="left" w:pos="6412"/>
+          <w:tab w:val="left" w:pos="7328"/>
+          <w:tab w:val="left" w:pos="8244"/>
+          <w:tab w:val="left" w:pos="9160"/>
+          <w:tab w:val="left" w:pos="10076"/>
+          <w:tab w:val="left" w:pos="10992"/>
+          <w:tab w:val="left" w:pos="11908"/>
+          <w:tab w:val="left" w:pos="12824"/>
+          <w:tab w:val="left" w:pos="13740"/>
+          <w:tab w:val="left" w:pos="14656"/>
+        </w:tabs>
+        <w:spacing w:after="0" w:line="240" w:lineRule="auto"/>
+        <w:rPr>
+          <w:rFonts w:ascii="Courier New" w:eastAsia="Times New Roman" w:hAnsi="Courier New" w:cs="Courier New"/>
+          <w:kern w:val="0"/>
+          <w:sz w:val="20"/>
+          <w:szCs w:val="20"/>
+          <w:lang w:eastAsia="en-IN"/>
+          <w14:ligatures w14:val="none"/>
+        </w:rPr>
+      </w:pPr>
+      <w:r>
+        <w:rPr>
+          <w:rFonts w:ascii="Courier New" w:eastAsia="Times New Roman" w:hAnsi="Courier New" w:cs="Courier New"/>
+          <w:kern w:val="0"/>
+          <w:sz w:val="20"/>
+          <w:szCs w:val="20"/>
+          <w:lang w:eastAsia="en-IN"/>
+          <w14:ligatures w14:val="none"/>
+        </w:rPr>
+        <w:t xml:space="preserve">        │</w:t>
+      </w:r>
+    </w:p>
+    <w:p>
+      <w:pPr>
+        <w:tabs>
+          <w:tab w:val="left" w:pos="916"/>
+          <w:tab w:val="left" w:pos="1832"/>
+          <w:tab w:val="left" w:pos="2748"/>
+          <w:tab w:val="left" w:pos="3664"/>
+          <w:tab w:val="left" w:pos="4580"/>
+          <w:tab w:val="left" w:pos="5496"/>
+          <w:tab w:val="left" w:pos="6412"/>
+          <w:tab w:val="left" w:pos="7328"/>
+          <w:tab w:val="left" w:pos="8244"/>
+          <w:tab w:val="left" w:pos="9160"/>
+          <w:tab w:val="left" w:pos="10076"/>
+          <w:tab w:val="left" w:pos="10992"/>
+          <w:tab w:val="left" w:pos="11908"/>
+          <w:tab w:val="left" w:pos="12824"/>
+          <w:tab w:val="left" w:pos="13740"/>
+          <w:tab w:val="left" w:pos="14656"/>
+        </w:tabs>
+        <w:spacing w:after="0" w:line="240" w:lineRule="auto"/>
+        <w:rPr>
+          <w:rFonts w:ascii="Courier New" w:eastAsia="Times New Roman" w:hAnsi="Courier New" w:cs="Courier New"/>
+          <w:kern w:val="0"/>
+          <w:sz w:val="20"/>
+          <w:szCs w:val="20"/>
+          <w:lang w:eastAsia="en-IN"/>
+          <w14:ligatures w14:val="none"/>
+        </w:rPr>
+      </w:pPr>
+      <w:r>
+        <w:rPr>
+          <w:rFonts w:ascii="Courier New" w:eastAsia="Times New Roman" w:hAnsi="Courier New" w:cs="Courier New"/>
+          <w:kern w:val="0"/>
+          <w:sz w:val="20"/>
+          <w:szCs w:val="20"/>
+          <w:lang w:eastAsia="en-IN"/>
+          <w14:ligatures w14:val="none"/>
+        </w:rPr>
+        <w:t xml:space="preserve">        ├── User A</w:t>
+      </w:r>
+    </w:p>
+    <w:p>
+      <w:pPr>
+        <w:tabs>
+          <w:tab w:val="left" w:pos="916"/>
+          <w:tab w:val="left" w:pos="1832"/>
+          <w:tab w:val="left" w:pos="2748"/>
+          <w:tab w:val="left" w:pos="3664"/>
+          <w:tab w:val="left" w:pos="4580"/>
+          <w:tab w:val="left" w:pos="5496"/>
+          <w:tab w:val="left" w:pos="6412"/>
+          <w:tab w:val="left" w:pos="7328"/>
+          <w:tab w:val="left" w:pos="8244"/>
+          <w:tab w:val="left" w:pos="9160"/>
+          <w:tab w:val="left" w:pos="10076"/>
+          <w:tab w:val="left" w:pos="10992"/>
+          <w:tab w:val="left" w:pos="11908"/>
+          <w:tab w:val="left" w:pos="12824"/>
+          <w:tab w:val="left" w:pos="13740"/>
+          <w:tab w:val="left" w:pos="14656"/>
+        </w:tabs>
+        <w:spacing w:after="0" w:line="240" w:lineRule="auto"/>
+        <w:rPr>
+          <w:rFonts w:ascii="Courier New" w:eastAsia="Times New Roman" w:hAnsi="Courier New" w:cs="Courier New"/>
+          <w:kern w:val="0"/>
+          <w:sz w:val="20"/>
+          <w:szCs w:val="20"/>
+          <w:lang w:eastAsia="en-IN"/>
+          <w14:ligatures w14:val="none"/>
+        </w:rPr>
+      </w:pPr>
+      <w:r>
+        <w:rPr>
+          <w:rFonts w:ascii="Courier New" w:eastAsia="Times New Roman" w:hAnsi="Courier New" w:cs="Courier New"/>
+          <w:kern w:val="0"/>
+          <w:sz w:val="20"/>
+          <w:szCs w:val="20"/>
+          <w:lang w:eastAsia="en-IN"/>
+          <w14:ligatures w14:val="none"/>
+        </w:rPr>
+        <w:t xml:space="preserve">        ├── User B</w:t>
+      </w:r>
+    </w:p>
+    <w:p>
+      <w:pPr>
+        <w:tabs>
+          <w:tab w:val="left" w:pos="916"/>
+          <w:tab w:val="left" w:pos="1832"/>
+          <w:tab w:val="left" w:pos="2748"/>
+          <w:tab w:val="left" w:pos="3664"/>
+          <w:tab w:val="left" w:pos="4580"/>
+          <w:tab w:val="left" w:pos="5496"/>
+          <w:tab w:val="left" w:pos="6412"/>
+          <w:tab w:val="left" w:pos="7328"/>
+          <w:tab w:val="left" w:pos="8244"/>
+          <w:tab w:val="left" w:pos="9160"/>
+          <w:tab w:val="left" w:pos="10076"/>
+          <w:tab w:val="left" w:pos="10992"/>
+          <w:tab w:val="left" w:pos="11908"/>
+          <w:tab w:val="left" w:pos="12824"/>
+          <w:tab w:val="left" w:pos="13740"/>
+          <w:tab w:val="left" w:pos="14656"/>
+        </w:tabs>
+        <w:spacing w:after="0" w:line="240" w:lineRule="auto"/>
+        <w:rPr>
+          <w:rFonts w:ascii="Courier New" w:eastAsia="Times New Roman" w:hAnsi="Courier New" w:cs="Courier New"/>
+          <w:kern w:val="0"/>
+          <w:sz w:val="20"/>
+          <w:szCs w:val="20"/>
+          <w:lang w:eastAsia="en-IN"/>
+          <w14:ligatures w14:val="none"/>
+        </w:rPr>
+      </w:pPr>
+      <w:r>
+        <w:rPr>
+          <w:rFonts w:ascii="Courier New" w:eastAsia="Times New Roman" w:hAnsi="Courier New" w:cs="Courier New"/>
+          <w:kern w:val="0"/>
+          <w:sz w:val="20"/>
+          <w:szCs w:val="20"/>
+          <w:lang w:eastAsia="en-IN"/>
+          <w14:ligatures w14:val="none"/>
+        </w:rPr>
+        <w:t xml:space="preserve">        └── User C</w:t>
+      </w:r>
+    </w:p>
+    <w:p>
+      <w:pPr>
+        <w:spacing w:before="100" w:beforeAutospacing="1" w:after="100" w:afterAutospacing="1" w:line="240" w:lineRule="auto"/>
+        <w:rPr>
+          <w:rFonts w:ascii="Times New Roman" w:eastAsia="Times New Roman" w:hAnsi="Times New Roman" w:cs="Times New Roman"/>
+          <w:kern w:val="0"/>
+          <w:lang w:eastAsia="en-IN"/>
+          <w14:ligatures w14:val="none"/>
+        </w:rPr>
+      </w:pPr>
+      <w:r>
+        <w:rPr>
+          <w:rFonts w:ascii="Times New Roman" w:eastAsia="Times New Roman" w:hAnsi="Times New Roman" w:cs="Times New Roman"/>
+          <w:kern w:val="0"/>
+          <w:lang w:eastAsia="en-IN"/>
+          <w14:ligatures w14:val="none"/>
+        </w:rPr>
+        <w:t>This is much easier to manage when people join/leave the team.</w:t>
+      </w:r>
+    </w:p>
+    <w:p>
+      <w:pPr>
+        <w:spacing w:after="0" w:line="240" w:lineRule="auto"/>
+        <w:rPr>
+          <w:rFonts w:ascii="Times New Roman" w:eastAsia="Times New Roman" w:hAnsi="Times New Roman" w:cs="Times New Roman"/>
+          <w:kern w:val="0"/>
+          <w:lang w:eastAsia="en-IN"/>
+          <w14:ligatures w14:val="none"/>
+        </w:rPr>
+      </w:pPr>
+      <w:r>
+        <w:rPr>
+          <w:rFonts w:ascii="Times New Roman" w:eastAsia="Times New Roman" w:hAnsi="Times New Roman" w:cs="Times New Roman"/>
+          <w:kern w:val="0"/>
+          <w:lang w:eastAsia="en-IN"/>
+          <w14:ligatures w14:val="none"/>
+        </w:rPr>
+        <w:pict w14:anchorId="548DBB72">
+          <v:rect id="_x0000_i1062" style="width:0;height:1.5pt" o:hralign="center" o:hrstd="t" o:hr="t" fillcolor="#a0a0a0" stroked="f"/>
+        </w:pict>
+      </w:r>
+    </w:p>
+    <w:p>
+      <w:pPr>
+        <w:spacing w:before="100" w:beforeAutospacing="1" w:after="100" w:afterAutospacing="1" w:line="240" w:lineRule="auto"/>
+        <w:outlineLvl w:val="1"/>
+        <w:rPr>
+          <w:rFonts w:ascii="Times New Roman" w:eastAsia="Times New Roman" w:hAnsi="Times New Roman" w:cs="Times New Roman"/>
+          <w:b/>
+          <w:bCs/>
+          <w:kern w:val="0"/>
+          <w:sz w:val="36"/>
+          <w:szCs w:val="36"/>
+          <w:lang w:eastAsia="en-IN"/>
+          <w14:ligatures w14:val="none"/>
+        </w:rPr>
+      </w:pPr>
+      <w:r>
+        <w:rPr>
+          <w:rFonts w:ascii="Times New Roman" w:eastAsia="Times New Roman" w:hAnsi="Times New Roman" w:cs="Times New Roman"/>
+          <w:b/>
+          <w:bCs/>
+          <w:kern w:val="0"/>
+          <w:sz w:val="36"/>
+          <w:szCs w:val="36"/>
+          <w:lang w:eastAsia="en-IN"/>
+          <w14:ligatures w14:val="none"/>
+        </w:rPr>
+        <w:t>If they need INSERT/UPDATE/DELETE</w:t>
+      </w:r>
+    </w:p>
+    <w:p>
+      <w:pPr>
+        <w:spacing w:before="100" w:beforeAutospacing="1" w:after="100" w:afterAutospacing="1" w:line="240" w:lineRule="auto"/>
+        <w:rPr>
+          <w:rFonts w:ascii="Times New Roman" w:eastAsia="Times New Roman" w:hAnsi="Times New Roman" w:cs="Times New Roman"/>
+          <w:kern w:val="0"/>
+          <w:lang w:eastAsia="en-IN"/>
+          <w14:ligatures w14:val="none"/>
+        </w:rPr>
+      </w:pPr>
+      <w:r>
+        <w:rPr>
+          <w:rFonts w:ascii="Times New Roman" w:eastAsia="Times New Roman" w:hAnsi="Times New Roman" w:cs="Times New Roman"/>
+          <w:kern w:val="0"/>
+          <w:lang w:eastAsia="en-IN"/>
+          <w14:ligatures w14:val="none"/>
+        </w:rPr>
+        <w:t>You can grant specific operations separately:</w:t>
+      </w:r>
+    </w:p>
+    <w:p>
+      <w:pPr>
+        <w:tabs>
+          <w:tab w:val="left" w:pos="916"/>
+          <w:tab w:val="left" w:pos="1832"/>
+          <w:tab w:val="left" w:pos="2748"/>
+          <w:tab w:val="left" w:pos="3664"/>
+          <w:tab w:val="left" w:pos="4580"/>
+          <w:tab w:val="left" w:pos="5496"/>
+          <w:tab w:val="left" w:pos="6412"/>
+          <w:tab w:val="left" w:pos="7328"/>
+          <w:tab w:val="left" w:pos="8244"/>
+          <w:tab w:val="left" w:pos="9160"/>
+          <w:tab w:val="left" w:pos="10076"/>
+          <w:tab w:val="left" w:pos="10992"/>
+          <w:tab w:val="left" w:pos="11908"/>
+          <w:tab w:val="left" w:pos="12824"/>
+          <w:tab w:val="left" w:pos="13740"/>
+          <w:tab w:val="left" w:pos="14656"/>
+        </w:tabs>
+        <w:spacing w:after="0" w:line="240" w:lineRule="auto"/>
+        <w:rPr>
+          <w:rFonts w:ascii="Courier New" w:eastAsia="Times New Roman" w:hAnsi="Courier New" w:cs="Courier New"/>
+          <w:kern w:val="0"/>
+          <w:sz w:val="20"/>
+          <w:szCs w:val="20"/>
+          <w:lang w:eastAsia="en-IN"/>
+          <w14:ligatures w14:val="none"/>
+        </w:rPr>
+      </w:pPr>
+      <w:r>
+        <w:rPr>
+          <w:rFonts w:ascii="Courier New" w:eastAsia="Times New Roman" w:hAnsi="Courier New" w:cs="Courier New"/>
+          <w:kern w:val="0"/>
+          <w:sz w:val="20"/>
+          <w:szCs w:val="20"/>
+          <w:lang w:eastAsia="en-IN"/>
+          <w14:ligatures w14:val="none"/>
+        </w:rPr>
+        <w:t>GRANT SELECT, INSERT, UPDATE, DELETE</w:t>
+      </w:r>
+    </w:p>
+    <w:p>
+      <w:pPr>
+        <w:tabs>
+          <w:tab w:val="left" w:pos="916"/>
+          <w:tab w:val="left" w:pos="1832"/>
+          <w:tab w:val="left" w:pos="2748"/>
+          <w:tab w:val="left" w:pos="3664"/>
+          <w:tab w:val="left" w:pos="4580"/>
+          <w:tab w:val="left" w:pos="5496"/>
+          <w:tab w:val="left" w:pos="6412"/>
+          <w:tab w:val="left" w:pos="7328"/>
+          <w:tab w:val="left" w:pos="8244"/>
+          <w:tab w:val="left" w:pos="9160"/>
+          <w:tab w:val="left" w:pos="10076"/>
+          <w:tab w:val="left" w:pos="10992"/>
+          <w:tab w:val="left" w:pos="11908"/>
+          <w:tab w:val="left" w:pos="12824"/>
+          <w:tab w:val="left" w:pos="13740"/>
+          <w:tab w:val="left" w:pos="14656"/>
+        </w:tabs>
+        <w:spacing w:after="0" w:line="240" w:lineRule="auto"/>
+        <w:rPr>
+          <w:rFonts w:ascii="Courier New" w:eastAsia="Times New Roman" w:hAnsi="Courier New" w:cs="Courier New"/>
+          <w:kern w:val="0"/>
+          <w:sz w:val="20"/>
+          <w:szCs w:val="20"/>
+          <w:lang w:eastAsia="en-IN"/>
+          <w14:ligatures w14:val="none"/>
+        </w:rPr>
+      </w:pPr>
+      <w:r>
+        <w:rPr>
+          <w:rFonts w:ascii="Courier New" w:eastAsia="Times New Roman" w:hAnsi="Courier New" w:cs="Courier New"/>
+          <w:kern w:val="0"/>
+          <w:sz w:val="20"/>
+          <w:szCs w:val="20"/>
+          <w:lang w:eastAsia="en-IN"/>
+          <w14:ligatures w14:val="none"/>
+        </w:rPr>
+        <w:t xml:space="preserve">ON </w:t>
+      </w:r>
+      <w:proofErr w:type="gramStart"/>
+      <w:r>
+        <w:rPr>
+          <w:rFonts w:ascii="Courier New" w:eastAsia="Times New Roman" w:hAnsi="Courier New" w:cs="Courier New"/>
+          <w:kern w:val="0"/>
+          <w:sz w:val="20"/>
+          <w:szCs w:val="20"/>
+          <w:lang w:eastAsia="en-IN"/>
+          <w14:ligatures w14:val="none"/>
+        </w:rPr>
+        <w:t>OBJECT::</w:t>
+      </w:r>
+      <w:proofErr w:type="spellStart"/>
+      <w:proofErr w:type="gramEnd"/>
+      <w:r>
+        <w:rPr>
+          <w:rFonts w:ascii="Courier New" w:eastAsia="Times New Roman" w:hAnsi="Courier New" w:cs="Courier New"/>
+          <w:kern w:val="0"/>
+          <w:sz w:val="20"/>
+          <w:szCs w:val="20"/>
+          <w:lang w:eastAsia="en-IN"/>
+          <w14:ligatures w14:val="none"/>
+        </w:rPr>
+        <w:t>dbo.Customer</w:t>
+      </w:r>
+      <w:proofErr w:type="spellEnd"/>
+    </w:p>
+    <w:p>
+      <w:pPr>
+        <w:tabs>
+          <w:tab w:val="left" w:pos="916"/>
+          <w:tab w:val="left" w:pos="1832"/>
+          <w:tab w:val="left" w:pos="2748"/>
+          <w:tab w:val="left" w:pos="3664"/>
+          <w:tab w:val="left" w:pos="4580"/>
+          <w:tab w:val="left" w:pos="5496"/>
+          <w:tab w:val="left" w:pos="6412"/>
+          <w:tab w:val="left" w:pos="7328"/>
+          <w:tab w:val="left" w:pos="8244"/>
+          <w:tab w:val="left" w:pos="9160"/>
+          <w:tab w:val="left" w:pos="10076"/>
+          <w:tab w:val="left" w:pos="10992"/>
+          <w:tab w:val="left" w:pos="11908"/>
+          <w:tab w:val="left" w:pos="12824"/>
+          <w:tab w:val="left" w:pos="13740"/>
+          <w:tab w:val="left" w:pos="14656"/>
+        </w:tabs>
+        <w:spacing w:after="0" w:line="240" w:lineRule="auto"/>
+        <w:rPr>
+          <w:rFonts w:ascii="Courier New" w:eastAsia="Times New Roman" w:hAnsi="Courier New" w:cs="Courier New"/>
+          <w:kern w:val="0"/>
+          <w:sz w:val="20"/>
+          <w:szCs w:val="20"/>
+          <w:lang w:eastAsia="en-IN"/>
+          <w14:ligatures w14:val="none"/>
+        </w:rPr>
+      </w:pPr>
+      <w:r>
+        <w:rPr>
+          <w:rFonts w:ascii="Courier New" w:eastAsia="Times New Roman" w:hAnsi="Courier New" w:cs="Courier New"/>
+          <w:kern w:val="0"/>
+          <w:sz w:val="20"/>
+          <w:szCs w:val="20"/>
+          <w:lang w:eastAsia="en-IN"/>
+          <w14:ligatures w14:val="none"/>
+        </w:rPr>
+        <w:t>TO [DOMAIN\SQL-Sales-Readers</w:t>
+      </w:r>
+      <w:proofErr w:type="gramStart"/>
+      <w:r>
+        <w:rPr>
+          <w:rFonts w:ascii="Courier New" w:eastAsia="Times New Roman" w:hAnsi="Courier New" w:cs="Courier New"/>
+          <w:kern w:val="0"/>
+          <w:sz w:val="20"/>
+          <w:szCs w:val="20"/>
+          <w:lang w:eastAsia="en-IN"/>
+          <w14:ligatures w14:val="none"/>
+        </w:rPr>
+        <w:t>];</w:t>
+      </w:r>
+      <w:proofErr w:type="gramEnd"/>
+    </w:p>
+    <w:p>
+      <w:pPr>
+        <w:spacing w:before="100" w:beforeAutospacing="1" w:after="100" w:afterAutospacing="1" w:line="240" w:lineRule="auto"/>
+        <w:rPr>
+          <w:rFonts w:ascii="Times New Roman" w:eastAsia="Times New Roman" w:hAnsi="Times New Roman" w:cs="Times New Roman"/>
+          <w:kern w:val="0"/>
+          <w:lang w:eastAsia="en-IN"/>
+          <w14:ligatures w14:val="none"/>
+        </w:rPr>
+      </w:pPr>
+      <w:r>
+        <w:rPr>
+          <w:rFonts w:ascii="Times New Roman" w:eastAsia="Times New Roman" w:hAnsi="Times New Roman" w:cs="Times New Roman"/>
+          <w:kern w:val="0"/>
+          <w:lang w:eastAsia="en-IN"/>
+          <w14:ligatures w14:val="none"/>
+        </w:rPr>
+        <w:t>Or, for example, read-only on one table and read/write on another:</w:t>
+      </w:r>
+    </w:p>
+    <w:p>
+      <w:pPr>
+        <w:tabs>
+          <w:tab w:val="left" w:pos="916"/>
+          <w:tab w:val="left" w:pos="1832"/>
+          <w:tab w:val="left" w:pos="2748"/>
+          <w:tab w:val="left" w:pos="3664"/>
+          <w:tab w:val="left" w:pos="4580"/>
+          <w:tab w:val="left" w:pos="5496"/>
+          <w:tab w:val="left" w:pos="6412"/>
+          <w:tab w:val="left" w:pos="7328"/>
+          <w:tab w:val="left" w:pos="8244"/>
+          <w:tab w:val="left" w:pos="9160"/>
+          <w:tab w:val="left" w:pos="10076"/>
+          <w:tab w:val="left" w:pos="10992"/>
+          <w:tab w:val="left" w:pos="11908"/>
+          <w:tab w:val="left" w:pos="12824"/>
+          <w:tab w:val="left" w:pos="13740"/>
+          <w:tab w:val="left" w:pos="14656"/>
+        </w:tabs>
+        <w:spacing w:after="0" w:line="240" w:lineRule="auto"/>
+        <w:rPr>
+          <w:rFonts w:ascii="Courier New" w:eastAsia="Times New Roman" w:hAnsi="Courier New" w:cs="Courier New"/>
+          <w:kern w:val="0"/>
+          <w:sz w:val="20"/>
+          <w:szCs w:val="20"/>
+          <w:lang w:eastAsia="en-IN"/>
+          <w14:ligatures w14:val="none"/>
+        </w:rPr>
+      </w:pPr>
+      <w:r>
+        <w:rPr>
+          <w:rFonts w:ascii="Courier New" w:eastAsia="Times New Roman" w:hAnsi="Courier New" w:cs="Courier New"/>
+          <w:kern w:val="0"/>
+          <w:sz w:val="20"/>
+          <w:szCs w:val="20"/>
+          <w:lang w:eastAsia="en-IN"/>
+          <w14:ligatures w14:val="none"/>
+        </w:rPr>
+        <w:t>GRANT SELECT</w:t>
+      </w:r>
+    </w:p>
+    <w:p>
+      <w:pPr>
+        <w:tabs>
+          <w:tab w:val="left" w:pos="916"/>
+          <w:tab w:val="left" w:pos="1832"/>
+          <w:tab w:val="left" w:pos="2748"/>
+          <w:tab w:val="left" w:pos="3664"/>
+          <w:tab w:val="left" w:pos="4580"/>
+          <w:tab w:val="left" w:pos="5496"/>
+          <w:tab w:val="left" w:pos="6412"/>
+          <w:tab w:val="left" w:pos="7328"/>
+          <w:tab w:val="left" w:pos="8244"/>
+          <w:tab w:val="left" w:pos="9160"/>
+          <w:tab w:val="left" w:pos="10076"/>
+          <w:tab w:val="left" w:pos="10992"/>
+          <w:tab w:val="left" w:pos="11908"/>
+          <w:tab w:val="left" w:pos="12824"/>
+          <w:tab w:val="left" w:pos="13740"/>
+          <w:tab w:val="left" w:pos="14656"/>
+        </w:tabs>
+        <w:spacing w:after="0" w:line="240" w:lineRule="auto"/>
+        <w:rPr>
+          <w:rFonts w:ascii="Courier New" w:eastAsia="Times New Roman" w:hAnsi="Courier New" w:cs="Courier New"/>
+          <w:kern w:val="0"/>
+          <w:sz w:val="20"/>
+          <w:szCs w:val="20"/>
+          <w:lang w:eastAsia="en-IN"/>
+          <w14:ligatures w14:val="none"/>
+        </w:rPr>
+      </w:pPr>
+      <w:r>
+        <w:rPr>
+          <w:rFonts w:ascii="Courier New" w:eastAsia="Times New Roman" w:hAnsi="Courier New" w:cs="Courier New"/>
+          <w:kern w:val="0"/>
+          <w:sz w:val="20"/>
+          <w:szCs w:val="20"/>
+          <w:lang w:eastAsia="en-IN"/>
+          <w14:ligatures w14:val="none"/>
+        </w:rPr>
+        <w:t xml:space="preserve">ON </w:t>
+      </w:r>
+      <w:proofErr w:type="gramStart"/>
+      <w:r>
+        <w:rPr>
+          <w:rFonts w:ascii="Courier New" w:eastAsia="Times New Roman" w:hAnsi="Courier New" w:cs="Courier New"/>
+          <w:kern w:val="0"/>
+          <w:sz w:val="20"/>
+          <w:szCs w:val="20"/>
+          <w:lang w:eastAsia="en-IN"/>
+          <w14:ligatures w14:val="none"/>
+        </w:rPr>
+        <w:t>OBJECT::</w:t>
+      </w:r>
+      <w:proofErr w:type="spellStart"/>
+      <w:proofErr w:type="gramEnd"/>
+      <w:r>
+        <w:rPr>
+          <w:rFonts w:ascii="Courier New" w:eastAsia="Times New Roman" w:hAnsi="Courier New" w:cs="Courier New"/>
+          <w:kern w:val="0"/>
+          <w:sz w:val="20"/>
+          <w:szCs w:val="20"/>
+          <w:lang w:eastAsia="en-IN"/>
+          <w14:ligatures w14:val="none"/>
+        </w:rPr>
+        <w:t>dbo.Customer</w:t>
+      </w:r>
+      <w:proofErr w:type="spellEnd"/>
+    </w:p>
+    <w:p>
+      <w:pPr>
+        <w:tabs>
+          <w:tab w:val="left" w:pos="916"/>
+          <w:tab w:val="left" w:pos="1832"/>
+          <w:tab w:val="left" w:pos="2748"/>
+          <w:tab w:val="left" w:pos="3664"/>
+          <w:tab w:val="left" w:pos="4580"/>
+          <w:tab w:val="left" w:pos="5496"/>
+          <w:tab w:val="left" w:pos="6412"/>
+          <w:tab w:val="left" w:pos="7328"/>
+          <w:tab w:val="left" w:pos="8244"/>
+          <w:tab w:val="left" w:pos="9160"/>
+          <w:tab w:val="left" w:pos="10076"/>
+          <w:tab w:val="left" w:pos="10992"/>
+          <w:tab w:val="left" w:pos="11908"/>
+          <w:tab w:val="left" w:pos="12824"/>
+          <w:tab w:val="left" w:pos="13740"/>
+          <w:tab w:val="left" w:pos="14656"/>
+        </w:tabs>
+        <w:spacing w:after="0" w:line="240" w:lineRule="auto"/>
+        <w:rPr>
+          <w:rFonts w:ascii="Courier New" w:eastAsia="Times New Roman" w:hAnsi="Courier New" w:cs="Courier New"/>
+          <w:kern w:val="0"/>
+          <w:sz w:val="20"/>
+          <w:szCs w:val="20"/>
+          <w:lang w:eastAsia="en-IN"/>
+          <w14:ligatures w14:val="none"/>
+        </w:rPr>
+      </w:pPr>
+      <w:r>
+        <w:rPr>
+          <w:rFonts w:ascii="Courier New" w:eastAsia="Times New Roman" w:hAnsi="Courier New" w:cs="Courier New"/>
+          <w:kern w:val="0"/>
+          <w:sz w:val="20"/>
+          <w:szCs w:val="20"/>
+          <w:lang w:eastAsia="en-IN"/>
+          <w14:ligatures w14:val="none"/>
+        </w:rPr>
+        <w:t>TO [DOMAIN\SQL-Sales-Readers</w:t>
+      </w:r>
+      <w:proofErr w:type="gramStart"/>
+      <w:r>
+        <w:rPr>
+          <w:rFonts w:ascii="Courier New" w:eastAsia="Times New Roman" w:hAnsi="Courier New" w:cs="Courier New"/>
+          <w:kern w:val="0"/>
+          <w:sz w:val="20"/>
+          <w:szCs w:val="20"/>
+          <w:lang w:eastAsia="en-IN"/>
+          <w14:ligatures w14:val="none"/>
+        </w:rPr>
+        <w:t>];</w:t>
+      </w:r>
+      <w:proofErr w:type="gramEnd"/>
+    </w:p>
+    <w:p>
+      <w:pPr>
+        <w:tabs>
+          <w:tab w:val="left" w:pos="916"/>
+          <w:tab w:val="left" w:pos="1832"/>
+          <w:tab w:val="left" w:pos="2748"/>
+          <w:tab w:val="left" w:pos="3664"/>
+          <w:tab w:val="left" w:pos="4580"/>
+          <w:tab w:val="left" w:pos="5496"/>
+          <w:tab w:val="left" w:pos="6412"/>
+          <w:tab w:val="left" w:pos="7328"/>
+          <w:tab w:val="left" w:pos="8244"/>
+          <w:tab w:val="left" w:pos="9160"/>
+          <w:tab w:val="left" w:pos="10076"/>
+          <w:tab w:val="left" w:pos="10992"/>
+          <w:tab w:val="left" w:pos="11908"/>
+          <w:tab w:val="left" w:pos="12824"/>
+          <w:tab w:val="left" w:pos="13740"/>
+          <w:tab w:val="left" w:pos="14656"/>
+        </w:tabs>
+        <w:spacing w:after="0" w:line="240" w:lineRule="auto"/>
+        <w:rPr>
+          <w:rFonts w:ascii="Courier New" w:eastAsia="Times New Roman" w:hAnsi="Courier New" w:cs="Courier New"/>
+          <w:kern w:val="0"/>
+          <w:sz w:val="20"/>
+          <w:szCs w:val="20"/>
+          <w:lang w:eastAsia="en-IN"/>
+          <w14:ligatures w14:val="none"/>
+        </w:rPr>
+      </w:pPr>
+    </w:p>
+    <w:p>
+      <w:pPr>
+        <w:tabs>
+          <w:tab w:val="left" w:pos="916"/>
+          <w:tab w:val="left" w:pos="1832"/>
+          <w:tab w:val="left" w:pos="2748"/>
+          <w:tab w:val="left" w:pos="3664"/>
+          <w:tab w:val="left" w:pos="4580"/>
+          <w:tab w:val="left" w:pos="5496"/>
+          <w:tab w:val="left" w:pos="6412"/>
+          <w:tab w:val="left" w:pos="7328"/>
+          <w:tab w:val="left" w:pos="8244"/>
+          <w:tab w:val="left" w:pos="9160"/>
+          <w:tab w:val="left" w:pos="10076"/>
+          <w:tab w:val="left" w:pos="10992"/>
+          <w:tab w:val="left" w:pos="11908"/>
+          <w:tab w:val="left" w:pos="12824"/>
+          <w:tab w:val="left" w:pos="13740"/>
+          <w:tab w:val="left" w:pos="14656"/>
+        </w:tabs>
+        <w:spacing w:after="0" w:line="240" w:lineRule="auto"/>
+        <w:rPr>
+          <w:rFonts w:ascii="Courier New" w:eastAsia="Times New Roman" w:hAnsi="Courier New" w:cs="Courier New"/>
+          <w:kern w:val="0"/>
+          <w:sz w:val="20"/>
+          <w:szCs w:val="20"/>
+          <w:lang w:eastAsia="en-IN"/>
+          <w14:ligatures w14:val="none"/>
+        </w:rPr>
+      </w:pPr>
+      <w:r>
+        <w:rPr>
+          <w:rFonts w:ascii="Courier New" w:eastAsia="Times New Roman" w:hAnsi="Courier New" w:cs="Courier New"/>
+          <w:kern w:val="0"/>
+          <w:sz w:val="20"/>
+          <w:szCs w:val="20"/>
+          <w:lang w:eastAsia="en-IN"/>
+          <w14:ligatures w14:val="none"/>
+        </w:rPr>
+        <w:t>GRANT SELECT, INSERT, UPDATE</w:t>
+      </w:r>
+    </w:p>
+    <w:p>
+      <w:pPr>
+        <w:tabs>
+          <w:tab w:val="left" w:pos="916"/>
+          <w:tab w:val="left" w:pos="1832"/>
+          <w:tab w:val="left" w:pos="2748"/>
+          <w:tab w:val="left" w:pos="3664"/>
+          <w:tab w:val="left" w:pos="4580"/>
+          <w:tab w:val="left" w:pos="5496"/>
+          <w:tab w:val="left" w:pos="6412"/>
+          <w:tab w:val="left" w:pos="7328"/>
+          <w:tab w:val="left" w:pos="8244"/>
+          <w:tab w:val="left" w:pos="9160"/>
+          <w:tab w:val="left" w:pos="10076"/>
+          <w:tab w:val="left" w:pos="10992"/>
+          <w:tab w:val="left" w:pos="11908"/>
+          <w:tab w:val="left" w:pos="12824"/>
+          <w:tab w:val="left" w:pos="13740"/>
+          <w:tab w:val="left" w:pos="14656"/>
+        </w:tabs>
+        <w:spacing w:after="0" w:line="240" w:lineRule="auto"/>
+        <w:rPr>
+          <w:rFonts w:ascii="Courier New" w:eastAsia="Times New Roman" w:hAnsi="Courier New" w:cs="Courier New"/>
+          <w:kern w:val="0"/>
+          <w:sz w:val="20"/>
+          <w:szCs w:val="20"/>
+          <w:lang w:eastAsia="en-IN"/>
+          <w14:ligatures w14:val="none"/>
+        </w:rPr>
+      </w:pPr>
+      <w:r>
+        <w:rPr>
+          <w:rFonts w:ascii="Courier New" w:eastAsia="Times New Roman" w:hAnsi="Courier New" w:cs="Courier New"/>
+          <w:kern w:val="0"/>
+          <w:sz w:val="20"/>
+          <w:szCs w:val="20"/>
+          <w:lang w:eastAsia="en-IN"/>
+          <w14:ligatures w14:val="none"/>
+        </w:rPr>
+        <w:t xml:space="preserve">ON </w:t>
+      </w:r>
+      <w:proofErr w:type="gramStart"/>
+      <w:r>
+        <w:rPr>
+          <w:rFonts w:ascii="Courier New" w:eastAsia="Times New Roman" w:hAnsi="Courier New" w:cs="Courier New"/>
+          <w:kern w:val="0"/>
+          <w:sz w:val="20"/>
+          <w:szCs w:val="20"/>
+          <w:lang w:eastAsia="en-IN"/>
+          <w14:ligatures w14:val="none"/>
+        </w:rPr>
+        <w:t>OBJECT::</w:t>
+      </w:r>
+      <w:proofErr w:type="spellStart"/>
+      <w:proofErr w:type="gramEnd"/>
+      <w:r>
+        <w:rPr>
+          <w:rFonts w:ascii="Courier New" w:eastAsia="Times New Roman" w:hAnsi="Courier New" w:cs="Courier New"/>
+          <w:kern w:val="0"/>
+          <w:sz w:val="20"/>
+          <w:szCs w:val="20"/>
+          <w:lang w:eastAsia="en-IN"/>
+          <w14:ligatures w14:val="none"/>
+        </w:rPr>
+        <w:t>dbo.SalesOrder</w:t>
+      </w:r>
+      <w:proofErr w:type="spellEnd"/>
+    </w:p>
+    <w:p>
+      <w:pPr>
+        <w:tabs>
+          <w:tab w:val="left" w:pos="916"/>
+          <w:tab w:val="left" w:pos="1832"/>
+          <w:tab w:val="left" w:pos="2748"/>
+          <w:tab w:val="left" w:pos="3664"/>
+          <w:tab w:val="left" w:pos="4580"/>
+          <w:tab w:val="left" w:pos="5496"/>
+          <w:tab w:val="left" w:pos="6412"/>
+          <w:tab w:val="left" w:pos="7328"/>
+          <w:tab w:val="left" w:pos="8244"/>
+          <w:tab w:val="left" w:pos="9160"/>
+          <w:tab w:val="left" w:pos="10076"/>
+          <w:tab w:val="left" w:pos="10992"/>
+          <w:tab w:val="left" w:pos="11908"/>
+          <w:tab w:val="left" w:pos="12824"/>
+          <w:tab w:val="left" w:pos="13740"/>
+          <w:tab w:val="left" w:pos="14656"/>
+        </w:tabs>
+        <w:spacing w:after="0" w:line="240" w:lineRule="auto"/>
+        <w:rPr>
+          <w:rFonts w:ascii="Courier New" w:eastAsia="Times New Roman" w:hAnsi="Courier New" w:cs="Courier New"/>
+          <w:kern w:val="0"/>
+          <w:sz w:val="20"/>
+          <w:szCs w:val="20"/>
+          <w:lang w:eastAsia="en-IN"/>
+          <w14:ligatures w14:val="none"/>
+        </w:rPr>
+      </w:pPr>
+      <w:r>
+        <w:rPr>
+          <w:rFonts w:ascii="Courier New" w:eastAsia="Times New Roman" w:hAnsi="Courier New" w:cs="Courier New"/>
+          <w:kern w:val="0"/>
+          <w:sz w:val="20"/>
+          <w:szCs w:val="20"/>
+          <w:lang w:eastAsia="en-IN"/>
+          <w14:ligatures w14:val="none"/>
+        </w:rPr>
+        <w:t>TO [DOMAIN\SQL-Sales-Readers</w:t>
+      </w:r>
+      <w:proofErr w:type="gramStart"/>
+      <w:r>
+        <w:rPr>
+          <w:rFonts w:ascii="Courier New" w:eastAsia="Times New Roman" w:hAnsi="Courier New" w:cs="Courier New"/>
+          <w:kern w:val="0"/>
+          <w:sz w:val="20"/>
+          <w:szCs w:val="20"/>
+          <w:lang w:eastAsia="en-IN"/>
+          <w14:ligatures w14:val="none"/>
+        </w:rPr>
+        <w:t>];</w:t>
+      </w:r>
+      <w:proofErr w:type="gramEnd"/>
+    </w:p>
+    <w:p>
+      <w:pPr>
+        <w:spacing w:after="0" w:line="240" w:lineRule="auto"/>
+        <w:rPr>
+          <w:rFonts w:ascii="Times New Roman" w:eastAsia="Times New Roman" w:hAnsi="Times New Roman" w:cs="Times New Roman"/>
+          <w:kern w:val="0"/>
+          <w:lang w:eastAsia="en-IN"/>
+          <w14:ligatures w14:val="none"/>
+        </w:rPr>
+      </w:pPr>
+      <w:r>
+        <w:rPr>
+          <w:rFonts w:ascii="Times New Roman" w:eastAsia="Times New Roman" w:hAnsi="Times New Roman" w:cs="Times New Roman"/>
+          <w:kern w:val="0"/>
+          <w:lang w:eastAsia="en-IN"/>
+          <w14:ligatures w14:val="none"/>
+        </w:rPr>
+        <w:pict w14:anchorId="5C5CE2D3">
+          <v:rect id="_x0000_i1063" style="width:0;height:1.5pt" o:hralign="center" o:hrstd="t" o:hr="t" fillcolor="#a0a0a0" stroked="f"/>
+        </w:pict>
+      </w:r>
+    </w:p>
+    <w:p>
+      <w:pPr>
+        <w:spacing w:before="100" w:beforeAutospacing="1" w:after="100" w:afterAutospacing="1" w:line="240" w:lineRule="auto"/>
+        <w:outlineLvl w:val="1"/>
+        <w:rPr>
+          <w:rFonts w:ascii="Times New Roman" w:eastAsia="Times New Roman" w:hAnsi="Times New Roman" w:cs="Times New Roman"/>
+          <w:b/>
+          <w:bCs/>
+          <w:kern w:val="0"/>
+          <w:sz w:val="36"/>
+          <w:szCs w:val="36"/>
+          <w:lang w:eastAsia="en-IN"/>
+          <w14:ligatures w14:val="none"/>
+        </w:rPr>
+      </w:pPr>
+      <w:r>
+        <w:rPr>
+          <w:rFonts w:ascii="Times New Roman" w:eastAsia="Times New Roman" w:hAnsi="Times New Roman" w:cs="Times New Roman"/>
+          <w:b/>
+          <w:bCs/>
+          <w:kern w:val="0"/>
+          <w:sz w:val="36"/>
+          <w:szCs w:val="36"/>
+          <w:lang w:eastAsia="en-IN"/>
+          <w14:ligatures w14:val="none"/>
+        </w:rPr>
+        <w:lastRenderedPageBreak/>
+        <w:t xml:space="preserve">Important: don't add them to </w:t>
+      </w:r>
+      <w:proofErr w:type="spellStart"/>
+      <w:r>
+        <w:rPr>
+          <w:rFonts w:ascii="Courier New" w:eastAsia="Times New Roman" w:hAnsi="Courier New" w:cs="Courier New"/>
+          <w:b/>
+          <w:bCs/>
+          <w:kern w:val="0"/>
+          <w:sz w:val="20"/>
+          <w:szCs w:val="20"/>
+          <w:lang w:eastAsia="en-IN"/>
+          <w14:ligatures w14:val="none"/>
+        </w:rPr>
+        <w:t>db_datareader</w:t>
+      </w:r>
+      <w:proofErr w:type="spellEnd"/>
+    </w:p>
+    <w:p>
+      <w:pPr>
+        <w:spacing w:before="100" w:beforeAutospacing="1" w:after="100" w:afterAutospacing="1" w:line="240" w:lineRule="auto"/>
+        <w:rPr>
+          <w:rFonts w:ascii="Times New Roman" w:eastAsia="Times New Roman" w:hAnsi="Times New Roman" w:cs="Times New Roman"/>
+          <w:kern w:val="0"/>
+          <w:lang w:eastAsia="en-IN"/>
+          <w14:ligatures w14:val="none"/>
+        </w:rPr>
+      </w:pPr>
+      <w:r>
+        <w:rPr>
+          <w:rFonts w:ascii="Times New Roman" w:eastAsia="Times New Roman" w:hAnsi="Times New Roman" w:cs="Times New Roman"/>
+          <w:kern w:val="0"/>
+          <w:lang w:eastAsia="en-IN"/>
+          <w14:ligatures w14:val="none"/>
+        </w:rPr>
+        <w:t xml:space="preserve">Avoid this if the requirement is </w:t>
+      </w:r>
+      <w:r>
+        <w:rPr>
+          <w:rFonts w:ascii="Times New Roman" w:eastAsia="Times New Roman" w:hAnsi="Times New Roman" w:cs="Times New Roman"/>
+          <w:b/>
+          <w:bCs/>
+          <w:kern w:val="0"/>
+          <w:lang w:eastAsia="en-IN"/>
+          <w14:ligatures w14:val="none"/>
+        </w:rPr>
+        <w:t>selected tables only</w:t>
+      </w:r>
+      <w:r>
+        <w:rPr>
+          <w:rFonts w:ascii="Times New Roman" w:eastAsia="Times New Roman" w:hAnsi="Times New Roman" w:cs="Times New Roman"/>
+          <w:kern w:val="0"/>
+          <w:lang w:eastAsia="en-IN"/>
+          <w14:ligatures w14:val="none"/>
+        </w:rPr>
+        <w:t>:</w:t>
+      </w:r>
+    </w:p>
+    <w:p>
+      <w:pPr>
+        <w:tabs>
+          <w:tab w:val="left" w:pos="916"/>
+          <w:tab w:val="left" w:pos="1832"/>
+          <w:tab w:val="left" w:pos="2748"/>
+          <w:tab w:val="left" w:pos="3664"/>
+          <w:tab w:val="left" w:pos="4580"/>
+          <w:tab w:val="left" w:pos="5496"/>
+          <w:tab w:val="left" w:pos="6412"/>
+          <w:tab w:val="left" w:pos="7328"/>
+          <w:tab w:val="left" w:pos="8244"/>
+          <w:tab w:val="left" w:pos="9160"/>
+          <w:tab w:val="left" w:pos="10076"/>
+          <w:tab w:val="left" w:pos="10992"/>
+          <w:tab w:val="left" w:pos="11908"/>
+          <w:tab w:val="left" w:pos="12824"/>
+          <w:tab w:val="left" w:pos="13740"/>
+          <w:tab w:val="left" w:pos="14656"/>
+        </w:tabs>
+        <w:spacing w:after="0" w:line="240" w:lineRule="auto"/>
+        <w:rPr>
+          <w:rFonts w:ascii="Courier New" w:eastAsia="Times New Roman" w:hAnsi="Courier New" w:cs="Courier New"/>
+          <w:kern w:val="0"/>
+          <w:sz w:val="20"/>
+          <w:szCs w:val="20"/>
+          <w:lang w:eastAsia="en-IN"/>
+          <w14:ligatures w14:val="none"/>
+        </w:rPr>
+      </w:pPr>
+      <w:r>
+        <w:rPr>
+          <w:rFonts w:ascii="Courier New" w:eastAsia="Times New Roman" w:hAnsi="Courier New" w:cs="Courier New"/>
+          <w:kern w:val="0"/>
+          <w:sz w:val="20"/>
+          <w:szCs w:val="20"/>
+          <w:lang w:eastAsia="en-IN"/>
+          <w14:ligatures w14:val="none"/>
+        </w:rPr>
+        <w:t xml:space="preserve">ALTER ROLE </w:t>
+      </w:r>
+      <w:proofErr w:type="spellStart"/>
+      <w:r>
+        <w:rPr>
+          <w:rFonts w:ascii="Courier New" w:eastAsia="Times New Roman" w:hAnsi="Courier New" w:cs="Courier New"/>
+          <w:kern w:val="0"/>
+          <w:sz w:val="20"/>
+          <w:szCs w:val="20"/>
+          <w:lang w:eastAsia="en-IN"/>
+          <w14:ligatures w14:val="none"/>
+        </w:rPr>
+        <w:t>db_datareader</w:t>
+      </w:r>
+      <w:proofErr w:type="spellEnd"/>
+    </w:p>
+    <w:p>
+      <w:pPr>
+        <w:tabs>
+          <w:tab w:val="left" w:pos="916"/>
+          <w:tab w:val="left" w:pos="1832"/>
+          <w:tab w:val="left" w:pos="2748"/>
+          <w:tab w:val="left" w:pos="3664"/>
+          <w:tab w:val="left" w:pos="4580"/>
+          <w:tab w:val="left" w:pos="5496"/>
+          <w:tab w:val="left" w:pos="6412"/>
+          <w:tab w:val="left" w:pos="7328"/>
+          <w:tab w:val="left" w:pos="8244"/>
+          <w:tab w:val="left" w:pos="9160"/>
+          <w:tab w:val="left" w:pos="10076"/>
+          <w:tab w:val="left" w:pos="10992"/>
+          <w:tab w:val="left" w:pos="11908"/>
+          <w:tab w:val="left" w:pos="12824"/>
+          <w:tab w:val="left" w:pos="13740"/>
+          <w:tab w:val="left" w:pos="14656"/>
+        </w:tabs>
+        <w:spacing w:after="0" w:line="240" w:lineRule="auto"/>
+        <w:rPr>
+          <w:rFonts w:ascii="Courier New" w:eastAsia="Times New Roman" w:hAnsi="Courier New" w:cs="Courier New"/>
+          <w:kern w:val="0"/>
+          <w:sz w:val="20"/>
+          <w:szCs w:val="20"/>
+          <w:lang w:eastAsia="en-IN"/>
+          <w14:ligatures w14:val="none"/>
+        </w:rPr>
+      </w:pPr>
+      <w:r>
+        <w:rPr>
+          <w:rFonts w:ascii="Courier New" w:eastAsia="Times New Roman" w:hAnsi="Courier New" w:cs="Courier New"/>
+          <w:kern w:val="0"/>
+          <w:sz w:val="20"/>
+          <w:szCs w:val="20"/>
+          <w:lang w:eastAsia="en-IN"/>
+          <w14:ligatures w14:val="none"/>
+        </w:rPr>
+        <w:t>ADD MEMBER [DOMAIN\</w:t>
+      </w:r>
+      <w:proofErr w:type="spellStart"/>
+      <w:r>
+        <w:rPr>
+          <w:rFonts w:ascii="Courier New" w:eastAsia="Times New Roman" w:hAnsi="Courier New" w:cs="Courier New"/>
+          <w:kern w:val="0"/>
+          <w:sz w:val="20"/>
+          <w:szCs w:val="20"/>
+          <w:lang w:eastAsia="en-IN"/>
+          <w14:ligatures w14:val="none"/>
+        </w:rPr>
+        <w:t>John.Smith</w:t>
+      </w:r>
+      <w:proofErr w:type="spellEnd"/>
+      <w:proofErr w:type="gramStart"/>
+      <w:r>
+        <w:rPr>
+          <w:rFonts w:ascii="Courier New" w:eastAsia="Times New Roman" w:hAnsi="Courier New" w:cs="Courier New"/>
+          <w:kern w:val="0"/>
+          <w:sz w:val="20"/>
+          <w:szCs w:val="20"/>
+          <w:lang w:eastAsia="en-IN"/>
+          <w14:ligatures w14:val="none"/>
+        </w:rPr>
+        <w:t>];</w:t>
+      </w:r>
+      <w:proofErr w:type="gramEnd"/>
+    </w:p>
+    <w:p>
+      <w:pPr>
+        <w:spacing w:before="100" w:beforeAutospacing="1" w:after="100" w:afterAutospacing="1" w:line="240" w:lineRule="auto"/>
+        <w:rPr>
+          <w:rFonts w:ascii="Times New Roman" w:eastAsia="Times New Roman" w:hAnsi="Times New Roman" w:cs="Times New Roman"/>
+          <w:kern w:val="0"/>
+          <w:lang w:eastAsia="en-IN"/>
+          <w14:ligatures w14:val="none"/>
+        </w:rPr>
+      </w:pPr>
+      <w:proofErr w:type="spellStart"/>
+      <w:r>
+        <w:rPr>
+          <w:rFonts w:ascii="Courier New" w:eastAsia="Times New Roman" w:hAnsi="Courier New" w:cs="Courier New"/>
+          <w:kern w:val="0"/>
+          <w:sz w:val="20"/>
+          <w:szCs w:val="20"/>
+          <w:lang w:eastAsia="en-IN"/>
+          <w14:ligatures w14:val="none"/>
+        </w:rPr>
+        <w:t>db_datareader</w:t>
+      </w:r>
+      <w:proofErr w:type="spellEnd"/>
+      <w:r>
+        <w:rPr>
+          <w:rFonts w:ascii="Times New Roman" w:eastAsia="Times New Roman" w:hAnsi="Times New Roman" w:cs="Times New Roman"/>
+          <w:kern w:val="0"/>
+          <w:lang w:eastAsia="en-IN"/>
+          <w14:ligatures w14:val="none"/>
+        </w:rPr>
+        <w:t xml:space="preserve"> gives the user </w:t>
+      </w:r>
+      <w:r>
+        <w:rPr>
+          <w:rFonts w:ascii="Courier New" w:eastAsia="Times New Roman" w:hAnsi="Courier New" w:cs="Courier New"/>
+          <w:kern w:val="0"/>
+          <w:sz w:val="20"/>
+          <w:szCs w:val="20"/>
+          <w:lang w:eastAsia="en-IN"/>
+          <w14:ligatures w14:val="none"/>
+        </w:rPr>
+        <w:t>SELECT</w:t>
+      </w:r>
+      <w:r>
+        <w:rPr>
+          <w:rFonts w:ascii="Times New Roman" w:eastAsia="Times New Roman" w:hAnsi="Times New Roman" w:cs="Times New Roman"/>
+          <w:kern w:val="0"/>
+          <w:lang w:eastAsia="en-IN"/>
+          <w14:ligatures w14:val="none"/>
+        </w:rPr>
+        <w:t xml:space="preserve"> access to </w:t>
+      </w:r>
+      <w:r>
+        <w:rPr>
+          <w:rFonts w:ascii="Times New Roman" w:eastAsia="Times New Roman" w:hAnsi="Times New Roman" w:cs="Times New Roman"/>
+          <w:b/>
+          <w:bCs/>
+          <w:kern w:val="0"/>
+          <w:lang w:eastAsia="en-IN"/>
+          <w14:ligatures w14:val="none"/>
+        </w:rPr>
+        <w:t>all user tables and views</w:t>
+      </w:r>
+      <w:r>
+        <w:rPr>
+          <w:rFonts w:ascii="Times New Roman" w:eastAsia="Times New Roman" w:hAnsi="Times New Roman" w:cs="Times New Roman"/>
+          <w:kern w:val="0"/>
+          <w:lang w:eastAsia="en-IN"/>
+          <w14:ligatures w14:val="none"/>
+        </w:rPr>
+        <w:t xml:space="preserve"> in the database.</w:t>
+      </w:r>
+    </w:p>
+    <w:p>
+      <w:pPr>
+        <w:spacing w:before="100" w:beforeAutospacing="1" w:after="100" w:afterAutospacing="1" w:line="240" w:lineRule="auto"/>
+        <w:rPr>
+          <w:rFonts w:ascii="Times New Roman" w:eastAsia="Times New Roman" w:hAnsi="Times New Roman" w:cs="Times New Roman"/>
+          <w:kern w:val="0"/>
+          <w:lang w:eastAsia="en-IN"/>
+          <w14:ligatures w14:val="none"/>
+        </w:rPr>
+      </w:pPr>
+      <w:r>
+        <w:rPr>
+          <w:rFonts w:ascii="Times New Roman" w:eastAsia="Times New Roman" w:hAnsi="Times New Roman" w:cs="Times New Roman"/>
+          <w:kern w:val="0"/>
+          <w:lang w:eastAsia="en-IN"/>
+          <w14:ligatures w14:val="none"/>
+        </w:rPr>
+        <w:t xml:space="preserve">Instead, use explicit </w:t>
+      </w:r>
+      <w:r>
+        <w:rPr>
+          <w:rFonts w:ascii="Courier New" w:eastAsia="Times New Roman" w:hAnsi="Courier New" w:cs="Courier New"/>
+          <w:kern w:val="0"/>
+          <w:sz w:val="20"/>
+          <w:szCs w:val="20"/>
+          <w:lang w:eastAsia="en-IN"/>
+          <w14:ligatures w14:val="none"/>
+        </w:rPr>
+        <w:t>GRANT</w:t>
+      </w:r>
+      <w:r>
+        <w:rPr>
+          <w:rFonts w:ascii="Times New Roman" w:eastAsia="Times New Roman" w:hAnsi="Times New Roman" w:cs="Times New Roman"/>
+          <w:kern w:val="0"/>
+          <w:lang w:eastAsia="en-IN"/>
+          <w14:ligatures w14:val="none"/>
+        </w:rPr>
+        <w:t xml:space="preserve"> statements for the required tables.</w:t>
+      </w:r>
+    </w:p>
+    <w:p>
+      <w:pPr>
+        <w:spacing w:before="100" w:beforeAutospacing="1" w:after="100" w:afterAutospacing="1" w:line="240" w:lineRule="auto"/>
+        <w:outlineLvl w:val="2"/>
+        <w:rPr>
+          <w:rFonts w:ascii="Times New Roman" w:eastAsia="Times New Roman" w:hAnsi="Times New Roman" w:cs="Times New Roman"/>
+          <w:b/>
+          <w:bCs/>
+          <w:kern w:val="0"/>
+          <w:sz w:val="27"/>
+          <w:szCs w:val="27"/>
+          <w:lang w:eastAsia="en-IN"/>
+          <w14:ligatures w14:val="none"/>
+        </w:rPr>
+      </w:pPr>
+      <w:r>
+        <w:rPr>
+          <w:rFonts w:ascii="Times New Roman" w:eastAsia="Times New Roman" w:hAnsi="Times New Roman" w:cs="Times New Roman"/>
+          <w:b/>
+          <w:bCs/>
+          <w:kern w:val="0"/>
+          <w:sz w:val="27"/>
+          <w:szCs w:val="27"/>
+          <w:lang w:eastAsia="en-IN"/>
+          <w14:ligatures w14:val="none"/>
+        </w:rPr>
+        <w:t>Recommended model</w:t>
+      </w:r>
+    </w:p>
+    <w:p>
+      <w:pPr>
+        <w:tabs>
+          <w:tab w:val="left" w:pos="916"/>
+          <w:tab w:val="left" w:pos="1832"/>
+          <w:tab w:val="left" w:pos="2748"/>
+          <w:tab w:val="left" w:pos="3664"/>
+          <w:tab w:val="left" w:pos="4580"/>
+          <w:tab w:val="left" w:pos="5496"/>
+          <w:tab w:val="left" w:pos="6412"/>
+          <w:tab w:val="left" w:pos="7328"/>
+          <w:tab w:val="left" w:pos="8244"/>
+          <w:tab w:val="left" w:pos="9160"/>
+          <w:tab w:val="left" w:pos="10076"/>
+          <w:tab w:val="left" w:pos="10992"/>
+          <w:tab w:val="left" w:pos="11908"/>
+          <w:tab w:val="left" w:pos="12824"/>
+          <w:tab w:val="left" w:pos="13740"/>
+          <w:tab w:val="left" w:pos="14656"/>
+        </w:tabs>
+        <w:spacing w:after="0" w:line="240" w:lineRule="auto"/>
+        <w:rPr>
+          <w:rFonts w:ascii="Courier New" w:eastAsia="Times New Roman" w:hAnsi="Courier New" w:cs="Courier New"/>
+          <w:kern w:val="0"/>
+          <w:sz w:val="20"/>
+          <w:szCs w:val="20"/>
+          <w:lang w:eastAsia="en-IN"/>
+          <w14:ligatures w14:val="none"/>
+        </w:rPr>
+      </w:pPr>
+      <w:r>
+        <w:rPr>
+          <w:rFonts w:ascii="Courier New" w:eastAsia="Times New Roman" w:hAnsi="Courier New" w:cs="Courier New"/>
+          <w:kern w:val="0"/>
+          <w:sz w:val="20"/>
+          <w:szCs w:val="20"/>
+          <w:lang w:eastAsia="en-IN"/>
+          <w14:ligatures w14:val="none"/>
+        </w:rPr>
+        <w:t>Windows/AD Group</w:t>
+      </w:r>
+    </w:p>
+    <w:p>
+      <w:pPr>
+        <w:tabs>
+          <w:tab w:val="left" w:pos="916"/>
+          <w:tab w:val="left" w:pos="1832"/>
+          <w:tab w:val="left" w:pos="2748"/>
+          <w:tab w:val="left" w:pos="3664"/>
+          <w:tab w:val="left" w:pos="4580"/>
+          <w:tab w:val="left" w:pos="5496"/>
+          <w:tab w:val="left" w:pos="6412"/>
+          <w:tab w:val="left" w:pos="7328"/>
+          <w:tab w:val="left" w:pos="8244"/>
+          <w:tab w:val="left" w:pos="9160"/>
+          <w:tab w:val="left" w:pos="10076"/>
+          <w:tab w:val="left" w:pos="10992"/>
+          <w:tab w:val="left" w:pos="11908"/>
+          <w:tab w:val="left" w:pos="12824"/>
+          <w:tab w:val="left" w:pos="13740"/>
+          <w:tab w:val="left" w:pos="14656"/>
+        </w:tabs>
+        <w:spacing w:after="0" w:line="240" w:lineRule="auto"/>
+        <w:rPr>
+          <w:rFonts w:ascii="Courier New" w:eastAsia="Times New Roman" w:hAnsi="Courier New" w:cs="Courier New"/>
+          <w:kern w:val="0"/>
+          <w:sz w:val="20"/>
+          <w:szCs w:val="20"/>
+          <w:lang w:eastAsia="en-IN"/>
+          <w14:ligatures w14:val="none"/>
+        </w:rPr>
+      </w:pPr>
+      <w:r>
+        <w:rPr>
+          <w:rFonts w:ascii="Courier New" w:eastAsia="Times New Roman" w:hAnsi="Courier New" w:cs="Courier New"/>
+          <w:kern w:val="0"/>
+          <w:sz w:val="20"/>
+          <w:szCs w:val="20"/>
+          <w:lang w:eastAsia="en-IN"/>
+          <w14:ligatures w14:val="none"/>
+        </w:rPr>
+        <w:t xml:space="preserve">       │</w:t>
+      </w:r>
+    </w:p>
+    <w:p>
+      <w:pPr>
+        <w:tabs>
+          <w:tab w:val="left" w:pos="916"/>
+          <w:tab w:val="left" w:pos="1832"/>
+          <w:tab w:val="left" w:pos="2748"/>
+          <w:tab w:val="left" w:pos="3664"/>
+          <w:tab w:val="left" w:pos="4580"/>
+          <w:tab w:val="left" w:pos="5496"/>
+          <w:tab w:val="left" w:pos="6412"/>
+          <w:tab w:val="left" w:pos="7328"/>
+          <w:tab w:val="left" w:pos="8244"/>
+          <w:tab w:val="left" w:pos="9160"/>
+          <w:tab w:val="left" w:pos="10076"/>
+          <w:tab w:val="left" w:pos="10992"/>
+          <w:tab w:val="left" w:pos="11908"/>
+          <w:tab w:val="left" w:pos="12824"/>
+          <w:tab w:val="left" w:pos="13740"/>
+          <w:tab w:val="left" w:pos="14656"/>
+        </w:tabs>
+        <w:spacing w:after="0" w:line="240" w:lineRule="auto"/>
+        <w:rPr>
+          <w:rFonts w:ascii="Courier New" w:eastAsia="Times New Roman" w:hAnsi="Courier New" w:cs="Courier New"/>
+          <w:kern w:val="0"/>
+          <w:sz w:val="20"/>
+          <w:szCs w:val="20"/>
+          <w:lang w:eastAsia="en-IN"/>
+          <w14:ligatures w14:val="none"/>
+        </w:rPr>
+      </w:pPr>
+      <w:r>
+        <w:rPr>
+          <w:rFonts w:ascii="Courier New" w:eastAsia="Times New Roman" w:hAnsi="Courier New" w:cs="Courier New"/>
+          <w:kern w:val="0"/>
+          <w:sz w:val="20"/>
+          <w:szCs w:val="20"/>
+          <w:lang w:eastAsia="en-IN"/>
+          <w14:ligatures w14:val="none"/>
+        </w:rPr>
+        <w:t xml:space="preserve">       ▼</w:t>
+      </w:r>
+    </w:p>
+    <w:p>
+      <w:pPr>
+        <w:tabs>
+          <w:tab w:val="left" w:pos="916"/>
+          <w:tab w:val="left" w:pos="1832"/>
+          <w:tab w:val="left" w:pos="2748"/>
+          <w:tab w:val="left" w:pos="3664"/>
+          <w:tab w:val="left" w:pos="4580"/>
+          <w:tab w:val="left" w:pos="5496"/>
+          <w:tab w:val="left" w:pos="6412"/>
+          <w:tab w:val="left" w:pos="7328"/>
+          <w:tab w:val="left" w:pos="8244"/>
+          <w:tab w:val="left" w:pos="9160"/>
+          <w:tab w:val="left" w:pos="10076"/>
+          <w:tab w:val="left" w:pos="10992"/>
+          <w:tab w:val="left" w:pos="11908"/>
+          <w:tab w:val="left" w:pos="12824"/>
+          <w:tab w:val="left" w:pos="13740"/>
+          <w:tab w:val="left" w:pos="14656"/>
+        </w:tabs>
+        <w:spacing w:after="0" w:line="240" w:lineRule="auto"/>
+        <w:rPr>
+          <w:rFonts w:ascii="Courier New" w:eastAsia="Times New Roman" w:hAnsi="Courier New" w:cs="Courier New"/>
+          <w:kern w:val="0"/>
+          <w:sz w:val="20"/>
+          <w:szCs w:val="20"/>
+          <w:lang w:eastAsia="en-IN"/>
+          <w14:ligatures w14:val="none"/>
+        </w:rPr>
+      </w:pPr>
+      <w:r>
+        <w:rPr>
+          <w:rFonts w:ascii="Courier New" w:eastAsia="Times New Roman" w:hAnsi="Courier New" w:cs="Courier New"/>
+          <w:kern w:val="0"/>
+          <w:sz w:val="20"/>
+          <w:szCs w:val="20"/>
+          <w:lang w:eastAsia="en-IN"/>
+          <w14:ligatures w14:val="none"/>
+        </w:rPr>
+        <w:t>SQL Server Login</w:t>
+      </w:r>
+    </w:p>
+    <w:p>
+      <w:pPr>
+        <w:tabs>
+          <w:tab w:val="left" w:pos="916"/>
+          <w:tab w:val="left" w:pos="1832"/>
+          <w:tab w:val="left" w:pos="2748"/>
+          <w:tab w:val="left" w:pos="3664"/>
+          <w:tab w:val="left" w:pos="4580"/>
+          <w:tab w:val="left" w:pos="5496"/>
+          <w:tab w:val="left" w:pos="6412"/>
+          <w:tab w:val="left" w:pos="7328"/>
+          <w:tab w:val="left" w:pos="8244"/>
+          <w:tab w:val="left" w:pos="9160"/>
+          <w:tab w:val="left" w:pos="10076"/>
+          <w:tab w:val="left" w:pos="10992"/>
+          <w:tab w:val="left" w:pos="11908"/>
+          <w:tab w:val="left" w:pos="12824"/>
+          <w:tab w:val="left" w:pos="13740"/>
+          <w:tab w:val="left" w:pos="14656"/>
+        </w:tabs>
+        <w:spacing w:after="0" w:line="240" w:lineRule="auto"/>
+        <w:rPr>
+          <w:rFonts w:ascii="Courier New" w:eastAsia="Times New Roman" w:hAnsi="Courier New" w:cs="Courier New"/>
+          <w:kern w:val="0"/>
+          <w:sz w:val="20"/>
+          <w:szCs w:val="20"/>
+          <w:lang w:eastAsia="en-IN"/>
+          <w14:ligatures w14:val="none"/>
+        </w:rPr>
+      </w:pPr>
+      <w:r>
+        <w:rPr>
+          <w:rFonts w:ascii="Courier New" w:eastAsia="Times New Roman" w:hAnsi="Courier New" w:cs="Courier New"/>
+          <w:kern w:val="0"/>
+          <w:sz w:val="20"/>
+          <w:szCs w:val="20"/>
+          <w:lang w:eastAsia="en-IN"/>
+          <w14:ligatures w14:val="none"/>
+        </w:rPr>
+        <w:t xml:space="preserve">       │</w:t>
+      </w:r>
+    </w:p>
+    <w:p>
+      <w:pPr>
+        <w:tabs>
+          <w:tab w:val="left" w:pos="916"/>
+          <w:tab w:val="left" w:pos="1832"/>
+          <w:tab w:val="left" w:pos="2748"/>
+          <w:tab w:val="left" w:pos="3664"/>
+          <w:tab w:val="left" w:pos="4580"/>
+          <w:tab w:val="left" w:pos="5496"/>
+          <w:tab w:val="left" w:pos="6412"/>
+          <w:tab w:val="left" w:pos="7328"/>
+          <w:tab w:val="left" w:pos="8244"/>
+          <w:tab w:val="left" w:pos="9160"/>
+          <w:tab w:val="left" w:pos="10076"/>
+          <w:tab w:val="left" w:pos="10992"/>
+          <w:tab w:val="left" w:pos="11908"/>
+          <w:tab w:val="left" w:pos="12824"/>
+          <w:tab w:val="left" w:pos="13740"/>
+          <w:tab w:val="left" w:pos="14656"/>
+        </w:tabs>
+        <w:spacing w:after="0" w:line="240" w:lineRule="auto"/>
+        <w:rPr>
+          <w:rFonts w:ascii="Courier New" w:eastAsia="Times New Roman" w:hAnsi="Courier New" w:cs="Courier New"/>
+          <w:kern w:val="0"/>
+          <w:sz w:val="20"/>
+          <w:szCs w:val="20"/>
+          <w:lang w:eastAsia="en-IN"/>
+          <w14:ligatures w14:val="none"/>
+        </w:rPr>
+      </w:pPr>
+      <w:r>
+        <w:rPr>
+          <w:rFonts w:ascii="Courier New" w:eastAsia="Times New Roman" w:hAnsi="Courier New" w:cs="Courier New"/>
+          <w:kern w:val="0"/>
+          <w:sz w:val="20"/>
+          <w:szCs w:val="20"/>
+          <w:lang w:eastAsia="en-IN"/>
+          <w14:ligatures w14:val="none"/>
+        </w:rPr>
+        <w:t xml:space="preserve">       ▼</w:t>
+      </w:r>
+    </w:p>
+    <w:p>
+      <w:pPr>
+        <w:tabs>
+          <w:tab w:val="left" w:pos="916"/>
+          <w:tab w:val="left" w:pos="1832"/>
+          <w:tab w:val="left" w:pos="2748"/>
+          <w:tab w:val="left" w:pos="3664"/>
+          <w:tab w:val="left" w:pos="4580"/>
+          <w:tab w:val="left" w:pos="5496"/>
+          <w:tab w:val="left" w:pos="6412"/>
+          <w:tab w:val="left" w:pos="7328"/>
+          <w:tab w:val="left" w:pos="8244"/>
+          <w:tab w:val="left" w:pos="9160"/>
+          <w:tab w:val="left" w:pos="10076"/>
+          <w:tab w:val="left" w:pos="10992"/>
+          <w:tab w:val="left" w:pos="11908"/>
+          <w:tab w:val="left" w:pos="12824"/>
+          <w:tab w:val="left" w:pos="13740"/>
+          <w:tab w:val="left" w:pos="14656"/>
+        </w:tabs>
+        <w:spacing w:after="0" w:line="240" w:lineRule="auto"/>
+        <w:rPr>
+          <w:rFonts w:ascii="Courier New" w:eastAsia="Times New Roman" w:hAnsi="Courier New" w:cs="Courier New"/>
+          <w:kern w:val="0"/>
+          <w:sz w:val="20"/>
+          <w:szCs w:val="20"/>
+          <w:lang w:eastAsia="en-IN"/>
+          <w14:ligatures w14:val="none"/>
+        </w:rPr>
+      </w:pPr>
+      <w:r>
+        <w:rPr>
+          <w:rFonts w:ascii="Courier New" w:eastAsia="Times New Roman" w:hAnsi="Courier New" w:cs="Courier New"/>
+          <w:kern w:val="0"/>
+          <w:sz w:val="20"/>
+          <w:szCs w:val="20"/>
+          <w:lang w:eastAsia="en-IN"/>
+          <w14:ligatures w14:val="none"/>
+        </w:rPr>
+        <w:t>Database User</w:t>
+      </w:r>
+    </w:p>
+    <w:p>
+      <w:pPr>
+        <w:tabs>
+          <w:tab w:val="left" w:pos="916"/>
+          <w:tab w:val="left" w:pos="1832"/>
+          <w:tab w:val="left" w:pos="2748"/>
+          <w:tab w:val="left" w:pos="3664"/>
+          <w:tab w:val="left" w:pos="4580"/>
+          <w:tab w:val="left" w:pos="5496"/>
+          <w:tab w:val="left" w:pos="6412"/>
+          <w:tab w:val="left" w:pos="7328"/>
+          <w:tab w:val="left" w:pos="8244"/>
+          <w:tab w:val="left" w:pos="9160"/>
+          <w:tab w:val="left" w:pos="10076"/>
+          <w:tab w:val="left" w:pos="10992"/>
+          <w:tab w:val="left" w:pos="11908"/>
+          <w:tab w:val="left" w:pos="12824"/>
+          <w:tab w:val="left" w:pos="13740"/>
+          <w:tab w:val="left" w:pos="14656"/>
+        </w:tabs>
+        <w:spacing w:after="0" w:line="240" w:lineRule="auto"/>
+        <w:rPr>
+          <w:rFonts w:ascii="Courier New" w:eastAsia="Times New Roman" w:hAnsi="Courier New" w:cs="Courier New"/>
+          <w:kern w:val="0"/>
+          <w:sz w:val="20"/>
+          <w:szCs w:val="20"/>
+          <w:lang w:eastAsia="en-IN"/>
+          <w14:ligatures w14:val="none"/>
+        </w:rPr>
+      </w:pPr>
+      <w:r>
+        <w:rPr>
+          <w:rFonts w:ascii="Courier New" w:eastAsia="Times New Roman" w:hAnsi="Courier New" w:cs="Courier New"/>
+          <w:kern w:val="0"/>
+          <w:sz w:val="20"/>
+          <w:szCs w:val="20"/>
+          <w:lang w:eastAsia="en-IN"/>
+          <w14:ligatures w14:val="none"/>
+        </w:rPr>
+        <w:t xml:space="preserve">       │</w:t>
+      </w:r>
+    </w:p>
+    <w:p>
+      <w:pPr>
+        <w:tabs>
+          <w:tab w:val="left" w:pos="916"/>
+          <w:tab w:val="left" w:pos="1832"/>
+          <w:tab w:val="left" w:pos="2748"/>
+          <w:tab w:val="left" w:pos="3664"/>
+          <w:tab w:val="left" w:pos="4580"/>
+          <w:tab w:val="left" w:pos="5496"/>
+          <w:tab w:val="left" w:pos="6412"/>
+          <w:tab w:val="left" w:pos="7328"/>
+          <w:tab w:val="left" w:pos="8244"/>
+          <w:tab w:val="left" w:pos="9160"/>
+          <w:tab w:val="left" w:pos="10076"/>
+          <w:tab w:val="left" w:pos="10992"/>
+          <w:tab w:val="left" w:pos="11908"/>
+          <w:tab w:val="left" w:pos="12824"/>
+          <w:tab w:val="left" w:pos="13740"/>
+          <w:tab w:val="left" w:pos="14656"/>
+        </w:tabs>
+        <w:spacing w:after="0" w:line="240" w:lineRule="auto"/>
+        <w:rPr>
+          <w:rFonts w:ascii="Courier New" w:eastAsia="Times New Roman" w:hAnsi="Courier New" w:cs="Courier New"/>
+          <w:kern w:val="0"/>
+          <w:sz w:val="20"/>
+          <w:szCs w:val="20"/>
+          <w:lang w:eastAsia="en-IN"/>
+          <w14:ligatures w14:val="none"/>
+        </w:rPr>
+      </w:pPr>
+      <w:r>
+        <w:rPr>
+          <w:rFonts w:ascii="Courier New" w:eastAsia="Times New Roman" w:hAnsi="Courier New" w:cs="Courier New"/>
+          <w:kern w:val="0"/>
+          <w:sz w:val="20"/>
+          <w:szCs w:val="20"/>
+          <w:lang w:eastAsia="en-IN"/>
+          <w14:ligatures w14:val="none"/>
+        </w:rPr>
+        <w:t xml:space="preserve">       ▼</w:t>
+      </w:r>
+    </w:p>
+    <w:p>
+      <w:pPr>
+        <w:tabs>
+          <w:tab w:val="left" w:pos="916"/>
+          <w:tab w:val="left" w:pos="1832"/>
+          <w:tab w:val="left" w:pos="2748"/>
+          <w:tab w:val="left" w:pos="3664"/>
+          <w:tab w:val="left" w:pos="4580"/>
+          <w:tab w:val="left" w:pos="5496"/>
+          <w:tab w:val="left" w:pos="6412"/>
+          <w:tab w:val="left" w:pos="7328"/>
+          <w:tab w:val="left" w:pos="8244"/>
+          <w:tab w:val="left" w:pos="9160"/>
+          <w:tab w:val="left" w:pos="10076"/>
+          <w:tab w:val="left" w:pos="10992"/>
+          <w:tab w:val="left" w:pos="11908"/>
+          <w:tab w:val="left" w:pos="12824"/>
+          <w:tab w:val="left" w:pos="13740"/>
+          <w:tab w:val="left" w:pos="14656"/>
+        </w:tabs>
+        <w:spacing w:after="0" w:line="240" w:lineRule="auto"/>
+        <w:rPr>
+          <w:rFonts w:ascii="Courier New" w:eastAsia="Times New Roman" w:hAnsi="Courier New" w:cs="Courier New"/>
+          <w:kern w:val="0"/>
+          <w:sz w:val="20"/>
+          <w:szCs w:val="20"/>
+          <w:lang w:eastAsia="en-IN"/>
+          <w14:ligatures w14:val="none"/>
+        </w:rPr>
+      </w:pPr>
+      <w:r>
+        <w:rPr>
+          <w:rFonts w:ascii="Courier New" w:eastAsia="Times New Roman" w:hAnsi="Courier New" w:cs="Courier New"/>
+          <w:kern w:val="0"/>
+          <w:sz w:val="20"/>
+          <w:szCs w:val="20"/>
+          <w:lang w:eastAsia="en-IN"/>
+          <w14:ligatures w14:val="none"/>
+        </w:rPr>
+        <w:t>Explicit permissions</w:t>
+      </w:r>
+    </w:p>
+    <w:p>
+      <w:pPr>
+        <w:tabs>
+          <w:tab w:val="left" w:pos="916"/>
+          <w:tab w:val="left" w:pos="1832"/>
+          <w:tab w:val="left" w:pos="2748"/>
+          <w:tab w:val="left" w:pos="3664"/>
+          <w:tab w:val="left" w:pos="4580"/>
+          <w:tab w:val="left" w:pos="5496"/>
+          <w:tab w:val="left" w:pos="6412"/>
+          <w:tab w:val="left" w:pos="7328"/>
+          <w:tab w:val="left" w:pos="8244"/>
+          <w:tab w:val="left" w:pos="9160"/>
+          <w:tab w:val="left" w:pos="10076"/>
+          <w:tab w:val="left" w:pos="10992"/>
+          <w:tab w:val="left" w:pos="11908"/>
+          <w:tab w:val="left" w:pos="12824"/>
+          <w:tab w:val="left" w:pos="13740"/>
+          <w:tab w:val="left" w:pos="14656"/>
+        </w:tabs>
+        <w:spacing w:after="0" w:line="240" w:lineRule="auto"/>
+        <w:rPr>
+          <w:rFonts w:ascii="Courier New" w:eastAsia="Times New Roman" w:hAnsi="Courier New" w:cs="Courier New"/>
+          <w:kern w:val="0"/>
+          <w:sz w:val="20"/>
+          <w:szCs w:val="20"/>
+          <w:lang w:eastAsia="en-IN"/>
+          <w14:ligatures w14:val="none"/>
+        </w:rPr>
+      </w:pPr>
+      <w:r>
+        <w:rPr>
+          <w:rFonts w:ascii="Courier New" w:eastAsia="Times New Roman" w:hAnsi="Courier New" w:cs="Courier New"/>
+          <w:kern w:val="0"/>
+          <w:sz w:val="20"/>
+          <w:szCs w:val="20"/>
+          <w:lang w:eastAsia="en-IN"/>
+          <w14:ligatures w14:val="none"/>
+        </w:rPr>
+        <w:t xml:space="preserve">       │</w:t>
+      </w:r>
+    </w:p>
+    <w:p>
+      <w:pPr>
+        <w:tabs>
+          <w:tab w:val="left" w:pos="916"/>
+          <w:tab w:val="left" w:pos="1832"/>
+          <w:tab w:val="left" w:pos="2748"/>
+          <w:tab w:val="left" w:pos="3664"/>
+          <w:tab w:val="left" w:pos="4580"/>
+          <w:tab w:val="left" w:pos="5496"/>
+          <w:tab w:val="left" w:pos="6412"/>
+          <w:tab w:val="left" w:pos="7328"/>
+          <w:tab w:val="left" w:pos="8244"/>
+          <w:tab w:val="left" w:pos="9160"/>
+          <w:tab w:val="left" w:pos="10076"/>
+          <w:tab w:val="left" w:pos="10992"/>
+          <w:tab w:val="left" w:pos="11908"/>
+          <w:tab w:val="left" w:pos="12824"/>
+          <w:tab w:val="left" w:pos="13740"/>
+          <w:tab w:val="left" w:pos="14656"/>
+        </w:tabs>
+        <w:spacing w:after="0" w:line="240" w:lineRule="auto"/>
+        <w:rPr>
+          <w:rFonts w:ascii="Courier New" w:eastAsia="Times New Roman" w:hAnsi="Courier New" w:cs="Courier New"/>
+          <w:kern w:val="0"/>
+          <w:sz w:val="20"/>
+          <w:szCs w:val="20"/>
+          <w:lang w:eastAsia="en-IN"/>
+          <w14:ligatures w14:val="none"/>
+        </w:rPr>
+      </w:pPr>
+      <w:r>
+        <w:rPr>
+          <w:rFonts w:ascii="Courier New" w:eastAsia="Times New Roman" w:hAnsi="Courier New" w:cs="Courier New"/>
+          <w:kern w:val="0"/>
+          <w:sz w:val="20"/>
+          <w:szCs w:val="20"/>
+          <w:lang w:eastAsia="en-IN"/>
+          <w14:ligatures w14:val="none"/>
+        </w:rPr>
+        <w:t xml:space="preserve">       ├── SELECT → </w:t>
+      </w:r>
+      <w:proofErr w:type="spellStart"/>
+      <w:r>
+        <w:rPr>
+          <w:rFonts w:ascii="Courier New" w:eastAsia="Times New Roman" w:hAnsi="Courier New" w:cs="Courier New"/>
+          <w:kern w:val="0"/>
+          <w:sz w:val="20"/>
+          <w:szCs w:val="20"/>
+          <w:lang w:eastAsia="en-IN"/>
+          <w14:ligatures w14:val="none"/>
+        </w:rPr>
+        <w:t>dbo.Customer</w:t>
+      </w:r>
+      <w:proofErr w:type="spellEnd"/>
+    </w:p>
+    <w:p>
+      <w:pPr>
+        <w:tabs>
+          <w:tab w:val="left" w:pos="916"/>
+          <w:tab w:val="left" w:pos="1832"/>
+          <w:tab w:val="left" w:pos="2748"/>
+          <w:tab w:val="left" w:pos="3664"/>
+          <w:tab w:val="left" w:pos="4580"/>
+          <w:tab w:val="left" w:pos="5496"/>
+          <w:tab w:val="left" w:pos="6412"/>
+          <w:tab w:val="left" w:pos="7328"/>
+          <w:tab w:val="left" w:pos="8244"/>
+          <w:tab w:val="left" w:pos="9160"/>
+          <w:tab w:val="left" w:pos="10076"/>
+          <w:tab w:val="left" w:pos="10992"/>
+          <w:tab w:val="left" w:pos="11908"/>
+          <w:tab w:val="left" w:pos="12824"/>
+          <w:tab w:val="left" w:pos="13740"/>
+          <w:tab w:val="left" w:pos="14656"/>
+        </w:tabs>
+        <w:spacing w:after="0" w:line="240" w:lineRule="auto"/>
+        <w:rPr>
+          <w:rFonts w:ascii="Courier New" w:eastAsia="Times New Roman" w:hAnsi="Courier New" w:cs="Courier New"/>
+          <w:kern w:val="0"/>
+          <w:sz w:val="20"/>
+          <w:szCs w:val="20"/>
+          <w:lang w:eastAsia="en-IN"/>
+          <w14:ligatures w14:val="none"/>
+        </w:rPr>
+      </w:pPr>
+      <w:r>
+        <w:rPr>
+          <w:rFonts w:ascii="Courier New" w:eastAsia="Times New Roman" w:hAnsi="Courier New" w:cs="Courier New"/>
+          <w:kern w:val="0"/>
+          <w:sz w:val="20"/>
+          <w:szCs w:val="20"/>
+          <w:lang w:eastAsia="en-IN"/>
+          <w14:ligatures w14:val="none"/>
+        </w:rPr>
+        <w:t xml:space="preserve">       ├── SELECT → </w:t>
+      </w:r>
+      <w:proofErr w:type="spellStart"/>
+      <w:r>
+        <w:rPr>
+          <w:rFonts w:ascii="Courier New" w:eastAsia="Times New Roman" w:hAnsi="Courier New" w:cs="Courier New"/>
+          <w:kern w:val="0"/>
+          <w:sz w:val="20"/>
+          <w:szCs w:val="20"/>
+          <w:lang w:eastAsia="en-IN"/>
+          <w14:ligatures w14:val="none"/>
+        </w:rPr>
+        <w:t>dbo.SalesOrder</w:t>
+      </w:r>
+      <w:proofErr w:type="spellEnd"/>
+    </w:p>
+    <w:p>
+      <w:pPr>
+        <w:tabs>
+          <w:tab w:val="left" w:pos="916"/>
+          <w:tab w:val="left" w:pos="1832"/>
+          <w:tab w:val="left" w:pos="2748"/>
+          <w:tab w:val="left" w:pos="3664"/>
+          <w:tab w:val="left" w:pos="4580"/>
+          <w:tab w:val="left" w:pos="5496"/>
+          <w:tab w:val="left" w:pos="6412"/>
+          <w:tab w:val="left" w:pos="7328"/>
+          <w:tab w:val="left" w:pos="8244"/>
+          <w:tab w:val="left" w:pos="9160"/>
+          <w:tab w:val="left" w:pos="10076"/>
+          <w:tab w:val="left" w:pos="10992"/>
+          <w:tab w:val="left" w:pos="11908"/>
+          <w:tab w:val="left" w:pos="12824"/>
+          <w:tab w:val="left" w:pos="13740"/>
+          <w:tab w:val="left" w:pos="14656"/>
+        </w:tabs>
+        <w:spacing w:after="0" w:line="240" w:lineRule="auto"/>
+        <w:rPr>
+          <w:rFonts w:ascii="Courier New" w:eastAsia="Times New Roman" w:hAnsi="Courier New" w:cs="Courier New"/>
+          <w:kern w:val="0"/>
+          <w:sz w:val="20"/>
+          <w:szCs w:val="20"/>
+          <w:lang w:eastAsia="en-IN"/>
+          <w14:ligatures w14:val="none"/>
+        </w:rPr>
+      </w:pPr>
+      <w:r>
+        <w:rPr>
+          <w:rFonts w:ascii="Courier New" w:eastAsia="Times New Roman" w:hAnsi="Courier New" w:cs="Courier New"/>
+          <w:kern w:val="0"/>
+          <w:sz w:val="20"/>
+          <w:szCs w:val="20"/>
+          <w:lang w:eastAsia="en-IN"/>
+          <w14:ligatures w14:val="none"/>
+        </w:rPr>
+        <w:t xml:space="preserve">       └── No access → </w:t>
+      </w:r>
+      <w:proofErr w:type="spellStart"/>
+      <w:r>
+        <w:rPr>
+          <w:rFonts w:ascii="Courier New" w:eastAsia="Times New Roman" w:hAnsi="Courier New" w:cs="Courier New"/>
+          <w:kern w:val="0"/>
+          <w:sz w:val="20"/>
+          <w:szCs w:val="20"/>
+          <w:lang w:eastAsia="en-IN"/>
+          <w14:ligatures w14:val="none"/>
+        </w:rPr>
+        <w:t>dbo.Employee</w:t>
+      </w:r>
+      <w:proofErr w:type="spellEnd"/>
+    </w:p>
+    <w:p>
+      <w:pPr>
+        <w:spacing w:before="100" w:beforeAutospacing="1" w:after="100" w:afterAutospacing="1" w:line="240" w:lineRule="auto"/>
+        <w:rPr>
+          <w:rFonts w:ascii="Times New Roman" w:eastAsia="Times New Roman" w:hAnsi="Times New Roman" w:cs="Times New Roman"/>
+          <w:kern w:val="0"/>
+          <w:lang w:eastAsia="en-IN"/>
+          <w14:ligatures w14:val="none"/>
+        </w:rPr>
+      </w:pPr>
+      <w:r>
+        <w:rPr>
+          <w:rFonts w:ascii="Times New Roman" w:eastAsia="Times New Roman" w:hAnsi="Times New Roman" w:cs="Times New Roman"/>
+          <w:kern w:val="0"/>
+          <w:lang w:eastAsia="en-IN"/>
+          <w14:ligatures w14:val="none"/>
+        </w:rPr>
+        <w:t xml:space="preserve">If you tell me the </w:t>
+      </w:r>
+      <w:r>
+        <w:rPr>
+          <w:rFonts w:ascii="Times New Roman" w:eastAsia="Times New Roman" w:hAnsi="Times New Roman" w:cs="Times New Roman"/>
+          <w:b/>
+          <w:bCs/>
+          <w:kern w:val="0"/>
+          <w:lang w:eastAsia="en-IN"/>
+          <w14:ligatures w14:val="none"/>
+        </w:rPr>
+        <w:t>database name, Windows AD group/user, and the list of tables</w:t>
+      </w:r>
+      <w:r>
+        <w:rPr>
+          <w:rFonts w:ascii="Times New Roman" w:eastAsia="Times New Roman" w:hAnsi="Times New Roman" w:cs="Times New Roman"/>
+          <w:kern w:val="0"/>
+          <w:lang w:eastAsia="en-IN"/>
+          <w14:ligatures w14:val="none"/>
+        </w:rPr>
+        <w:t>, I can generate the exact SQL script for your environment.</w:t>
       </w:r>
     </w:p>
     <w:p/>
@@ -3738,8 +8647,160 @@
       </w:rPr>
     </w:lvl>
   </w:abstractNum>
+  <w:abstractNum w:abstractNumId="1" w15:restartNumberingAfterBreak="0">
+    <w:nsid w:val="79DF21E3"/>
+    <w:multiLevelType w:val="multilevel"/>
+    <w:tmpl w:val="90BC1034"/>
+    <w:lvl w:ilvl="0">
+      <w:start w:val="1"/>
+      <w:numFmt w:val="bullet"/>
+      <w:lvlText w:val=""/>
+      <w:lvlJc w:val="left"/>
+      <w:pPr>
+        <w:tabs>
+          <w:tab w:val="num" w:pos="720"/>
+        </w:tabs>
+        <w:ind w:left="720" w:hanging="360"/>
+      </w:pPr>
+      <w:rPr>
+        <w:rFonts w:ascii="Symbol" w:hAnsi="Symbol" w:hint="default"/>
+        <w:sz w:val="20"/>
+      </w:rPr>
+    </w:lvl>
+    <w:lvl w:ilvl="1" w:tentative="1">
+      <w:start w:val="1"/>
+      <w:numFmt w:val="bullet"/>
+      <w:lvlText w:val="o"/>
+      <w:lvlJc w:val="left"/>
+      <w:pPr>
+        <w:tabs>
+          <w:tab w:val="num" w:pos="1440"/>
+        </w:tabs>
+        <w:ind w:left="1440" w:hanging="360"/>
+      </w:pPr>
+      <w:rPr>
+        <w:rFonts w:ascii="Courier New" w:hAnsi="Courier New" w:hint="default"/>
+        <w:sz w:val="20"/>
+      </w:rPr>
+    </w:lvl>
+    <w:lvl w:ilvl="2" w:tentative="1">
+      <w:start w:val="1"/>
+      <w:numFmt w:val="bullet"/>
+      <w:lvlText w:val=""/>
+      <w:lvlJc w:val="left"/>
+      <w:pPr>
+        <w:tabs>
+          <w:tab w:val="num" w:pos="2160"/>
+        </w:tabs>
+        <w:ind w:left="2160" w:hanging="360"/>
+      </w:pPr>
+      <w:rPr>
+        <w:rFonts w:ascii="Wingdings" w:hAnsi="Wingdings" w:hint="default"/>
+        <w:sz w:val="20"/>
+      </w:rPr>
+    </w:lvl>
+    <w:lvl w:ilvl="3" w:tentative="1">
+      <w:start w:val="1"/>
+      <w:numFmt w:val="bullet"/>
+      <w:lvlText w:val=""/>
+      <w:lvlJc w:val="left"/>
+      <w:pPr>
+        <w:tabs>
+          <w:tab w:val="num" w:pos="2880"/>
+        </w:tabs>
+        <w:ind w:left="2880" w:hanging="360"/>
+      </w:pPr>
+      <w:rPr>
+        <w:rFonts w:ascii="Wingdings" w:hAnsi="Wingdings" w:hint="default"/>
+        <w:sz w:val="20"/>
+      </w:rPr>
+    </w:lvl>
+    <w:lvl w:ilvl="4" w:tentative="1">
+      <w:start w:val="1"/>
+      <w:numFmt w:val="bullet"/>
+      <w:lvlText w:val=""/>
+      <w:lvlJc w:val="left"/>
+      <w:pPr>
+        <w:tabs>
+          <w:tab w:val="num" w:pos="3600"/>
+        </w:tabs>
+        <w:ind w:left="3600" w:hanging="360"/>
+      </w:pPr>
+      <w:rPr>
+        <w:rFonts w:ascii="Wingdings" w:hAnsi="Wingdings" w:hint="default"/>
+        <w:sz w:val="20"/>
+      </w:rPr>
+    </w:lvl>
+    <w:lvl w:ilvl="5" w:tentative="1">
+      <w:start w:val="1"/>
+      <w:numFmt w:val="bullet"/>
+      <w:lvlText w:val=""/>
+      <w:lvlJc w:val="left"/>
+      <w:pPr>
+        <w:tabs>
+          <w:tab w:val="num" w:pos="4320"/>
+        </w:tabs>
+        <w:ind w:left="4320" w:hanging="360"/>
+      </w:pPr>
+      <w:rPr>
+        <w:rFonts w:ascii="Wingdings" w:hAnsi="Wingdings" w:hint="default"/>
+        <w:sz w:val="20"/>
+      </w:rPr>
+    </w:lvl>
+    <w:lvl w:ilvl="6" w:tentative="1">
+      <w:start w:val="1"/>
+      <w:numFmt w:val="bullet"/>
+      <w:lvlText w:val=""/>
+      <w:lvlJc w:val="left"/>
+      <w:pPr>
+        <w:tabs>
+          <w:tab w:val="num" w:pos="5040"/>
+        </w:tabs>
+        <w:ind w:left="5040" w:hanging="360"/>
+      </w:pPr>
+      <w:rPr>
+        <w:rFonts w:ascii="Wingdings" w:hAnsi="Wingdings" w:hint="default"/>
+        <w:sz w:val="20"/>
+      </w:rPr>
+    </w:lvl>
+    <w:lvl w:ilvl="7" w:tentative="1">
+      <w:start w:val="1"/>
+      <w:numFmt w:val="bullet"/>
+      <w:lvlText w:val=""/>
+      <w:lvlJc w:val="left"/>
+      <w:pPr>
+        <w:tabs>
+          <w:tab w:val="num" w:pos="5760"/>
+        </w:tabs>
+        <w:ind w:left="5760" w:hanging="360"/>
+      </w:pPr>
+      <w:rPr>
+        <w:rFonts w:ascii="Wingdings" w:hAnsi="Wingdings" w:hint="default"/>
+        <w:sz w:val="20"/>
+      </w:rPr>
+    </w:lvl>
+    <w:lvl w:ilvl="8" w:tentative="1">
+      <w:start w:val="1"/>
+      <w:numFmt w:val="bullet"/>
+      <w:lvlText w:val=""/>
+      <w:lvlJc w:val="left"/>
+      <w:pPr>
+        <w:tabs>
+          <w:tab w:val="num" w:pos="6480"/>
+        </w:tabs>
+        <w:ind w:left="6480" w:hanging="360"/>
+      </w:pPr>
+      <w:rPr>
+        <w:rFonts w:ascii="Wingdings" w:hAnsi="Wingdings" w:hint="default"/>
+        <w:sz w:val="20"/>
+      </w:rPr>
+    </w:lvl>
+  </w:abstractNum>
   <w:num w:numId="1" w16cid:durableId="1730109596">
     <w:abstractNumId w:val="0"/>
+  </w:num>
+  <w:num w:numId="2" w16cid:durableId="1900631209">
+    <w:abstractNumId w:val="1"/>
   </w:num>
 </w:numbering>
 </file>
